--- a/Lab 1 Excel Analysis Worksheet-1.docx
+++ b/Lab 1 Excel Analysis Worksheet-1.docx
@@ -75,7 +75,7 @@
               </wp:anchor>
             </w:drawing>
           </mc:Choice>
-          <mc:Fallback xmlns:w16du="http://schemas.microsoft.com/office/word/2023/wordml/word16du" xmlns:w16sdtfl="http://schemas.microsoft.com/office/word/2024/wordml/sdtformatlock">
+          <mc:Fallback xmlns:w16sdtfl="http://schemas.microsoft.com/office/word/2024/wordml/sdtformatlock" xmlns:w16du="http://schemas.microsoft.com/office/word/2023/wordml/word16du">
             <w:pict>
               <v:shapetype w14:anchorId="78E96197" id="_x0000_t32" coordsize="21600,21600" o:spt="32" o:oned="t" path="m,l21600,21600e" filled="f">
                 <v:path arrowok="t" fillok="f" o:connecttype="none"/>
@@ -97,6 +97,12 @@
           <w:i/>
         </w:rPr>
         <w:t xml:space="preserve"> </w:t>
+      </w:r>
+      <w:r>
+        <w:rPr>
+          <w:i/>
+        </w:rPr>
+        <w:t>Duy Nguyen</w:t>
       </w:r>
     </w:p>
     <w:p>
@@ -179,7 +185,7 @@
               </wp:anchor>
             </w:drawing>
           </mc:Choice>
-          <mc:Fallback xmlns:w16du="http://schemas.microsoft.com/office/word/2023/wordml/word16du" xmlns:w16sdtfl="http://schemas.microsoft.com/office/word/2024/wordml/sdtformatlock">
+          <mc:Fallback xmlns:w16sdtfl="http://schemas.microsoft.com/office/word/2024/wordml/sdtformatlock" xmlns:w16du="http://schemas.microsoft.com/office/word/2023/wordml/word16du">
             <w:pict>
               <v:shape w14:anchorId="787441BD" id="Straight Arrow Connector 1" o:spid="_x0000_s1026" type="#_x0000_t32" style="position:absolute;margin-left:1in;margin-top:12pt;width:414pt;height:0;z-index:251660288;visibility:visible;mso-wrap-style:square;mso-width-percent:0;mso-height-percent:0;mso-wrap-distance-left:9pt;mso-wrap-distance-top:0;mso-wrap-distance-right:9pt;mso-wrap-distance-bottom:0;mso-position-horizontal:absolute;mso-position-horizontal-relative:text;mso-position-vertical:absolute;mso-position-vertical-relative:text;mso-width-percent:0;mso-height-percent:0;mso-width-relative:page;mso-height-relative:page" o:gfxdata="UEsDBBQABgAIAAAAIQC2gziS/gAAAOEBAAATAAAAW0NvbnRlbnRfVHlwZXNdLnhtbJSRQU7DMBBF 90jcwfIWJU67QAgl6YK0S0CoHGBkTxKLZGx5TGhvj5O2G0SRWNoz/78nu9wcxkFMGNg6quQqL6RA 0s5Y6ir5vt9lD1JwBDIwOMJKHpHlpr69KfdHjyxSmriSfYz+USnWPY7AufNIadK6MEJMx9ApD/oD OlTrorhX2lFEilmcO2RdNtjC5xDF9pCuTyYBB5bi6bQ4syoJ3g9WQ0ymaiLzg5KdCXlKLjvcW893 SUOqXwnz5DrgnHtJTxOsQfEKIT7DmDSUCaxw7Rqn8787ZsmRM9e2VmPeBN4uqYvTtW7jvijg9N/y JsXecLq0q+WD6m8AAAD//wMAUEsDBBQABgAIAAAAIQA4/SH/1gAAAJQBAAALAAAAX3JlbHMvLnJl bHOkkMFqwzAMhu+DvYPRfXGawxijTi+j0GvpHsDYimMaW0Yy2fr2M4PBMnrbUb/Q94l/f/hMi1qR JVI2sOt6UJgd+ZiDgffL8ekFlFSbvV0oo4EbChzGx4f9GRdb25HMsYhqlCwG5lrLq9biZkxWOiqY 22YiTra2kYMu1l1tQD30/bPm3wwYN0x18gb45AdQl1tp5j/sFB2T0FQ7R0nTNEV3j6o9feQzro1i OWA14Fm+Q8a1a8+Bvu/d/dMb2JY5uiPbhG/ktn4cqGU/er3pcvwCAAD//wMAUEsDBBQABgAIAAAA IQBm6ndLtwEAAFYDAAAOAAAAZHJzL2Uyb0RvYy54bWysU8Fu2zAMvQ/YPwi6L3YCdOuMOD2k6y7d FqDdBzCSbAuTRYFUYufvJ6lJWmy3YT4IlEg+Pj7S67t5dOJoiC36Vi4XtRTGK9TW9638+fzw4VYK juA1OPSmlSfD8m7z/t16Co1Z4YBOGxIJxHMzhVYOMYamqlgNZgReYDA+OTukEWK6Ul9pgimhj65a 1fXHakLSgVAZ5vR6/+KUm4LfdUbFH13HJgrXysQtlpPKuc9ntVlD0xOEwaozDfgHFiNYn4peoe4h gjiQ/QtqtIqQsYsLhWOFXWeVKT2kbpb1H908DRBM6SWJw+EqE/8/WPX9uPU7ytTV7J/CI6pfLDxu B/C9KQSeTyENbpmlqqbAzTUlXzjsSOynb6hTDBwiFhXmjsYMmfoTcxH7dBXbzFGo9Hizuvl0W6eZ qIuvguaSGIjjV4OjyEYrORLYfohb9D6NFGlZysDxkWOmBc0lIVf1+GCdK5N1Xkyt/JxqlQRGZ3V2 5jCmfr91JI6Qd6N8pcfkeRtGePC6gA0G9JezHcG6FzsVd/4sTVYjrx43e9SnHV0kS8MrLM+Llrfj 7b1kv/4Om98AAAD//wMAUEsDBBQABgAIAAAAIQDuwYQW2wAAAAkBAAAPAAAAZHJzL2Rvd25yZXYu eG1sTE9NT8MwDL0j8R8iI3FBW7pqwFaaThMSB45sk7h6jWkLjVM16Vr26/HEAU72s5/eR76ZXKtO 1IfGs4HFPAFFXHrbcGXgsH+ZrUCFiGyx9UwGvinApri+yjGzfuQ3Ou1ipUSEQ4YG6hi7TOtQ1uQw zH1HLL8P3zuMAvtK2x5HEXetTpPkQTtsWBxq7Oi5pvJrNzgDFIb7RbJdu+rweh7v3tPz59jtjbm9 mbZPoCJN8Y8Ml/gSHQrJdPQD26BawculdIkG0ssUwvoxleX4e9BFrv83KH4AAAD//wMAUEsBAi0A FAAGAAgAAAAhALaDOJL+AAAA4QEAABMAAAAAAAAAAAAAAAAAAAAAAFtDb250ZW50X1R5cGVzXS54 bWxQSwECLQAUAAYACAAAACEAOP0h/9YAAACUAQAACwAAAAAAAAAAAAAAAAAvAQAAX3JlbHMvLnJl bHNQSwECLQAUAAYACAAAACEAZup3S7cBAABWAwAADgAAAAAAAAAAAAAAAAAuAgAAZHJzL2Uyb0Rv Yy54bWxQSwECLQAUAAYACAAAACEA7sGEFtsAAAAJAQAADwAAAAAAAAAAAAAAAAARBAAAZHJzL2Rv d25yZXYueG1sUEsFBgAAAAAEAAQA8wAAABkFAAAAAA== "/>
             </w:pict>
@@ -191,6 +197,24 @@
           <w:i/>
         </w:rPr>
         <w:t>Lab Partner(s):</w:t>
+      </w:r>
+      <w:r>
+        <w:rPr>
+          <w:i/>
+        </w:rPr>
+        <w:t xml:space="preserve"> Brayan </w:t>
+      </w:r>
+      <w:r>
+        <w:rPr>
+          <w:i/>
+        </w:rPr>
+        <w:t>Hernandez</w:t>
+      </w:r>
+      <w:r>
+        <w:rPr>
+          <w:i/>
+        </w:rPr>
+        <w:t xml:space="preserve">, Ryan Dunford </w:t>
       </w:r>
     </w:p>
     <w:p/>
@@ -542,30 +566,7 @@
                 <w:b/>
                 <w:i/>
               </w:rPr>
-              <w:t xml:space="preserve"> </w:t>
-            </w:r>
-            <w:proofErr w:type="gramStart"/>
-            <w:r>
-              <w:rPr>
-                <w:b/>
-                <w:i/>
-              </w:rPr>
-              <w:t xml:space="preserve">( </w:t>
-            </w:r>
-            <w:r>
-              <w:rPr>
-                <w:b/>
-                <w:i/>
-              </w:rPr>
-              <w:t xml:space="preserve"> </w:t>
-            </w:r>
-            <w:proofErr w:type="gramEnd"/>
-            <w:r>
-              <w:rPr>
-                <w:b/>
-                <w:i/>
-              </w:rPr>
-              <w:t xml:space="preserve">  </w:t>
+              <w:t xml:space="preserve"> (</w:t>
             </w:r>
             <w:r>
               <w:rPr>
@@ -579,14 +580,7 @@
                 <w:b/>
                 <w:i/>
               </w:rPr>
-              <w:t xml:space="preserve"> </w:t>
-            </w:r>
-            <w:r>
-              <w:rPr>
-                <w:b/>
-                <w:i/>
-              </w:rPr>
-              <w:t xml:space="preserve">  )</w:t>
+              <w:t>)</w:t>
             </w:r>
           </w:p>
         </w:tc>
@@ -627,7 +621,6 @@
               </w:rPr>
               <w:t xml:space="preserve"> (</w:t>
             </w:r>
-            <w:proofErr w:type="gramStart"/>
             <w:r>
               <w:rPr>
                 <w:b/>
@@ -640,9 +633,8 @@
                 <w:b/>
                 <w:i/>
               </w:rPr>
-              <w:t xml:space="preserve"> )</w:t>
-            </w:r>
-            <w:proofErr w:type="gramEnd"/>
+              <w:t>)</w:t>
+            </w:r>
           </w:p>
         </w:tc>
         <w:tc>
@@ -692,27 +684,28 @@
             <w:tcW w:w="1980" w:type="dxa"/>
           </w:tcPr>
           <w:p>
-            <w:r>
-              <w:t>1</w:t>
-            </w:r>
-            <w:r>
-              <w:t>8</w:t>
-            </w:r>
-            <w:r>
-              <w:t>2</w:t>
-            </w:r>
-            <w:r>
-              <w:t>.1</w:t>
+            <w:pPr>
+              <w:jc w:val="center"/>
+            </w:pPr>
+            <w:r>
+              <w:t>182</w:t>
             </w:r>
           </w:p>
         </w:tc>
         <w:tc>
           <w:tcPr>
             <w:tcW w:w="3156" w:type="dxa"/>
+            <w:vAlign w:val="center"/>
           </w:tcPr>
           <w:p>
-            <w:r>
-              <w:t>1.821</w:t>
+            <w:pPr>
+              <w:jc w:val="center"/>
+            </w:pPr>
+            <w:r>
+              <w:rPr>
+                <w:color w:val="000000"/>
+              </w:rPr>
+              <w:t>1.82</w:t>
             </w:r>
           </w:p>
         </w:tc>
@@ -746,18 +739,28 @@
             <w:tcW w:w="1980" w:type="dxa"/>
           </w:tcPr>
           <w:p>
-            <w:r>
-              <w:t>184.15</w:t>
+            <w:pPr>
+              <w:jc w:val="center"/>
+            </w:pPr>
+            <w:r>
+              <w:t>184</w:t>
             </w:r>
           </w:p>
         </w:tc>
         <w:tc>
           <w:tcPr>
             <w:tcW w:w="3156" w:type="dxa"/>
+            <w:vAlign w:val="center"/>
           </w:tcPr>
           <w:p>
-            <w:r>
-              <w:t>1.8415</w:t>
+            <w:pPr>
+              <w:jc w:val="center"/>
+            </w:pPr>
+            <w:r>
+              <w:rPr>
+                <w:color w:val="000000"/>
+              </w:rPr>
+              <w:t>1.84</w:t>
             </w:r>
           </w:p>
         </w:tc>
@@ -791,18 +794,28 @@
             <w:tcW w:w="1980" w:type="dxa"/>
           </w:tcPr>
           <w:p>
-            <w:r>
-              <w:t>185.42</w:t>
+            <w:pPr>
+              <w:jc w:val="center"/>
+            </w:pPr>
+            <w:r>
+              <w:t>185</w:t>
             </w:r>
           </w:p>
         </w:tc>
         <w:tc>
           <w:tcPr>
             <w:tcW w:w="3156" w:type="dxa"/>
+            <w:vAlign w:val="center"/>
           </w:tcPr>
           <w:p>
-            <w:r>
-              <w:t>1.8542</w:t>
+            <w:pPr>
+              <w:jc w:val="center"/>
+            </w:pPr>
+            <w:r>
+              <w:rPr>
+                <w:color w:val="000000"/>
+              </w:rPr>
+              <w:t>1.85</w:t>
             </w:r>
           </w:p>
         </w:tc>
@@ -836,6 +849,9 @@
             <w:tcW w:w="1980" w:type="dxa"/>
           </w:tcPr>
           <w:p>
+            <w:pPr>
+              <w:jc w:val="center"/>
+            </w:pPr>
             <w:r>
               <w:t>1</w:t>
             </w:r>
@@ -843,23 +859,24 @@
               <w:t>7</w:t>
             </w:r>
             <w:r>
-              <w:t>5</w:t>
-            </w:r>
-            <w:r>
-              <w:t>.</w:t>
-            </w:r>
-            <w:r>
-              <w:t>861</w:t>
+              <w:t>6</w:t>
             </w:r>
           </w:p>
         </w:tc>
         <w:tc>
           <w:tcPr>
             <w:tcW w:w="3156" w:type="dxa"/>
+            <w:vAlign w:val="center"/>
           </w:tcPr>
           <w:p>
-            <w:r>
-              <w:t>1.75861</w:t>
+            <w:pPr>
+              <w:jc w:val="center"/>
+            </w:pPr>
+            <w:r>
+              <w:rPr>
+                <w:color w:val="000000"/>
+              </w:rPr>
+              <w:t>1.76</w:t>
             </w:r>
           </w:p>
         </w:tc>
@@ -869,13 +886,14 @@
           </w:tcPr>
           <w:p>
             <w:r>
-              <w:t xml:space="preserve">Digital </w:t>
-            </w:r>
-            <w:proofErr w:type="spellStart"/>
-            <w:r>
-              <w:t>Calipeh</w:t>
-            </w:r>
-            <w:proofErr w:type="spellEnd"/>
+              <w:t>Electronic</w:t>
+            </w:r>
+            <w:r>
+              <w:t xml:space="preserve"> Calipe</w:t>
+            </w:r>
+            <w:r>
+              <w:t>r</w:t>
+            </w:r>
           </w:p>
         </w:tc>
       </w:tr>
@@ -1272,10 +1290,14 @@
         <w:tc>
           <w:tcPr>
             <w:tcW w:w="2340" w:type="dxa"/>
+            <w:vAlign w:val="center"/>
           </w:tcPr>
           <w:p>
             <w:r>
-              <w:t>1.821</w:t>
+              <w:rPr>
+                <w:color w:val="000000"/>
+              </w:rPr>
+              <w:t>1.82</w:t>
             </w:r>
           </w:p>
         </w:tc>
@@ -1320,10 +1342,14 @@
         <w:tc>
           <w:tcPr>
             <w:tcW w:w="2340" w:type="dxa"/>
+            <w:vAlign w:val="center"/>
           </w:tcPr>
           <w:p>
             <w:r>
-              <w:t>1.8415</w:t>
+              <w:rPr>
+                <w:color w:val="000000"/>
+              </w:rPr>
+              <w:t>1.84</w:t>
             </w:r>
           </w:p>
         </w:tc>
@@ -1368,10 +1394,14 @@
         <w:tc>
           <w:tcPr>
             <w:tcW w:w="2340" w:type="dxa"/>
+            <w:vAlign w:val="center"/>
           </w:tcPr>
           <w:p>
             <w:r>
-              <w:t>1.8542</w:t>
+              <w:rPr>
+                <w:color w:val="000000"/>
+              </w:rPr>
+              <w:t>1.85</w:t>
             </w:r>
           </w:p>
         </w:tc>
@@ -1416,10 +1446,14 @@
         <w:tc>
           <w:tcPr>
             <w:tcW w:w="2340" w:type="dxa"/>
+            <w:vAlign w:val="center"/>
           </w:tcPr>
           <w:p>
             <w:r>
-              <w:t>1.75861</w:t>
+              <w:rPr>
+                <w:color w:val="000000"/>
+              </w:rPr>
+              <w:t>1.76</w:t>
             </w:r>
           </w:p>
         </w:tc>
@@ -1614,32 +1648,8 @@
         <w:t>Error analysis equations</w:t>
       </w:r>
       <w:r>
-        <w:t xml:space="preserve"> – </w:t>
-      </w:r>
-      <w:bookmarkStart w:id="0" w:name="_Hlk138922584"/>
-      <w:r>
-        <w:rPr>
-          <w:b/>
-          <w:i/>
-          <w:u w:val="single"/>
-        </w:rPr>
-        <w:t>Show</w:t>
-      </w:r>
-      <w:r>
-        <w:rPr>
-          <w:b/>
-          <w:i/>
-        </w:rPr>
-        <w:t xml:space="preserve"> your calculations</w:t>
-      </w:r>
-      <w:r>
-        <w:rPr>
-          <w:b/>
-          <w:i/>
-        </w:rPr>
-        <w:t>.</w:t>
-      </w:r>
-      <w:bookmarkEnd w:id="0"/>
+        <w:t xml:space="preserve"> </w:t>
+      </w:r>
     </w:p>
     <w:p>
       <w:pPr>
@@ -1688,10 +1698,10 @@
             <v:path o:extrusionok="f" gradientshapeok="t" o:connecttype="rect"/>
             <o:lock v:ext="edit" aspectratio="t"/>
           </v:shapetype>
-          <v:shape id="_x0000_i1025" type="#_x0000_t75" style="width:139.8pt;height:31.2pt" o:ole="">
+          <v:shape id="_x0000_i1025" type="#_x0000_t75" style="width:139.85pt;height:31.1pt" o:ole="">
             <v:imagedata r:id="rId8" o:title=""/>
           </v:shape>
-          <o:OLEObject Type="Embed" ProgID="Equation.3" ShapeID="_x0000_i1025" DrawAspect="Content" ObjectID="_1849341804" r:id="rId9"/>
+          <o:OLEObject Type="Embed" ProgID="Equation.3" ShapeID="_x0000_i1025" DrawAspect="Content" ObjectID="_1849362523" r:id="rId9"/>
         </w:object>
       </w:r>
       <w:r>
@@ -1699,7 +1709,7 @@
           <w:sz w:val="28"/>
           <w:szCs w:val="28"/>
         </w:rPr>
-        <w:t xml:space="preserve">              </w:t>
+        <w:t xml:space="preserve">   </w:t>
       </w:r>
       <w:r>
         <w:t xml:space="preserve">where </w:t>
@@ -1721,7 +1731,6 @@
       <w:r>
         <w:t xml:space="preserve"> = </w:t>
       </w:r>
-      <w:proofErr w:type="spellStart"/>
       <w:r>
         <w:rPr>
           <w:i/>
@@ -1735,17 +1744,26 @@
         </w:rPr>
         <w:t>th</w:t>
       </w:r>
-      <w:proofErr w:type="spellEnd"/>
       <w:r>
         <w:t xml:space="preserve"> experimental value</w:t>
       </w:r>
     </w:p>
     <w:p>
       <w:pPr>
-        <w:ind w:left="5760"/>
-      </w:pPr>
-      <w:r>
-        <w:t xml:space="preserve">           n</w:t>
+        <w:ind w:left="5040"/>
+      </w:pPr>
+      <w:r>
+        <w:t xml:space="preserve">  </w:t>
+      </w:r>
+      <w:r>
+        <w:rPr>
+          <w:bCs/>
+          <w:iCs/>
+        </w:rPr>
+        <w:t>(</w:t>
+      </w:r>
+      <w:r>
+        <w:t>n</w:t>
       </w:r>
       <w:r>
         <w:t xml:space="preserve"> = no. of experimental </w:t>
@@ -1756,6 +1774,125 @@
       <w:r>
         <w:t>alues</w:t>
       </w:r>
+      <w:r>
+        <w:rPr>
+          <w:bCs/>
+          <w:iCs/>
+        </w:rPr>
+        <w:t>)</w:t>
+      </w:r>
+    </w:p>
+    <w:p>
+      <w:pPr>
+        <w:rPr>
+          <w:u w:val="single"/>
+        </w:rPr>
+      </w:pPr>
+      <w:r>
+        <w:rPr>
+          <w:b/>
+          <w:i/>
+          <w:u w:val="single"/>
+        </w:rPr>
+        <w:t>Show your calculations</w:t>
+      </w:r>
+      <w:r>
+        <w:rPr>
+          <w:b/>
+          <w:i/>
+          <w:u w:val="single"/>
+        </w:rPr>
+        <w:t>.</w:t>
+      </w:r>
+      <w:r>
+        <w:rPr>
+          <w:u w:val="single"/>
+        </w:rPr>
+        <w:t xml:space="preserve">  </w:t>
+      </w:r>
+    </w:p>
+    <w:p>
+      <w:pPr>
+        <w:rPr>
+          <w:u w:val="single"/>
+        </w:rPr>
+      </w:pPr>
+      <m:oMathPara>
+        <m:oMath>
+          <m:acc>
+            <m:accPr>
+              <m:chr m:val="̅"/>
+              <m:ctrlPr>
+                <w:rPr>
+                  <w:rFonts w:ascii="Cambria Math" w:hAnsi="Cambria Math"/>
+                  <w:lang w:val=""/>
+                </w:rPr>
+              </m:ctrlPr>
+            </m:accPr>
+            <m:e>
+              <m:r>
+                <w:rPr>
+                  <w:rFonts w:ascii="Cambria Math" w:hAnsi="Cambria Math"/>
+                  <w:lang w:val=""/>
+                </w:rPr>
+                <m:t>x</m:t>
+              </m:r>
+            </m:e>
+          </m:acc>
+          <m:r>
+            <m:rPr>
+              <m:sty m:val="p"/>
+            </m:rPr>
+            <w:rPr>
+              <w:rFonts w:ascii="Cambria Math" w:hAnsi="Cambria Math"/>
+              <w:lang w:val=""/>
+            </w:rPr>
+            <m:t>=</m:t>
+          </m:r>
+          <m:f>
+            <m:fPr>
+              <m:ctrlPr>
+                <w:rPr>
+                  <w:rFonts w:ascii="Cambria Math" w:hAnsi="Cambria Math"/>
+                  <w:i/>
+                  <w:lang w:val=""/>
+                </w:rPr>
+              </m:ctrlPr>
+            </m:fPr>
+            <m:num>
+              <m:r>
+                <w:rPr>
+                  <w:rFonts w:ascii="Cambria Math" w:hAnsi="Cambria Math"/>
+                  <w:lang w:val=""/>
+                </w:rPr>
+                <m:t>1.82m+1.84m+1.85m+1.76m</m:t>
+              </m:r>
+            </m:num>
+            <m:den>
+              <m:r>
+                <w:rPr>
+                  <w:rFonts w:ascii="Cambria Math" w:hAnsi="Cambria Math"/>
+                  <w:lang w:val=""/>
+                </w:rPr>
+                <m:t>4</m:t>
+              </m:r>
+            </m:den>
+          </m:f>
+          <m:r>
+            <w:rPr>
+              <w:rFonts w:ascii="Cambria Math" w:hAnsi="Cambria Math"/>
+              <w:lang w:val=""/>
+            </w:rPr>
+            <m:t>=1.8175m</m:t>
+          </m:r>
+        </m:oMath>
+      </m:oMathPara>
+    </w:p>
+    <w:p/>
+    <w:p>
+      <w:pPr>
+        <w:ind w:left="720"/>
+      </w:pPr>
     </w:p>
     <w:p>
       <w:pPr>
@@ -1850,7 +1987,7 @@
               </wp:anchor>
             </w:drawing>
           </mc:Choice>
-          <mc:Fallback xmlns:w16du="http://schemas.microsoft.com/office/word/2023/wordml/word16du" xmlns:w16sdtfl="http://schemas.microsoft.com/office/word/2024/wordml/sdtformatlock">
+          <mc:Fallback xmlns:w16sdtfl="http://schemas.microsoft.com/office/word/2024/wordml/sdtformatlock" xmlns:w16du="http://schemas.microsoft.com/office/word/2023/wordml/word16du">
             <w:pict>
               <v:shape w14:anchorId="184E4083" id="Straight Arrow Connector 16" o:spid="_x0000_s1026" type="#_x0000_t32" style="position:absolute;margin-left:90pt;margin-top:13.6pt;width:153.15pt;height:0;z-index:251662336;visibility:visible;mso-wrap-style:square;mso-width-percent:0;mso-height-percent:0;mso-wrap-distance-left:9pt;mso-wrap-distance-top:0;mso-wrap-distance-right:9pt;mso-wrap-distance-bottom:0;mso-position-horizontal:absolute;mso-position-horizontal-relative:text;mso-position-vertical:absolute;mso-position-vertical-relative:text;mso-width-percent:0;mso-height-percent:0;mso-width-relative:page;mso-height-relative:page" o:gfxdata="UEsDBBQABgAIAAAAIQC2gziS/gAAAOEBAAATAAAAW0NvbnRlbnRfVHlwZXNdLnhtbJSRQU7DMBBF 90jcwfIWJU67QAgl6YK0S0CoHGBkTxKLZGx5TGhvj5O2G0SRWNoz/78nu9wcxkFMGNg6quQqL6RA 0s5Y6ir5vt9lD1JwBDIwOMJKHpHlpr69KfdHjyxSmriSfYz+USnWPY7AufNIadK6MEJMx9ApD/oD OlTrorhX2lFEilmcO2RdNtjC5xDF9pCuTyYBB5bi6bQ4syoJ3g9WQ0ymaiLzg5KdCXlKLjvcW893 SUOqXwnz5DrgnHtJTxOsQfEKIT7DmDSUCaxw7Rqn8787ZsmRM9e2VmPeBN4uqYvTtW7jvijg9N/y JsXecLq0q+WD6m8AAAD//wMAUEsDBBQABgAIAAAAIQA4/SH/1gAAAJQBAAALAAAAX3JlbHMvLnJl bHOkkMFqwzAMhu+DvYPRfXGawxijTi+j0GvpHsDYimMaW0Yy2fr2M4PBMnrbUb/Q94l/f/hMi1qR JVI2sOt6UJgd+ZiDgffL8ekFlFSbvV0oo4EbChzGx4f9GRdb25HMsYhqlCwG5lrLq9biZkxWOiqY 22YiTra2kYMu1l1tQD30/bPm3wwYN0x18gb45AdQl1tp5j/sFB2T0FQ7R0nTNEV3j6o9feQzro1i OWA14Fm+Q8a1a8+Bvu/d/dMb2JY5uiPbhG/ktn4cqGU/er3pcvwCAAD//wMAUEsDBBQABgAIAAAA IQBFn2gBuAEAAFYDAAAOAAAAZHJzL2Uyb0RvYy54bWysU8Fu2zAMvQ/YPwi6L7aDZViNOD2k6y7d FqDdBzCybAuVRYFUYufvJ6lJWmy3oT4IlEg+Pj7S69t5tOKoiQ26RlaLUgrtFLbG9Y38/XT/6asU HMC1YNHpRp40y9vNxw/rydd6iQPaVpOIII7ryTdyCMHXRcFq0CPwAr120dkhjRDilfqiJZgi+miL ZVl+KSak1hMqzRxf716ccpPxu06r8KvrWAdhGxm5hXxSPvfpLDZrqHsCPxh1pgH/wWIE42LRK9Qd BBAHMv9AjUYRMnZhoXAssOuM0rmH2E1V/tXN4wBe516iOOyvMvH7waqfx63bUaKuZvfoH1A9s3C4 HcD1OhN4Ovk4uCpJVUye62tKurDfkdhPP7CNMXAImFWYOxoTZOxPzFns01VsPQeh4mN183lVlisp 1MVXQH1J9MThu8ZRJKORHAhMP4QtOhdHilTlMnB84JBoQX1JSFUd3htr82StE1Mjb1bLVU5gtKZN zhTG1O+3lsQR0m7kL/cYPW/DCA+uzWCDhvbb2Q5g7Isdi1t3liapkVaP6z22px1dJIvDyyzPi5a2 4+09Z7/+Dps/AAAA//8DAFBLAwQUAAYACAAAACEAu2029d0AAAAJAQAADwAAAGRycy9kb3ducmV2 LnhtbEyPwU7DMBBE70j9B2uRekHUbgolhDhVhdQDR9pKXN14SQLxOoqdJvTrWcQBjjM7mn2TbybX ijP2ofGkYblQIJBKbxuqNBwPu9sURIiGrGk9oYYvDLApZle5yawf6RXP+1gJLqGQGQ11jF0mZShr dCYsfIfEt3ffOxNZ9pW0vRm53LUyUWotnWmIP9Smw+cay8/94DRgGO6XavvoquPLZbx5Sy4fY3fQ en49bZ9ARJziXxh+8BkdCmY6+YFsEC3rVPGWqCF5SEBw4C5dr0Ccfg1Z5PL/guIbAAD//wMAUEsB Ai0AFAAGAAgAAAAhALaDOJL+AAAA4QEAABMAAAAAAAAAAAAAAAAAAAAAAFtDb250ZW50X1R5cGVz XS54bWxQSwECLQAUAAYACAAAACEAOP0h/9YAAACUAQAACwAAAAAAAAAAAAAAAAAvAQAAX3JlbHMv LnJlbHNQSwECLQAUAAYACAAAACEARZ9oAbgBAABWAwAADgAAAAAAAAAAAAAAAAAuAgAAZHJzL2Uy b0RvYy54bWxQSwECLQAUAAYACAAAACEAu2029d0AAAAJAQAADwAAAAAAAAAAAAAAAAASBAAAZHJz L2Rvd25yZXYueG1sUEsFBgAAAAAEAAQA8wAAABwFAAAAAA== "/>
             </w:pict>
@@ -1924,7 +2061,7 @@
               </wp:anchor>
             </w:drawing>
           </mc:Choice>
-          <mc:Fallback xmlns:w16du="http://schemas.microsoft.com/office/word/2023/wordml/word16du" xmlns:w16sdtfl="http://schemas.microsoft.com/office/word/2024/wordml/sdtformatlock">
+          <mc:Fallback xmlns:w16sdtfl="http://schemas.microsoft.com/office/word/2024/wordml/sdtformatlock" xmlns:w16du="http://schemas.microsoft.com/office/word/2023/wordml/word16du">
             <w:pict>
               <v:shape w14:anchorId="52AC9E10" id="Straight Arrow Connector 15" o:spid="_x0000_s1026" type="#_x0000_t32" style="position:absolute;margin-left:336.95pt;margin-top:12.8pt;width:153.15pt;height:0;z-index:251663360;visibility:visible;mso-wrap-style:square;mso-width-percent:0;mso-height-percent:0;mso-wrap-distance-left:9pt;mso-wrap-distance-top:0;mso-wrap-distance-right:9pt;mso-wrap-distance-bottom:0;mso-position-horizontal:absolute;mso-position-horizontal-relative:text;mso-position-vertical:absolute;mso-position-vertical-relative:text;mso-width-percent:0;mso-height-percent:0;mso-width-relative:page;mso-height-relative:page" o:gfxdata="UEsDBBQABgAIAAAAIQC2gziS/gAAAOEBAAATAAAAW0NvbnRlbnRfVHlwZXNdLnhtbJSRQU7DMBBF 90jcwfIWJU67QAgl6YK0S0CoHGBkTxKLZGx5TGhvj5O2G0SRWNoz/78nu9wcxkFMGNg6quQqL6RA 0s5Y6ir5vt9lD1JwBDIwOMJKHpHlpr69KfdHjyxSmriSfYz+USnWPY7AufNIadK6MEJMx9ApD/oD OlTrorhX2lFEilmcO2RdNtjC5xDF9pCuTyYBB5bi6bQ4syoJ3g9WQ0ymaiLzg5KdCXlKLjvcW893 SUOqXwnz5DrgnHtJTxOsQfEKIT7DmDSUCaxw7Rqn8787ZsmRM9e2VmPeBN4uqYvTtW7jvijg9N/y JsXecLq0q+WD6m8AAAD//wMAUEsDBBQABgAIAAAAIQA4/SH/1gAAAJQBAAALAAAAX3JlbHMvLnJl bHOkkMFqwzAMhu+DvYPRfXGawxijTi+j0GvpHsDYimMaW0Yy2fr2M4PBMnrbUb/Q94l/f/hMi1qR JVI2sOt6UJgd+ZiDgffL8ekFlFSbvV0oo4EbChzGx4f9GRdb25HMsYhqlCwG5lrLq9biZkxWOiqY 22YiTra2kYMu1l1tQD30/bPm3wwYN0x18gb45AdQl1tp5j/sFB2T0FQ7R0nTNEV3j6o9feQzro1i OWA14Fm+Q8a1a8+Bvu/d/dMb2JY5uiPbhG/ktn4cqGU/er3pcvwCAAD//wMAUEsDBBQABgAIAAAA IQBFn2gBuAEAAFYDAAAOAAAAZHJzL2Uyb0RvYy54bWysU8Fu2zAMvQ/YPwi6L7aDZViNOD2k6y7d FqDdBzCybAuVRYFUYufvJ6lJWmy3oT4IlEg+Pj7S69t5tOKoiQ26RlaLUgrtFLbG9Y38/XT/6asU HMC1YNHpRp40y9vNxw/rydd6iQPaVpOIII7ryTdyCMHXRcFq0CPwAr120dkhjRDilfqiJZgi+miL ZVl+KSak1hMqzRxf716ccpPxu06r8KvrWAdhGxm5hXxSPvfpLDZrqHsCPxh1pgH/wWIE42LRK9Qd BBAHMv9AjUYRMnZhoXAssOuM0rmH2E1V/tXN4wBe516iOOyvMvH7waqfx63bUaKuZvfoH1A9s3C4 HcD1OhN4Ovk4uCpJVUye62tKurDfkdhPP7CNMXAImFWYOxoTZOxPzFns01VsPQeh4mN183lVlisp 1MVXQH1J9MThu8ZRJKORHAhMP4QtOhdHilTlMnB84JBoQX1JSFUd3htr82StE1Mjb1bLVU5gtKZN zhTG1O+3lsQR0m7kL/cYPW/DCA+uzWCDhvbb2Q5g7Isdi1t3liapkVaP6z22px1dJIvDyyzPi5a2 4+09Z7/+Dps/AAAA//8DAFBLAwQUAAYACAAAACEAZaOaHN4AAAAJAQAADwAAAGRycy9kb3ducmV2 LnhtbEyPwU7DMAyG70i8Q2QkLoglK1pZS9NpQuLAkW0SV68xbaFxqiZdy56eIA7jaPvT7+8vNrPt xIkG3zrWsFwoEMSVMy3XGg77l/s1CB+QDXaOScM3ediU11cF5sZN/EanXahFDGGfo4YmhD6X0lcN WfQL1xPH24cbLIY4DrU0A04x3HYyUSqVFluOHxrs6bmh6ms3Wg3kx9VSbTNbH17P0917cv6c+r3W tzfz9glEoDlcYPjVj+pQRqejG9l40WlIHx+yiGpIVimICGRrlYA4/i1kWcj/DcofAAAA//8DAFBL AQItABQABgAIAAAAIQC2gziS/gAAAOEBAAATAAAAAAAAAAAAAAAAAAAAAABbQ29udGVudF9UeXBl c10ueG1sUEsBAi0AFAAGAAgAAAAhADj9If/WAAAAlAEAAAsAAAAAAAAAAAAAAAAALwEAAF9yZWxz Ly5yZWxzUEsBAi0AFAAGAAgAAAAhAEWfaAG4AQAAVgMAAA4AAAAAAAAAAAAAAAAALgIAAGRycy9l Mm9Eb2MueG1sUEsBAi0AFAAGAAgAAAAhAGWjmhzeAAAACQEAAA8AAAAAAAAAAAAAAAAAEgQAAGRy cy9kb3ducmV2LnhtbFBLBQYAAAAABAAEAPMAAAAdBQAAAAA= "/>
             </w:pict>
@@ -1950,7 +2087,48 @@
           <w:sz w:val="22"/>
           <w:szCs w:val="22"/>
         </w:rPr>
-        <w:t xml:space="preserve">1.818828                                              </w:t>
+        <w:t xml:space="preserve">      </w:t>
+      </w:r>
+      <m:oMath>
+        <m:r>
+          <w:rPr>
+            <w:rFonts w:ascii="Cambria Math" w:hAnsi="Cambria Math"/>
+            <w:color w:val="000000"/>
+            <w:sz w:val="22"/>
+            <w:szCs w:val="22"/>
+          </w:rPr>
+          <m:t>1.8175</m:t>
+        </m:r>
+        <m:r>
+          <w:rPr>
+            <w:rFonts w:ascii="Cambria Math" w:hAnsi="Cambria Math"/>
+            <w:color w:val="000000"/>
+            <w:sz w:val="22"/>
+            <w:szCs w:val="22"/>
+          </w:rPr>
+          <m:t>m</m:t>
+        </m:r>
+      </m:oMath>
+      <w:r>
+        <w:rPr>
+          <w:rFonts w:ascii="Aptos Narrow" w:hAnsi="Aptos Narrow"/>
+          <w:color w:val="000000"/>
+          <w:sz w:val="22"/>
+          <w:szCs w:val="22"/>
+        </w:rPr>
+        <w:t xml:space="preserve"> (or 1.82)</w:t>
+      </w:r>
+      <w:r>
+        <w:rPr>
+          <w:i/>
+        </w:rPr>
+        <w:tab/>
+      </w:r>
+      <w:r>
+        <w:rPr>
+          <w:i/>
+        </w:rPr>
+        <w:t xml:space="preserve">         </w:t>
       </w:r>
       <w:r>
         <w:rPr>
@@ -1960,9 +2138,38 @@
       </w:r>
       <w:r>
         <w:rPr>
-          <w:i/>
-        </w:rPr>
-        <w:t>1.8188275</w:t>
+          <w:rFonts w:ascii="Cambria Math" w:hAnsi="Cambria Math"/>
+          <w:i/>
+        </w:rPr>
+        <w:t xml:space="preserve"> </w:t>
+      </w:r>
+      <m:oMath>
+        <m:r>
+          <w:rPr>
+            <w:rFonts w:ascii="Cambria Math" w:hAnsi="Cambria Math"/>
+          </w:rPr>
+          <m:t>1.8175</m:t>
+        </m:r>
+      </m:oMath>
+      <w:r>
+        <w:rPr>
+          <w:rFonts w:ascii="Cambria Math" w:hAnsi="Cambria Math"/>
+          <w:i/>
+        </w:rPr>
+        <w:t xml:space="preserve">m  </w:t>
+      </w:r>
+      <w:r>
+        <w:rPr>
+          <w:rFonts w:ascii="Cambria Math" w:hAnsi="Cambria Math"/>
+          <w:iCs/>
+        </w:rPr>
+        <w:t>(or 1.82m)</w:t>
+      </w:r>
+      <w:r>
+        <w:rPr>
+          <w:i/>
+        </w:rPr>
+        <w:tab/>
       </w:r>
     </w:p>
     <w:p>
@@ -2000,10 +2207,10 @@
           <w:szCs w:val="28"/>
         </w:rPr>
         <w:object w:dxaOrig="660" w:dyaOrig="440" w14:anchorId="507C3F78">
-          <v:shape id="_x0000_i1026" type="#_x0000_t75" style="width:33.6pt;height:22.8pt" o:ole="">
+          <v:shape id="_x0000_i1026" type="#_x0000_t75" style="width:33.65pt;height:22.8pt" o:ole="">
             <v:imagedata r:id="rId10" o:title=""/>
           </v:shape>
-          <o:OLEObject Type="Embed" ProgID="Equation.2" ShapeID="_x0000_i1026" DrawAspect="Content" ObjectID="_1849341805" r:id="rId11"/>
+          <o:OLEObject Type="Embed" ProgID="Equation.2" ShapeID="_x0000_i1026" DrawAspect="Content" ObjectID="_1849362524" r:id="rId11"/>
         </w:object>
       </w:r>
       <w:r>
@@ -2033,7 +2240,6 @@
       <w:r>
         <w:t xml:space="preserve"> = </w:t>
       </w:r>
-      <w:proofErr w:type="spellStart"/>
       <w:r>
         <w:rPr>
           <w:i/>
@@ -2047,7 +2253,6 @@
         </w:rPr>
         <w:t>th</w:t>
       </w:r>
-      <w:proofErr w:type="spellEnd"/>
       <w:r>
         <w:t xml:space="preserve"> experimental value</w:t>
       </w:r>
@@ -2121,23 +2326,1149 @@
     <w:p>
       <w:pPr>
         <w:rPr>
-          <w:rFonts w:ascii="Aptos Narrow" w:hAnsi="Aptos Narrow"/>
-          <w:color w:val="000000"/>
-          <w:sz w:val="22"/>
-          <w:szCs w:val="22"/>
-        </w:rPr>
-      </w:pPr>
-      <w:r>
-        <w:rPr>
-          <w:rFonts w:ascii="Aptos Narrow" w:hAnsi="Aptos Narrow"/>
-          <w:color w:val="000000"/>
-          <w:sz w:val="22"/>
-          <w:szCs w:val="22"/>
-        </w:rPr>
-        <w:t>0.0021725                                                                                                           0.002172</w:t>
+          <w:i/>
+          <w:iCs/>
+          <w:u w:val="single"/>
+          <w:lang w:val=""/>
+        </w:rPr>
+      </w:pPr>
+      <w:r>
+        <w:rPr>
+          <w:iCs/>
+          <w:lang w:val=""/>
+        </w:rPr>
+        <w:t xml:space="preserve">            </w:t>
+      </w:r>
+      <w:r>
+        <w:rPr>
+          <w:iCs/>
+          <w:u w:val="single"/>
+          <w:lang w:val=""/>
+        </w:rPr>
+        <w:t xml:space="preserve">        </w:t>
+      </w:r>
+      <m:oMath>
+        <m:r>
+          <w:rPr>
+            <w:rFonts w:ascii="Cambria Math" w:hAnsi="Cambria Math"/>
+            <w:u w:val="single"/>
+            <w:lang w:val=""/>
+          </w:rPr>
+          <m:t>0.0025</m:t>
+        </m:r>
+      </m:oMath>
+      <w:r>
+        <w:rPr>
+          <w:i/>
+          <w:u w:val="single"/>
+        </w:rPr>
+        <w:tab/>
+      </w:r>
+      <w:r>
+        <w:rPr>
+          <w:i/>
+          <w:u w:val="single"/>
+        </w:rPr>
+        <w:tab/>
+      </w:r>
+      <w:r>
+        <w:rPr>
+          <w:i/>
+        </w:rPr>
+        <w:tab/>
+      </w:r>
+      <w:r>
+        <w:rPr>
+          <w:i/>
+        </w:rPr>
+        <w:tab/>
+      </w:r>
+      <w:r>
+        <w:rPr>
+          <w:i/>
+        </w:rPr>
+        <w:t xml:space="preserve">                                   </w:t>
+      </w:r>
+      <w:r>
+        <w:rPr>
+          <w:i/>
+          <w:u w:val="single"/>
+        </w:rPr>
+        <w:t xml:space="preserve">              </w:t>
+      </w:r>
+      <m:oMath>
+        <m:r>
+          <w:rPr>
+            <w:rFonts w:ascii="Cambria Math" w:hAnsi="Cambria Math"/>
+            <w:u w:val="single"/>
+            <w:lang w:val=""/>
+          </w:rPr>
+          <m:t>0.0025</m:t>
+        </m:r>
+        <m:r>
+          <w:rPr>
+            <w:rFonts w:ascii="Cambria Math" w:hAnsi="Cambria Math"/>
+            <w:u w:val="single"/>
+            <w:lang w:val=""/>
+          </w:rPr>
+          <m:t xml:space="preserve">            </m:t>
+        </m:r>
+      </m:oMath>
+      <w:r>
+        <w:rPr>
+          <w:i/>
+          <w:iCs/>
+          <w:u w:val="single"/>
+          <w:lang w:val=""/>
+        </w:rPr>
+        <w:t xml:space="preserve">    </w:t>
       </w:r>
     </w:p>
     <w:p>
+      <w:pPr>
+        <w:rPr>
+          <w:u w:val="single"/>
+        </w:rPr>
+      </w:pPr>
+      <w:r>
+        <w:rPr>
+          <w:iCs/>
+          <w:lang w:val=""/>
+        </w:rPr>
+        <w:t xml:space="preserve">            </w:t>
+      </w:r>
+      <w:r>
+        <w:rPr>
+          <w:iCs/>
+          <w:u w:val="single"/>
+          <w:lang w:val=""/>
+        </w:rPr>
+        <w:t xml:space="preserve">        </w:t>
+      </w:r>
+      <m:oMath>
+        <m:r>
+          <w:rPr>
+            <w:rFonts w:ascii="Cambria Math" w:hAnsi="Cambria Math"/>
+            <w:u w:val="single"/>
+            <w:lang w:val=""/>
+          </w:rPr>
+          <m:t>0.0225</m:t>
+        </m:r>
+      </m:oMath>
+      <w:r>
+        <w:rPr>
+          <w:i/>
+          <w:u w:val="single"/>
+        </w:rPr>
+        <w:tab/>
+      </w:r>
+      <w:r>
+        <w:rPr>
+          <w:i/>
+          <w:u w:val="single"/>
+        </w:rPr>
+        <w:tab/>
+      </w:r>
+      <w:r>
+        <w:rPr>
+          <w:i/>
+        </w:rPr>
+        <w:tab/>
+      </w:r>
+      <w:r>
+        <w:rPr>
+          <w:i/>
+        </w:rPr>
+        <w:tab/>
+        <w:t xml:space="preserve">                                   </w:t>
+      </w:r>
+      <w:r>
+        <w:rPr>
+          <w:i/>
+          <w:u w:val="single"/>
+        </w:rPr>
+        <w:t xml:space="preserve">              </w:t>
+      </w:r>
+      <m:oMath>
+        <m:r>
+          <w:rPr>
+            <w:rFonts w:ascii="Cambria Math" w:hAnsi="Cambria Math"/>
+            <w:u w:val="single"/>
+            <w:lang w:val=""/>
+          </w:rPr>
+          <m:t>0.0225</m:t>
+        </m:r>
+        <m:r>
+          <w:rPr>
+            <w:rFonts w:ascii="Cambria Math" w:hAnsi="Cambria Math"/>
+            <w:u w:val="single"/>
+            <w:lang w:val=""/>
+          </w:rPr>
+          <m:t xml:space="preserve">            </m:t>
+        </m:r>
+      </m:oMath>
+      <w:r>
+        <w:rPr>
+          <w:i/>
+          <w:iCs/>
+          <w:u w:val="single"/>
+          <w:lang w:val=""/>
+        </w:rPr>
+        <w:t xml:space="preserve">    </w:t>
+      </w:r>
+    </w:p>
+    <w:p>
+      <w:pPr>
+        <w:rPr>
+          <w:u w:val="single"/>
+        </w:rPr>
+      </w:pPr>
+      <w:r>
+        <w:rPr>
+          <w:iCs/>
+          <w:lang w:val=""/>
+        </w:rPr>
+        <w:t xml:space="preserve">            </w:t>
+      </w:r>
+      <w:r>
+        <w:rPr>
+          <w:iCs/>
+          <w:u w:val="single"/>
+          <w:lang w:val=""/>
+        </w:rPr>
+        <w:t xml:space="preserve">        </w:t>
+      </w:r>
+      <m:oMath>
+        <m:r>
+          <w:rPr>
+            <w:rFonts w:ascii="Cambria Math" w:hAnsi="Cambria Math"/>
+            <w:u w:val="single"/>
+            <w:lang w:val=""/>
+          </w:rPr>
+          <m:t>0</m:t>
+        </m:r>
+        <m:r>
+          <w:rPr>
+            <w:rFonts w:ascii="Cambria Math" w:hAnsi="Cambria Math"/>
+            <w:u w:val="single"/>
+            <w:lang w:val=""/>
+          </w:rPr>
+          <m:t>.</m:t>
+        </m:r>
+        <m:r>
+          <w:rPr>
+            <w:rFonts w:ascii="Cambria Math" w:hAnsi="Cambria Math"/>
+            <w:u w:val="single"/>
+            <w:lang w:val=""/>
+          </w:rPr>
+          <m:t>0325</m:t>
+        </m:r>
+      </m:oMath>
+      <w:r>
+        <w:rPr>
+          <w:i/>
+          <w:u w:val="single"/>
+        </w:rPr>
+        <w:tab/>
+      </w:r>
+      <w:r>
+        <w:rPr>
+          <w:i/>
+          <w:u w:val="single"/>
+        </w:rPr>
+        <w:tab/>
+      </w:r>
+      <w:r>
+        <w:rPr>
+          <w:i/>
+        </w:rPr>
+        <w:tab/>
+      </w:r>
+      <w:r>
+        <w:rPr>
+          <w:i/>
+        </w:rPr>
+        <w:tab/>
+        <w:t xml:space="preserve">                                   </w:t>
+      </w:r>
+      <w:r>
+        <w:rPr>
+          <w:i/>
+          <w:u w:val="single"/>
+        </w:rPr>
+        <w:t xml:space="preserve">              </w:t>
+      </w:r>
+      <m:oMath>
+        <m:r>
+          <w:rPr>
+            <w:rFonts w:ascii="Cambria Math" w:hAnsi="Cambria Math"/>
+            <w:u w:val="single"/>
+            <w:lang w:val=""/>
+          </w:rPr>
+          <m:t>0.0325</m:t>
+        </m:r>
+        <m:r>
+          <w:rPr>
+            <w:rFonts w:ascii="Cambria Math" w:hAnsi="Cambria Math"/>
+            <w:u w:val="single"/>
+            <w:lang w:val=""/>
+          </w:rPr>
+          <m:t xml:space="preserve">            </m:t>
+        </m:r>
+      </m:oMath>
+      <w:r>
+        <w:rPr>
+          <w:i/>
+          <w:iCs/>
+          <w:u w:val="single"/>
+          <w:lang w:val=""/>
+        </w:rPr>
+        <w:t xml:space="preserve">    </w:t>
+      </w:r>
+    </w:p>
+    <w:p>
+      <w:pPr>
+        <w:rPr>
+          <w:u w:val="single"/>
+        </w:rPr>
+      </w:pPr>
+      <w:r>
+        <w:rPr>
+          <w:iCs/>
+          <w:lang w:val=""/>
+        </w:rPr>
+        <w:t xml:space="preserve">            </w:t>
+      </w:r>
+      <w:r>
+        <w:rPr>
+          <w:iCs/>
+          <w:u w:val="single"/>
+          <w:lang w:val=""/>
+        </w:rPr>
+        <w:t xml:space="preserve">        </w:t>
+      </w:r>
+      <m:oMath>
+        <m:r>
+          <w:rPr>
+            <w:rFonts w:ascii="Cambria Math" w:hAnsi="Cambria Math"/>
+            <w:u w:val="single"/>
+            <w:lang w:val=""/>
+          </w:rPr>
+          <m:t>0</m:t>
+        </m:r>
+        <m:r>
+          <w:rPr>
+            <w:rFonts w:ascii="Cambria Math" w:hAnsi="Cambria Math"/>
+            <w:u w:val="single"/>
+            <w:lang w:val=""/>
+          </w:rPr>
+          <m:t>.</m:t>
+        </m:r>
+        <m:r>
+          <w:rPr>
+            <w:rFonts w:ascii="Cambria Math" w:hAnsi="Cambria Math"/>
+            <w:u w:val="single"/>
+            <w:lang w:val=""/>
+          </w:rPr>
+          <m:t>05</m:t>
+        </m:r>
+        <m:r>
+          <w:rPr>
+            <w:rFonts w:ascii="Cambria Math" w:hAnsi="Cambria Math"/>
+            <w:u w:val="single"/>
+            <w:lang w:val=""/>
+          </w:rPr>
+          <m:t>7</m:t>
+        </m:r>
+        <m:r>
+          <w:rPr>
+            <w:rFonts w:ascii="Cambria Math" w:hAnsi="Cambria Math"/>
+            <w:u w:val="single"/>
+            <w:lang w:val=""/>
+          </w:rPr>
+          <m:t>5</m:t>
+        </m:r>
+      </m:oMath>
+      <w:r>
+        <w:rPr>
+          <w:i/>
+          <w:u w:val="single"/>
+        </w:rPr>
+        <w:tab/>
+      </w:r>
+      <w:r>
+        <w:rPr>
+          <w:i/>
+          <w:u w:val="single"/>
+        </w:rPr>
+        <w:tab/>
+      </w:r>
+      <w:r>
+        <w:rPr>
+          <w:i/>
+        </w:rPr>
+        <w:tab/>
+      </w:r>
+      <w:r>
+        <w:rPr>
+          <w:i/>
+        </w:rPr>
+        <w:tab/>
+        <w:t xml:space="preserve">                                   </w:t>
+      </w:r>
+      <w:r>
+        <w:rPr>
+          <w:i/>
+          <w:u w:val="single"/>
+        </w:rPr>
+        <w:t xml:space="preserve">              </w:t>
+      </w:r>
+      <m:oMath>
+        <m:r>
+          <w:rPr>
+            <w:rFonts w:ascii="Cambria Math" w:hAnsi="Cambria Math"/>
+            <w:u w:val="single"/>
+            <w:lang w:val=""/>
+          </w:rPr>
+          <m:t>0.0575</m:t>
+        </m:r>
+        <m:r>
+          <w:rPr>
+            <w:rFonts w:ascii="Cambria Math" w:hAnsi="Cambria Math"/>
+            <w:u w:val="single"/>
+            <w:lang w:val=""/>
+          </w:rPr>
+          <m:t xml:space="preserve">            </m:t>
+        </m:r>
+      </m:oMath>
+      <w:r>
+        <w:rPr>
+          <w:i/>
+          <w:iCs/>
+          <w:u w:val="single"/>
+          <w:lang w:val=""/>
+        </w:rPr>
+        <w:t xml:space="preserve">    </w:t>
+      </w:r>
+    </w:p>
+    <w:p>
+      <w:pPr>
+        <w:rPr>
+          <w:u w:val="single"/>
+        </w:rPr>
+      </w:pPr>
+    </w:p>
+    <w:p>
+      <w:pPr>
+        <w:ind w:left="1080"/>
+      </w:pPr>
+    </w:p>
+    <w:p>
+      <w:pPr>
+        <w:numPr>
+          <w:ilvl w:val="1"/>
+          <w:numId w:val="2"/>
+        </w:numPr>
+      </w:pPr>
+      <w:r>
+        <w:rPr>
+          <w:sz w:val="28"/>
+          <w:szCs w:val="28"/>
+        </w:rPr>
+        <w:t xml:space="preserve">Standard deviation: </w:t>
+      </w:r>
+      <w:r>
+        <w:rPr>
+          <w:position w:val="-26"/>
+        </w:rPr>
+        <w:object w:dxaOrig="6580" w:dyaOrig="760" w14:anchorId="499BC65F">
+          <v:shape id="_x0000_i1027" type="#_x0000_t75" style="width:328.9pt;height:37.8pt" o:ole="">
+            <v:imagedata r:id="rId12" o:title=""/>
+          </v:shape>
+          <o:OLEObject Type="Embed" ProgID="Equation.2" ShapeID="_x0000_i1027" DrawAspect="Content" ObjectID="_1849362525" r:id="rId13"/>
+        </w:object>
+      </w:r>
+    </w:p>
+    <w:p>
+      <w:pPr>
+        <w:rPr>
+          <w:b/>
+          <w:i/>
+          <w:u w:val="single"/>
+        </w:rPr>
+      </w:pPr>
+      <w:r>
+        <w:rPr>
+          <w:b/>
+          <w:i/>
+          <w:u w:val="single"/>
+        </w:rPr>
+        <w:t>Show your calculations.</w:t>
+      </w:r>
+    </w:p>
+    <w:p>
+      <w:pPr>
+        <w:rPr>
+          <w:bCs/>
+          <w:iCs/>
+        </w:rPr>
+      </w:pPr>
+      <w:r>
+        <w:rPr>
+          <w:bCs/>
+          <w:iCs/>
+        </w:rPr>
+        <w:t>We round</w:t>
+      </w:r>
+      <m:oMath>
+        <m:acc>
+          <m:accPr>
+            <m:chr m:val="̅"/>
+            <m:ctrlPr>
+              <w:rPr>
+                <w:rFonts w:ascii="Cambria Math" w:hAnsi="Cambria Math"/>
+                <w:lang w:val=""/>
+              </w:rPr>
+            </m:ctrlPr>
+          </m:accPr>
+          <m:e>
+            <m:r>
+              <w:rPr>
+                <w:rFonts w:ascii="Cambria Math" w:hAnsi="Cambria Math"/>
+                <w:lang w:val=""/>
+              </w:rPr>
+              <m:t xml:space="preserve"> </m:t>
+            </m:r>
+            <m:r>
+              <w:rPr>
+                <w:rFonts w:ascii="Cambria Math" w:hAnsi="Cambria Math"/>
+                <w:lang w:val=""/>
+              </w:rPr>
+              <m:t>x</m:t>
+            </m:r>
+          </m:e>
+        </m:acc>
+      </m:oMath>
+      <w:r>
+        <w:rPr>
+          <w:lang w:val=""/>
+        </w:rPr>
+        <w:t xml:space="preserve"> up from1.8175 to 1.82</w:t>
+      </w:r>
+    </w:p>
+    <w:p>
+      <w:pPr>
+        <w:rPr>
+          <w:lang w:val=""/>
+        </w:rPr>
+      </w:pPr>
+      <m:oMathPara>
+        <m:oMath>
+          <m:r>
+            <w:rPr>
+              <w:rFonts w:ascii="Cambria Math" w:hAnsi="Cambria Math"/>
+              <w:lang w:val=""/>
+            </w:rPr>
+            <m:t>σ</m:t>
+          </m:r>
+          <m:r>
+            <m:rPr>
+              <m:sty m:val="p"/>
+            </m:rPr>
+            <w:rPr>
+              <w:rFonts w:ascii="Cambria Math" w:hAnsi="Cambria Math"/>
+              <w:lang w:val=""/>
+            </w:rPr>
+            <m:t>=</m:t>
+          </m:r>
+          <m:rad>
+            <m:radPr>
+              <m:degHide m:val="1"/>
+              <m:ctrlPr>
+                <w:rPr>
+                  <w:rFonts w:ascii="Cambria Math" w:hAnsi="Cambria Math"/>
+                  <w:lang w:val=""/>
+                </w:rPr>
+              </m:ctrlPr>
+            </m:radPr>
+            <m:deg/>
+            <m:e>
+              <m:f>
+                <m:fPr>
+                  <m:ctrlPr>
+                    <w:rPr>
+                      <w:rFonts w:ascii="Cambria Math" w:hAnsi="Cambria Math"/>
+                      <w:lang w:val=""/>
+                    </w:rPr>
+                  </m:ctrlPr>
+                </m:fPr>
+                <m:num>
+                  <m:sSup>
+                    <m:sSupPr>
+                      <m:ctrlPr>
+                        <w:rPr>
+                          <w:rFonts w:ascii="Cambria Math" w:hAnsi="Cambria Math"/>
+                          <w:lang w:val=""/>
+                        </w:rPr>
+                      </m:ctrlPr>
+                    </m:sSupPr>
+                    <m:e>
+                      <m:d>
+                        <m:dPr>
+                          <m:ctrlPr>
+                            <w:rPr>
+                              <w:rFonts w:ascii="Cambria Math" w:hAnsi="Cambria Math"/>
+                              <w:lang w:val=""/>
+                            </w:rPr>
+                          </m:ctrlPr>
+                        </m:dPr>
+                        <m:e>
+                          <m:r>
+                            <m:rPr>
+                              <m:sty m:val="p"/>
+                            </m:rPr>
+                            <w:rPr>
+                              <w:rFonts w:ascii="Cambria Math" w:hAnsi="Cambria Math"/>
+                              <w:lang w:val=""/>
+                            </w:rPr>
+                            <m:t>1.82</m:t>
+                          </m:r>
+                          <m:r>
+                            <m:rPr>
+                              <m:sty m:val="p"/>
+                            </m:rPr>
+                            <w:rPr>
+                              <w:rFonts w:ascii="Cambria Math" w:hAnsi="Cambria Math"/>
+                              <w:lang w:val=""/>
+                            </w:rPr>
+                            <m:t>m</m:t>
+                          </m:r>
+                          <m:r>
+                            <m:rPr>
+                              <m:sty m:val="p"/>
+                            </m:rPr>
+                            <w:rPr>
+                              <w:rFonts w:ascii="Cambria Math" w:hAnsi="Cambria Math"/>
+                              <w:lang w:val=""/>
+                            </w:rPr>
+                            <m:t>-1.82</m:t>
+                          </m:r>
+                          <m:r>
+                            <m:rPr>
+                              <m:sty m:val="p"/>
+                            </m:rPr>
+                            <w:rPr>
+                              <w:rFonts w:ascii="Cambria Math" w:hAnsi="Cambria Math"/>
+                              <w:lang w:val=""/>
+                            </w:rPr>
+                            <m:t>m</m:t>
+                          </m:r>
+                        </m:e>
+                      </m:d>
+                    </m:e>
+                    <m:sup>
+                      <m:r>
+                        <m:rPr>
+                          <m:sty m:val="p"/>
+                        </m:rPr>
+                        <w:rPr>
+                          <w:rFonts w:ascii="Cambria Math" w:hAnsi="Cambria Math"/>
+                          <w:lang w:val=""/>
+                        </w:rPr>
+                        <m:t>2</m:t>
+                      </m:r>
+                    </m:sup>
+                  </m:sSup>
+                  <m:r>
+                    <m:rPr>
+                      <m:sty m:val="p"/>
+                    </m:rPr>
+                    <w:rPr>
+                      <w:rFonts w:ascii="Cambria Math" w:hAnsi="Cambria Math"/>
+                      <w:lang w:val=""/>
+                    </w:rPr>
+                    <m:t>+</m:t>
+                  </m:r>
+                  <m:sSup>
+                    <m:sSupPr>
+                      <m:ctrlPr>
+                        <w:rPr>
+                          <w:rFonts w:ascii="Cambria Math" w:hAnsi="Cambria Math"/>
+                          <w:lang w:val=""/>
+                        </w:rPr>
+                      </m:ctrlPr>
+                    </m:sSupPr>
+                    <m:e>
+                      <m:d>
+                        <m:dPr>
+                          <m:ctrlPr>
+                            <w:rPr>
+                              <w:rFonts w:ascii="Cambria Math" w:hAnsi="Cambria Math"/>
+                              <w:lang w:val=""/>
+                            </w:rPr>
+                          </m:ctrlPr>
+                        </m:dPr>
+                        <m:e>
+                          <m:r>
+                            <m:rPr>
+                              <m:sty m:val="p"/>
+                            </m:rPr>
+                            <w:rPr>
+                              <w:rFonts w:ascii="Cambria Math" w:hAnsi="Cambria Math"/>
+                              <w:lang w:val=""/>
+                            </w:rPr>
+                            <m:t>1.84</m:t>
+                          </m:r>
+                          <m:r>
+                            <m:rPr>
+                              <m:sty m:val="p"/>
+                            </m:rPr>
+                            <w:rPr>
+                              <w:rFonts w:ascii="Cambria Math" w:hAnsi="Cambria Math"/>
+                              <w:lang w:val=""/>
+                            </w:rPr>
+                            <m:t>m</m:t>
+                          </m:r>
+                          <m:r>
+                            <m:rPr>
+                              <m:sty m:val="p"/>
+                            </m:rPr>
+                            <w:rPr>
+                              <w:rFonts w:ascii="Cambria Math" w:hAnsi="Cambria Math"/>
+                              <w:lang w:val=""/>
+                            </w:rPr>
+                            <m:t>-1.82</m:t>
+                          </m:r>
+                          <m:r>
+                            <m:rPr>
+                              <m:sty m:val="p"/>
+                            </m:rPr>
+                            <w:rPr>
+                              <w:rFonts w:ascii="Cambria Math" w:hAnsi="Cambria Math"/>
+                              <w:lang w:val=""/>
+                            </w:rPr>
+                            <m:t>m</m:t>
+                          </m:r>
+                        </m:e>
+                      </m:d>
+                    </m:e>
+                    <m:sup>
+                      <m:r>
+                        <m:rPr>
+                          <m:sty m:val="p"/>
+                        </m:rPr>
+                        <w:rPr>
+                          <w:rFonts w:ascii="Cambria Math" w:hAnsi="Cambria Math"/>
+                          <w:lang w:val=""/>
+                        </w:rPr>
+                        <m:t>2</m:t>
+                      </m:r>
+                    </m:sup>
+                  </m:sSup>
+                  <m:r>
+                    <w:rPr>
+                      <w:rFonts w:ascii="Cambria Math" w:hAnsi="Cambria Math"/>
+                      <w:lang w:val=""/>
+                    </w:rPr>
+                    <m:t>+</m:t>
+                  </m:r>
+                  <m:sSup>
+                    <m:sSupPr>
+                      <m:ctrlPr>
+                        <w:rPr>
+                          <w:rFonts w:ascii="Cambria Math" w:hAnsi="Cambria Math"/>
+                          <w:lang w:val=""/>
+                        </w:rPr>
+                      </m:ctrlPr>
+                    </m:sSupPr>
+                    <m:e>
+                      <m:d>
+                        <m:dPr>
+                          <m:ctrlPr>
+                            <w:rPr>
+                              <w:rFonts w:ascii="Cambria Math" w:hAnsi="Cambria Math"/>
+                              <w:lang w:val=""/>
+                            </w:rPr>
+                          </m:ctrlPr>
+                        </m:dPr>
+                        <m:e>
+                          <m:r>
+                            <m:rPr>
+                              <m:sty m:val="p"/>
+                            </m:rPr>
+                            <w:rPr>
+                              <w:rFonts w:ascii="Cambria Math" w:hAnsi="Cambria Math"/>
+                              <w:lang w:val=""/>
+                            </w:rPr>
+                            <m:t>1.8</m:t>
+                          </m:r>
+                          <m:r>
+                            <m:rPr>
+                              <m:sty m:val="p"/>
+                            </m:rPr>
+                            <w:rPr>
+                              <w:rFonts w:ascii="Cambria Math" w:hAnsi="Cambria Math"/>
+                              <w:lang w:val=""/>
+                            </w:rPr>
+                            <m:t>5</m:t>
+                          </m:r>
+                          <m:r>
+                            <m:rPr>
+                              <m:sty m:val="p"/>
+                            </m:rPr>
+                            <w:rPr>
+                              <w:rFonts w:ascii="Cambria Math" w:hAnsi="Cambria Math"/>
+                              <w:lang w:val=""/>
+                            </w:rPr>
+                            <m:t>m</m:t>
+                          </m:r>
+                          <m:r>
+                            <m:rPr>
+                              <m:sty m:val="p"/>
+                            </m:rPr>
+                            <w:rPr>
+                              <w:rFonts w:ascii="Cambria Math" w:hAnsi="Cambria Math"/>
+                              <w:lang w:val=""/>
+                            </w:rPr>
+                            <m:t>-1.82</m:t>
+                          </m:r>
+                          <m:r>
+                            <m:rPr>
+                              <m:sty m:val="p"/>
+                            </m:rPr>
+                            <w:rPr>
+                              <w:rFonts w:ascii="Cambria Math" w:hAnsi="Cambria Math"/>
+                              <w:lang w:val=""/>
+                            </w:rPr>
+                            <m:t>m</m:t>
+                          </m:r>
+                        </m:e>
+                      </m:d>
+                    </m:e>
+                    <m:sup>
+                      <m:r>
+                        <m:rPr>
+                          <m:sty m:val="p"/>
+                        </m:rPr>
+                        <w:rPr>
+                          <w:rFonts w:ascii="Cambria Math" w:hAnsi="Cambria Math"/>
+                          <w:lang w:val=""/>
+                        </w:rPr>
+                        <m:t>2</m:t>
+                      </m:r>
+                    </m:sup>
+                  </m:sSup>
+                  <m:r>
+                    <w:rPr>
+                      <w:rFonts w:ascii="Cambria Math" w:hAnsi="Cambria Math"/>
+                      <w:lang w:val=""/>
+                    </w:rPr>
+                    <m:t>+</m:t>
+                  </m:r>
+                  <m:sSup>
+                    <m:sSupPr>
+                      <m:ctrlPr>
+                        <w:rPr>
+                          <w:rFonts w:ascii="Cambria Math" w:hAnsi="Cambria Math"/>
+                          <w:lang w:val=""/>
+                        </w:rPr>
+                      </m:ctrlPr>
+                    </m:sSupPr>
+                    <m:e>
+                      <m:d>
+                        <m:dPr>
+                          <m:ctrlPr>
+                            <w:rPr>
+                              <w:rFonts w:ascii="Cambria Math" w:hAnsi="Cambria Math"/>
+                              <w:lang w:val=""/>
+                            </w:rPr>
+                          </m:ctrlPr>
+                        </m:dPr>
+                        <m:e>
+                          <m:r>
+                            <m:rPr>
+                              <m:sty m:val="p"/>
+                            </m:rPr>
+                            <w:rPr>
+                              <w:rFonts w:ascii="Cambria Math" w:hAnsi="Cambria Math"/>
+                              <w:lang w:val=""/>
+                            </w:rPr>
+                            <m:t>1.</m:t>
+                          </m:r>
+                          <m:r>
+                            <m:rPr>
+                              <m:sty m:val="p"/>
+                            </m:rPr>
+                            <w:rPr>
+                              <w:rFonts w:ascii="Cambria Math" w:hAnsi="Cambria Math"/>
+                              <w:lang w:val=""/>
+                            </w:rPr>
+                            <m:t>76</m:t>
+                          </m:r>
+                          <m:r>
+                            <m:rPr>
+                              <m:sty m:val="p"/>
+                            </m:rPr>
+                            <w:rPr>
+                              <w:rFonts w:ascii="Cambria Math" w:hAnsi="Cambria Math"/>
+                              <w:lang w:val=""/>
+                            </w:rPr>
+                            <m:t>m</m:t>
+                          </m:r>
+                          <m:r>
+                            <m:rPr>
+                              <m:sty m:val="p"/>
+                            </m:rPr>
+                            <w:rPr>
+                              <w:rFonts w:ascii="Cambria Math" w:hAnsi="Cambria Math"/>
+                              <w:lang w:val=""/>
+                            </w:rPr>
+                            <m:t>-1.82</m:t>
+                          </m:r>
+                          <m:r>
+                            <m:rPr>
+                              <m:sty m:val="p"/>
+                            </m:rPr>
+                            <w:rPr>
+                              <w:rFonts w:ascii="Cambria Math" w:hAnsi="Cambria Math"/>
+                              <w:lang w:val=""/>
+                            </w:rPr>
+                            <m:t>m</m:t>
+                          </m:r>
+                        </m:e>
+                      </m:d>
+                    </m:e>
+                    <m:sup>
+                      <m:r>
+                        <m:rPr>
+                          <m:sty m:val="p"/>
+                        </m:rPr>
+                        <w:rPr>
+                          <w:rFonts w:ascii="Cambria Math" w:hAnsi="Cambria Math"/>
+                          <w:lang w:val=""/>
+                        </w:rPr>
+                        <m:t>2</m:t>
+                      </m:r>
+                    </m:sup>
+                  </m:sSup>
+                </m:num>
+                <m:den>
+                  <m:r>
+                    <m:rPr>
+                      <m:sty m:val="p"/>
+                    </m:rPr>
+                    <w:rPr>
+                      <w:rFonts w:ascii="Cambria Math" w:hAnsi="Cambria Math"/>
+                      <w:lang w:val=""/>
+                    </w:rPr>
+                    <m:t>4-1</m:t>
+                  </m:r>
+                </m:den>
+              </m:f>
+            </m:e>
+          </m:rad>
+          <m:r>
+            <w:rPr>
+              <w:rFonts w:ascii="Cambria Math" w:hAnsi="Cambria Math"/>
+              <w:lang w:val=""/>
+            </w:rPr>
+            <m:t>=</m:t>
+          </m:r>
+          <m:rad>
+            <m:radPr>
+              <m:degHide m:val="1"/>
+              <m:ctrlPr>
+                <w:rPr>
+                  <w:rFonts w:ascii="Cambria Math" w:hAnsi="Cambria Math"/>
+                  <w:lang w:val=""/>
+                </w:rPr>
+              </m:ctrlPr>
+            </m:radPr>
+            <m:deg/>
+            <m:e>
+              <m:f>
+                <m:fPr>
+                  <m:ctrlPr>
+                    <w:rPr>
+                      <w:rFonts w:ascii="Cambria Math" w:hAnsi="Cambria Math"/>
+                      <w:lang w:val=""/>
+                    </w:rPr>
+                  </m:ctrlPr>
+                </m:fPr>
+                <m:num>
+                  <m:r>
+                    <w:rPr>
+                      <w:rFonts w:ascii="Cambria Math" w:hAnsi="Cambria Math"/>
+                      <w:lang w:val=""/>
+                    </w:rPr>
+                    <m:t>4.9×</m:t>
+                  </m:r>
+                  <m:sSup>
+                    <m:sSupPr>
+                      <m:ctrlPr>
+                        <w:rPr>
+                          <w:rFonts w:ascii="Cambria Math" w:hAnsi="Cambria Math"/>
+                          <w:i/>
+                          <w:lang w:val=""/>
+                        </w:rPr>
+                      </m:ctrlPr>
+                    </m:sSupPr>
+                    <m:e>
+                      <m:r>
+                        <w:rPr>
+                          <w:rFonts w:ascii="Cambria Math" w:hAnsi="Cambria Math"/>
+                          <w:lang w:val=""/>
+                        </w:rPr>
+                        <m:t>10</m:t>
+                      </m:r>
+                    </m:e>
+                    <m:sup>
+                      <m:r>
+                        <w:rPr>
+                          <w:rFonts w:ascii="Cambria Math" w:hAnsi="Cambria Math"/>
+                          <w:lang w:val=""/>
+                        </w:rPr>
+                        <m:t>-3</m:t>
+                      </m:r>
+                    </m:sup>
+                  </m:sSup>
+                  <m:sSup>
+                    <m:sSupPr>
+                      <m:ctrlPr>
+                        <w:rPr>
+                          <w:rFonts w:ascii="Cambria Math" w:hAnsi="Cambria Math"/>
+                          <w:i/>
+                          <w:lang w:val=""/>
+                        </w:rPr>
+                      </m:ctrlPr>
+                    </m:sSupPr>
+                    <m:e>
+                      <m:r>
+                        <w:rPr>
+                          <w:rFonts w:ascii="Cambria Math" w:hAnsi="Cambria Math"/>
+                          <w:lang w:val=""/>
+                        </w:rPr>
+                        <m:t xml:space="preserve"> m</m:t>
+                      </m:r>
+                    </m:e>
+                    <m:sup>
+                      <m:r>
+                        <w:rPr>
+                          <w:rFonts w:ascii="Cambria Math" w:hAnsi="Cambria Math"/>
+                          <w:lang w:val=""/>
+                        </w:rPr>
+                        <m:t>2</m:t>
+                      </m:r>
+                    </m:sup>
+                  </m:sSup>
+                </m:num>
+                <m:den>
+                  <m:r>
+                    <m:rPr>
+                      <m:sty m:val="p"/>
+                    </m:rPr>
+                    <w:rPr>
+                      <w:rFonts w:ascii="Cambria Math" w:hAnsi="Cambria Math"/>
+                      <w:lang w:val=""/>
+                    </w:rPr>
+                    <m:t>3</m:t>
+                  </m:r>
+                </m:den>
+              </m:f>
+            </m:e>
+          </m:rad>
+          <m:r>
+            <w:rPr>
+              <w:rFonts w:ascii="Cambria Math" w:hAnsi="Cambria Math"/>
+              <w:lang w:val=""/>
+            </w:rPr>
+            <m:t>=</m:t>
+          </m:r>
+          <m:r>
+            <w:rPr>
+              <w:rFonts w:ascii="Cambria Math" w:hAnsi="Cambria Math"/>
+              <w:lang w:val=""/>
+            </w:rPr>
+            <m:t xml:space="preserve"> </m:t>
+          </m:r>
+          <m:r>
+            <w:rPr>
+              <w:rFonts w:ascii="Cambria Math" w:hAnsi="Cambria Math"/>
+              <w:lang w:val=""/>
+            </w:rPr>
+            <m:t>0.0404 (m)</m:t>
+          </m:r>
+        </m:oMath>
+      </m:oMathPara>
+    </w:p>
+    <w:p>
+      <w:pPr>
+        <w:rPr>
+          <w:lang w:val=""/>
+        </w:rPr>
+      </w:pPr>
+    </w:p>
+    <w:p>
+      <w:r>
+        <w:tab/>
+      </w:r>
+      <w:r>
+        <w:tab/>
+      </w:r>
+      <w:r>
+        <w:tab/>
+      </w:r>
+      <w:r>
+        <w:tab/>
+      </w:r>
+      <w:r>
+        <w:tab/>
+      </w:r>
+      <w:r>
+        <w:tab/>
+      </w:r>
+      <w:r>
+        <w:tab/>
+      </w:r>
+      <w:r>
+        <w:tab/>
+      </w:r>
+      <w:r>
+        <w:tab/>
+        <w:t xml:space="preserve">                 </w:t>
+      </w:r>
+      <m:oMath>
+        <m:r>
+          <w:rPr>
+            <w:rFonts w:ascii="Cambria Math" w:hAnsi="Cambria Math"/>
+          </w:rPr>
+          <m:t xml:space="preserve"> </m:t>
+        </m:r>
+      </m:oMath>
+    </w:p>
+    <w:p>
+      <w:pPr>
+        <w:rPr>
+          <w:b/>
+          <w:i/>
+          <w:u w:val="single"/>
+        </w:rPr>
+      </w:pPr>
+      <w:r>
+        <w:rPr>
+          <w:b/>
+          <w:i/>
+          <w:u w:val="single"/>
+        </w:rPr>
+        <w:t>(Include units in answer)</w:t>
+      </w:r>
+    </w:p>
+    <w:p>
+      <w:pPr>
+        <w:rPr>
+          <w:i/>
+        </w:rPr>
+      </w:pPr>
       <w:r>
         <w:rPr>
           <w:noProof/>
@@ -2145,18 +3476,18 @@
         <mc:AlternateContent>
           <mc:Choice Requires="wps">
             <w:drawing>
-              <wp:anchor distT="0" distB="0" distL="114300" distR="114300" simplePos="0" relativeHeight="251667456" behindDoc="0" locked="0" layoutInCell="1" allowOverlap="1" wp14:anchorId="47012474" wp14:editId="78709A47">
+              <wp:anchor distT="0" distB="0" distL="114300" distR="114300" simplePos="0" relativeHeight="251679744" behindDoc="0" locked="0" layoutInCell="1" allowOverlap="1" wp14:anchorId="3BA1C473" wp14:editId="47FA3ED4">
                 <wp:simplePos x="0" y="0"/>
                 <wp:positionH relativeFrom="column">
-                  <wp:posOffset>3314700</wp:posOffset>
+                  <wp:posOffset>4229100</wp:posOffset>
                 </wp:positionH>
                 <wp:positionV relativeFrom="paragraph">
-                  <wp:posOffset>92710</wp:posOffset>
+                  <wp:posOffset>160020</wp:posOffset>
                 </wp:positionV>
-                <wp:extent cx="2720340" cy="0"/>
-                <wp:effectExtent l="7620" t="8255" r="5715" b="10795"/>
+                <wp:extent cx="2057400" cy="0"/>
+                <wp:effectExtent l="7620" t="10160" r="11430" b="8890"/>
                 <wp:wrapNone/>
-                <wp:docPr id="1243188475" name="Straight Arrow Connector 14"/>
+                <wp:docPr id="2" name="Straight Arrow Connector 4"/>
                 <wp:cNvGraphicFramePr>
                   <a:graphicFrameLocks xmlns:a="http://schemas.openxmlformats.org/drawingml/2006/main"/>
                 </wp:cNvGraphicFramePr>
@@ -2169,7 +3500,7 @@
                       <wps:spPr bwMode="auto">
                         <a:xfrm>
                           <a:off x="0" y="0"/>
-                          <a:ext cx="2720340" cy="0"/>
+                          <a:ext cx="2057400" cy="0"/>
                         </a:xfrm>
                         <a:prstGeom prst="straightConnector1">
                           <a:avLst/>
@@ -2204,9 +3535,13 @@
               </wp:anchor>
             </w:drawing>
           </mc:Choice>
-          <mc:Fallback xmlns:w16du="http://schemas.microsoft.com/office/word/2023/wordml/word16du" xmlns:w16sdtfl="http://schemas.microsoft.com/office/word/2024/wordml/sdtformatlock">
+          <mc:Fallback>
             <w:pict>
-              <v:shape w14:anchorId="6F28C2D3" id="Straight Arrow Connector 14" o:spid="_x0000_s1026" type="#_x0000_t32" style="position:absolute;margin-left:261pt;margin-top:7.3pt;width:214.2pt;height:0;z-index:251667456;visibility:visible;mso-wrap-style:square;mso-width-percent:0;mso-height-percent:0;mso-wrap-distance-left:9pt;mso-wrap-distance-top:0;mso-wrap-distance-right:9pt;mso-wrap-distance-bottom:0;mso-position-horizontal:absolute;mso-position-horizontal-relative:text;mso-position-vertical:absolute;mso-position-vertical-relative:text;mso-width-percent:0;mso-height-percent:0;mso-width-relative:page;mso-height-relative:page" o:gfxdata="UEsDBBQABgAIAAAAIQC2gziS/gAAAOEBAAATAAAAW0NvbnRlbnRfVHlwZXNdLnhtbJSRQU7DMBBF 90jcwfIWJU67QAgl6YK0S0CoHGBkTxKLZGx5TGhvj5O2G0SRWNoz/78nu9wcxkFMGNg6quQqL6RA 0s5Y6ir5vt9lD1JwBDIwOMJKHpHlpr69KfdHjyxSmriSfYz+USnWPY7AufNIadK6MEJMx9ApD/oD OlTrorhX2lFEilmcO2RdNtjC5xDF9pCuTyYBB5bi6bQ4syoJ3g9WQ0ymaiLzg5KdCXlKLjvcW893 SUOqXwnz5DrgnHtJTxOsQfEKIT7DmDSUCaxw7Rqn8787ZsmRM9e2VmPeBN4uqYvTtW7jvijg9N/y JsXecLq0q+WD6m8AAAD//wMAUEsDBBQABgAIAAAAIQA4/SH/1gAAAJQBAAALAAAAX3JlbHMvLnJl bHOkkMFqwzAMhu+DvYPRfXGawxijTi+j0GvpHsDYimMaW0Yy2fr2M4PBMnrbUb/Q94l/f/hMi1qR JVI2sOt6UJgd+ZiDgffL8ekFlFSbvV0oo4EbChzGx4f9GRdb25HMsYhqlCwG5lrLq9biZkxWOiqY 22YiTra2kYMu1l1tQD30/bPm3wwYN0x18gb45AdQl1tp5j/sFB2T0FQ7R0nTNEV3j6o9feQzro1i OWA14Fm+Q8a1a8+Bvu/d/dMb2JY5uiPbhG/ktn4cqGU/er3pcvwCAAD//wMAUEsDBBQABgAIAAAA IQC/Zr6suQEAAFYDAAAOAAAAZHJzL2Uyb0RvYy54bWysU01v2zAMvQ/YfxB0X+x46z6MOD2k6y7d FqDdD2Ak2RYmiwKpxMm/n6QmWbHdhvkgUCL5+PhIr26PkxMHQ2zRd3K5qKUwXqG2fujkj6f7Nx+l 4Aheg0NvOnkyLG/Xr1+t5tCaBkd02pBIIJ7bOXRyjDG0VcVqNBPwAoPxydkjTRDTlYZKE8wJfXJV U9fvqxlJB0JlmNPr3bNTrgt+3xsVv/c9myhcJxO3WE4q5y6f1XoF7UAQRqvONOAfWExgfSp6hbqD CGJP9i+oySpCxj4uFE4V9r1VpvSQulnWf3TzOEIwpZckDoerTPz/YNW3w8ZvKVNXR/8YHlD9ZOFx M4IfTCHwdAppcMssVTUHbq8p+cJhS2I3f0WdYmAfsahw7GnKkKk/cSxin65im2MUKj02H5r67bs0 E3XxVdBeEgNx/GJwEtnoJEcCO4xxg96nkSItSxk4PHDMtKC9JOSqHu+tc2Wyzou5k59umpuSwOis zs4cxjTsNo7EAfJulK/0mDwvwwj3Xhew0YD+fLYjWPdsp+LOn6XJauTV43aH+rSli2RpeIXledHy dry8l+zfv8P6FwAAAP//AwBQSwMEFAAGAAgAAAAhAGYVjAreAAAACQEAAA8AAABkcnMvZG93bnJl di54bWxMj8FOwzAQRO9I/QdrK3FB1G7UVDTEqapKPXCkrcTVjZckEK+j2GlCv55FHOC4M6PZN/l2 cq24Yh8aTxqWCwUCqfS2oUrD+XR4fAIRoiFrWk+o4QsDbIvZXW4y60d6xesxVoJLKGRGQx1jl0kZ yhqdCQvfIbH37ntnIp99JW1vRi53rUyUWktnGuIPtelwX2P5eRycBgxDulS7javOL7fx4S25fYzd Sev7+bR7BhFxin9h+MFndCiY6eIHskG0GtIk4S2RjdUaBAc2qVqBuPwKssjl/wXFNwAAAP//AwBQ SwECLQAUAAYACAAAACEAtoM4kv4AAADhAQAAEwAAAAAAAAAAAAAAAAAAAAAAW0NvbnRlbnRfVHlw ZXNdLnhtbFBLAQItABQABgAIAAAAIQA4/SH/1gAAAJQBAAALAAAAAAAAAAAAAAAAAC8BAABfcmVs cy8ucmVsc1BLAQItABQABgAIAAAAIQC/Zr6suQEAAFYDAAAOAAAAAAAAAAAAAAAAAC4CAABkcnMv ZTJvRG9jLnhtbFBLAQItABQABgAIAAAAIQBmFYwK3gAAAAkBAAAPAAAAAAAAAAAAAAAAABMEAABk cnMvZG93bnJldi54bWxQSwUGAAAAAAQABADzAAAAHgUAAAAA "/>
+              <v:shapetype w14:anchorId="1FF56A14" id="_x0000_t32" coordsize="21600,21600" o:spt="32" o:oned="t" path="m,l21600,21600e" filled="f">
+                <v:path arrowok="t" fillok="f" o:connecttype="none"/>
+                <o:lock v:ext="edit" shapetype="t"/>
+              </v:shapetype>
+              <v:shape id="Straight Arrow Connector 4" o:spid="_x0000_s1026" type="#_x0000_t32" style="position:absolute;margin-left:333pt;margin-top:12.6pt;width:162pt;height:0;z-index:251679744;visibility:visible;mso-wrap-style:square;mso-width-percent:0;mso-height-percent:0;mso-wrap-distance-left:9pt;mso-wrap-distance-top:0;mso-wrap-distance-right:9pt;mso-wrap-distance-bottom:0;mso-position-horizontal:absolute;mso-position-horizontal-relative:text;mso-position-vertical:absolute;mso-position-vertical-relative:text;mso-width-percent:0;mso-height-percent:0;mso-width-relative:page;mso-height-relative:page" o:gfxdata="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"/>
             </w:pict>
           </mc:Fallback>
         </mc:AlternateContent>
@@ -2218,18 +3553,18 @@
         <mc:AlternateContent>
           <mc:Choice Requires="wps">
             <w:drawing>
-              <wp:anchor distT="0" distB="0" distL="114300" distR="114300" simplePos="0" relativeHeight="251666432" behindDoc="0" locked="0" layoutInCell="1" allowOverlap="1" wp14:anchorId="11E04A83" wp14:editId="587CFB18">
+              <wp:anchor distT="0" distB="0" distL="114300" distR="114300" simplePos="0" relativeHeight="251678720" behindDoc="0" locked="0" layoutInCell="1" allowOverlap="1" wp14:anchorId="664916B1" wp14:editId="1CF86FAD">
                 <wp:simplePos x="0" y="0"/>
                 <wp:positionH relativeFrom="column">
-                  <wp:posOffset>-13335</wp:posOffset>
+                  <wp:posOffset>1143000</wp:posOffset>
                 </wp:positionH>
                 <wp:positionV relativeFrom="paragraph">
-                  <wp:posOffset>92710</wp:posOffset>
+                  <wp:posOffset>160020</wp:posOffset>
                 </wp:positionV>
-                <wp:extent cx="2720340" cy="0"/>
-                <wp:effectExtent l="13335" t="8255" r="9525" b="10795"/>
+                <wp:extent cx="2057400" cy="0"/>
+                <wp:effectExtent l="7620" t="10160" r="11430" b="8890"/>
                 <wp:wrapNone/>
-                <wp:docPr id="2117475975" name="Straight Arrow Connector 13"/>
+                <wp:docPr id="3" name="Straight Arrow Connector 3"/>
                 <wp:cNvGraphicFramePr>
                   <a:graphicFrameLocks xmlns:a="http://schemas.openxmlformats.org/drawingml/2006/main"/>
                 </wp:cNvGraphicFramePr>
@@ -2242,7 +3577,7 @@
                       <wps:spPr bwMode="auto">
                         <a:xfrm>
                           <a:off x="0" y="0"/>
-                          <a:ext cx="2720340" cy="0"/>
+                          <a:ext cx="2057400" cy="0"/>
                         </a:xfrm>
                         <a:prstGeom prst="straightConnector1">
                           <a:avLst/>
@@ -2277,685 +3612,105 @@
               </wp:anchor>
             </w:drawing>
           </mc:Choice>
-          <mc:Fallback xmlns:w16du="http://schemas.microsoft.com/office/word/2023/wordml/word16du" xmlns:w16sdtfl="http://schemas.microsoft.com/office/word/2024/wordml/sdtformatlock">
+          <mc:Fallback>
             <w:pict>
-              <v:shape w14:anchorId="2CF324DC" id="Straight Arrow Connector 13" o:spid="_x0000_s1026" type="#_x0000_t32" style="position:absolute;margin-left:-1.05pt;margin-top:7.3pt;width:214.2pt;height:0;z-index:251666432;visibility:visible;mso-wrap-style:square;mso-width-percent:0;mso-height-percent:0;mso-wrap-distance-left:9pt;mso-wrap-distance-top:0;mso-wrap-distance-right:9pt;mso-wrap-distance-bottom:0;mso-position-horizontal:absolute;mso-position-horizontal-relative:text;mso-position-vertical:absolute;mso-position-vertical-relative:text;mso-width-percent:0;mso-height-percent:0;mso-width-relative:page;mso-height-relative:page" o:gfxdata="UEsDBBQABgAIAAAAIQC2gziS/gAAAOEBAAATAAAAW0NvbnRlbnRfVHlwZXNdLnhtbJSRQU7DMBBF 90jcwfIWJU67QAgl6YK0S0CoHGBkTxKLZGx5TGhvj5O2G0SRWNoz/78nu9wcxkFMGNg6quQqL6RA 0s5Y6ir5vt9lD1JwBDIwOMJKHpHlpr69KfdHjyxSmriSfYz+USnWPY7AufNIadK6MEJMx9ApD/oD OlTrorhX2lFEilmcO2RdNtjC5xDF9pCuTyYBB5bi6bQ4syoJ3g9WQ0ymaiLzg5KdCXlKLjvcW893 SUOqXwnz5DrgnHtJTxOsQfEKIT7DmDSUCaxw7Rqn8787ZsmRM9e2VmPeBN4uqYvTtW7jvijg9N/y JsXecLq0q+WD6m8AAAD//wMAUEsDBBQABgAIAAAAIQA4/SH/1gAAAJQBAAALAAAAX3JlbHMvLnJl bHOkkMFqwzAMhu+DvYPRfXGawxijTi+j0GvpHsDYimMaW0Yy2fr2M4PBMnrbUb/Q94l/f/hMi1qR JVI2sOt6UJgd+ZiDgffL8ekFlFSbvV0oo4EbChzGx4f9GRdb25HMsYhqlCwG5lrLq9biZkxWOiqY 22YiTra2kYMu1l1tQD30/bPm3wwYN0x18gb45AdQl1tp5j/sFB2T0FQ7R0nTNEV3j6o9feQzro1i OWA14Fm+Q8a1a8+Bvu/d/dMb2JY5uiPbhG/ktn4cqGU/er3pcvwCAAD//wMAUEsDBBQABgAIAAAA IQC/Zr6suQEAAFYDAAAOAAAAZHJzL2Uyb0RvYy54bWysU01v2zAMvQ/YfxB0X+x46z6MOD2k6y7d FqDdD2Ak2RYmiwKpxMm/n6QmWbHdhvkgUCL5+PhIr26PkxMHQ2zRd3K5qKUwXqG2fujkj6f7Nx+l 4Aheg0NvOnkyLG/Xr1+t5tCaBkd02pBIIJ7bOXRyjDG0VcVqNBPwAoPxydkjTRDTlYZKE8wJfXJV U9fvqxlJB0JlmNPr3bNTrgt+3xsVv/c9myhcJxO3WE4q5y6f1XoF7UAQRqvONOAfWExgfSp6hbqD CGJP9i+oySpCxj4uFE4V9r1VpvSQulnWf3TzOEIwpZckDoerTPz/YNW3w8ZvKVNXR/8YHlD9ZOFx M4IfTCHwdAppcMssVTUHbq8p+cJhS2I3f0WdYmAfsahw7GnKkKk/cSxin65im2MUKj02H5r67bs0 E3XxVdBeEgNx/GJwEtnoJEcCO4xxg96nkSItSxk4PHDMtKC9JOSqHu+tc2Wyzou5k59umpuSwOis zs4cxjTsNo7EAfJulK/0mDwvwwj3Xhew0YD+fLYjWPdsp+LOn6XJauTV43aH+rSli2RpeIXledHy dry8l+zfv8P6FwAAAP//AwBQSwMEFAAGAAgAAAAhAMWUBGbdAAAACAEAAA8AAABkcnMvZG93bnJl di54bWxMj81OwzAQhO9IvIO1lbig1kkoEQ1xqgqJA8f+SFzdeJuExusodprQp2crDnDcmdHsN/l6 sq24YO8bRwriRQQCqXSmoUrBYf8+fwHhgyajW0eo4Bs9rIv7u1xnxo20xcsuVIJLyGdaQR1Cl0np yxqt9gvXIbF3cr3Vgc++kqbXI5fbViZRlEqrG+IPte7wrcbyvBusAvTDcxxtVrY6fFzHx8/k+jV2 e6UeZtPmFUTAKfyF4YbP6FAw09ENZLxoFcyTmJOsL1MQ7C+T9AnE8VeQRS7/Dyh+AAAA//8DAFBL AQItABQABgAIAAAAIQC2gziS/gAAAOEBAAATAAAAAAAAAAAAAAAAAAAAAABbQ29udGVudF9UeXBl c10ueG1sUEsBAi0AFAAGAAgAAAAhADj9If/WAAAAlAEAAAsAAAAAAAAAAAAAAAAALwEAAF9yZWxz Ly5yZWxzUEsBAi0AFAAGAAgAAAAhAL9mvqy5AQAAVgMAAA4AAAAAAAAAAAAAAAAALgIAAGRycy9l Mm9Eb2MueG1sUEsBAi0AFAAGAAgAAAAhAMWUBGbdAAAACAEAAA8AAAAAAAAAAAAAAAAAEwQAAGRy cy9kb3ducmV2LnhtbFBLBQYAAAAABAAEAPMAAAAdBQAAAAA= "/>
+              <v:shape w14:anchorId="58615EC7" id="Straight Arrow Connector 3" o:spid="_x0000_s1026" type="#_x0000_t32" style="position:absolute;margin-left:90pt;margin-top:12.6pt;width:162pt;height:0;z-index:251678720;visibility:visible;mso-wrap-style:square;mso-width-percent:0;mso-height-percent:0;mso-wrap-distance-left:9pt;mso-wrap-distance-top:0;mso-wrap-distance-right:9pt;mso-wrap-distance-bottom:0;mso-position-horizontal:absolute;mso-position-horizontal-relative:text;mso-position-vertical:absolute;mso-position-vertical-relative:text;mso-width-percent:0;mso-height-percent:0;mso-width-relative:page;mso-height-relative:page" o:gfxdata="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"/>
             </w:pict>
           </mc:Fallback>
         </mc:AlternateContent>
       </w:r>
-    </w:p>
-    <w:p>
-      <w:pPr>
-        <w:rPr>
-          <w:rFonts w:ascii="Aptos Narrow" w:hAnsi="Aptos Narrow"/>
-          <w:color w:val="000000"/>
-          <w:sz w:val="22"/>
-          <w:szCs w:val="22"/>
-        </w:rPr>
-      </w:pPr>
-      <w:r>
-        <w:rPr>
-          <w:rFonts w:ascii="Aptos Narrow" w:hAnsi="Aptos Narrow"/>
-          <w:color w:val="000000"/>
-          <w:sz w:val="22"/>
-          <w:szCs w:val="22"/>
-        </w:rPr>
-        <w:t>0.0226725</w:t>
-      </w:r>
-      <w:r>
-        <w:rPr>
-          <w:noProof/>
-        </w:rPr>
-        <mc:AlternateContent>
-          <mc:Choice Requires="wps">
-            <w:drawing>
-              <wp:anchor distT="0" distB="0" distL="114300" distR="114300" simplePos="0" relativeHeight="251669504" behindDoc="0" locked="0" layoutInCell="1" allowOverlap="1" wp14:anchorId="64974B4B" wp14:editId="75BD9C09">
-                <wp:simplePos x="0" y="0"/>
-                <wp:positionH relativeFrom="column">
-                  <wp:posOffset>3314700</wp:posOffset>
-                </wp:positionH>
-                <wp:positionV relativeFrom="paragraph">
-                  <wp:posOffset>163195</wp:posOffset>
-                </wp:positionV>
-                <wp:extent cx="2720340" cy="0"/>
-                <wp:effectExtent l="7620" t="6350" r="5715" b="12700"/>
-                <wp:wrapNone/>
-                <wp:docPr id="728636461" name="Straight Arrow Connector 12"/>
-                <wp:cNvGraphicFramePr>
-                  <a:graphicFrameLocks xmlns:a="http://schemas.openxmlformats.org/drawingml/2006/main"/>
-                </wp:cNvGraphicFramePr>
-                <a:graphic xmlns:a="http://schemas.openxmlformats.org/drawingml/2006/main">
-                  <a:graphicData uri="http://schemas.microsoft.com/office/word/2010/wordprocessingShape">
-                    <wps:wsp>
-                      <wps:cNvCnPr>
-                        <a:cxnSpLocks noChangeShapeType="1"/>
-                      </wps:cNvCnPr>
-                      <wps:spPr bwMode="auto">
-                        <a:xfrm>
-                          <a:off x="0" y="0"/>
-                          <a:ext cx="2720340" cy="0"/>
-                        </a:xfrm>
-                        <a:prstGeom prst="straightConnector1">
-                          <a:avLst/>
-                        </a:prstGeom>
-                        <a:noFill/>
-                        <a:ln w="9525">
-                          <a:solidFill>
-                            <a:srgbClr val="000000"/>
-                          </a:solidFill>
-                          <a:round/>
-                          <a:headEnd/>
-                          <a:tailEnd/>
-                        </a:ln>
-                        <a:extLst>
-                          <a:ext uri="{909E8E84-426E-40DD-AFC4-6F175D3DCCD1}">
-                            <a14:hiddenFill xmlns:a14="http://schemas.microsoft.com/office/drawing/2010/main">
-                              <a:noFill/>
-                            </a14:hiddenFill>
-                          </a:ext>
-                        </a:extLst>
-                      </wps:spPr>
-                      <wps:bodyPr/>
-                    </wps:wsp>
-                  </a:graphicData>
-                </a:graphic>
-                <wp14:sizeRelH relativeFrom="page">
-                  <wp14:pctWidth>0</wp14:pctWidth>
-                </wp14:sizeRelH>
-                <wp14:sizeRelV relativeFrom="page">
-                  <wp14:pctHeight>0</wp14:pctHeight>
-                </wp14:sizeRelV>
-              </wp:anchor>
-            </w:drawing>
-          </mc:Choice>
-          <mc:Fallback xmlns:w16du="http://schemas.microsoft.com/office/word/2023/wordml/word16du" xmlns:w16sdtfl="http://schemas.microsoft.com/office/word/2024/wordml/sdtformatlock">
-            <w:pict>
-              <v:shape w14:anchorId="50A72DFA" id="Straight Arrow Connector 12" o:spid="_x0000_s1026" type="#_x0000_t32" style="position:absolute;margin-left:261pt;margin-top:12.85pt;width:214.2pt;height:0;z-index:251669504;visibility:visible;mso-wrap-style:square;mso-width-percent:0;mso-height-percent:0;mso-wrap-distance-left:9pt;mso-wrap-distance-top:0;mso-wrap-distance-right:9pt;mso-wrap-distance-bottom:0;mso-position-horizontal:absolute;mso-position-horizontal-relative:text;mso-position-vertical:absolute;mso-position-vertical-relative:text;mso-width-percent:0;mso-height-percent:0;mso-width-relative:page;mso-height-relative:page" o:gfxdata="UEsDBBQABgAIAAAAIQC2gziS/gAAAOEBAAATAAAAW0NvbnRlbnRfVHlwZXNdLnhtbJSRQU7DMBBF 90jcwfIWJU67QAgl6YK0S0CoHGBkTxKLZGx5TGhvj5O2G0SRWNoz/78nu9wcxkFMGNg6quQqL6RA 0s5Y6ir5vt9lD1JwBDIwOMJKHpHlpr69KfdHjyxSmriSfYz+USnWPY7AufNIadK6MEJMx9ApD/oD OlTrorhX2lFEilmcO2RdNtjC5xDF9pCuTyYBB5bi6bQ4syoJ3g9WQ0ymaiLzg5KdCXlKLjvcW893 SUOqXwnz5DrgnHtJTxOsQfEKIT7DmDSUCaxw7Rqn8787ZsmRM9e2VmPeBN4uqYvTtW7jvijg9N/y JsXecLq0q+WD6m8AAAD//wMAUEsDBBQABgAIAAAAIQA4/SH/1gAAAJQBAAALAAAAX3JlbHMvLnJl bHOkkMFqwzAMhu+DvYPRfXGawxijTi+j0GvpHsDYimMaW0Yy2fr2M4PBMnrbUb/Q94l/f/hMi1qR JVI2sOt6UJgd+ZiDgffL8ekFlFSbvV0oo4EbChzGx4f9GRdb25HMsYhqlCwG5lrLq9biZkxWOiqY 22YiTra2kYMu1l1tQD30/bPm3wwYN0x18gb45AdQl1tp5j/sFB2T0FQ7R0nTNEV3j6o9feQzro1i OWA14Fm+Q8a1a8+Bvu/d/dMb2JY5uiPbhG/ktn4cqGU/er3pcvwCAAD//wMAUEsDBBQABgAIAAAA IQC/Zr6suQEAAFYDAAAOAAAAZHJzL2Uyb0RvYy54bWysU01v2zAMvQ/YfxB0X+x46z6MOD2k6y7d FqDdD2Ak2RYmiwKpxMm/n6QmWbHdhvkgUCL5+PhIr26PkxMHQ2zRd3K5qKUwXqG2fujkj6f7Nx+l 4Aheg0NvOnkyLG/Xr1+t5tCaBkd02pBIIJ7bOXRyjDG0VcVqNBPwAoPxydkjTRDTlYZKE8wJfXJV U9fvqxlJB0JlmNPr3bNTrgt+3xsVv/c9myhcJxO3WE4q5y6f1XoF7UAQRqvONOAfWExgfSp6hbqD CGJP9i+oySpCxj4uFE4V9r1VpvSQulnWf3TzOEIwpZckDoerTPz/YNW3w8ZvKVNXR/8YHlD9ZOFx M4IfTCHwdAppcMssVTUHbq8p+cJhS2I3f0WdYmAfsahw7GnKkKk/cSxin65im2MUKj02H5r67bs0 E3XxVdBeEgNx/GJwEtnoJEcCO4xxg96nkSItSxk4PHDMtKC9JOSqHu+tc2Wyzou5k59umpuSwOis zs4cxjTsNo7EAfJulK/0mDwvwwj3Xhew0YD+fLYjWPdsp+LOn6XJauTV43aH+rSli2RpeIXledHy dry8l+zfv8P6FwAAAP//AwBQSwMEFAAGAAgAAAAhAHbvf5vdAAAACQEAAA8AAABkcnMvZG93bnJl di54bWxMj8FOwzAQRO9I/IO1SFwQtWsRoCFOVSFx4EhbiasbL0kgXkex04R+PYs40OPsjGbfFOvZ d+KIQ2wDGVguFAikKriWagP73cvtI4iYLDnbBUID3xhhXV5eFDZ3YaI3PG5TLbiEYm4NNCn1uZSx atDbuAg9EnsfYfA2sRxq6QY7cbnvpFbqXnrbEn9obI/PDVZf29EbwDhmS7VZ+Xr/eppu3vXpc+p3 xlxfzZsnEAnn9B+GX3xGh5KZDmEkF0VnINOatyQDOnsAwYFVpu5AHP4Osizk+YLyBwAA//8DAFBL AQItABQABgAIAAAAIQC2gziS/gAAAOEBAAATAAAAAAAAAAAAAAAAAAAAAABbQ29udGVudF9UeXBl c10ueG1sUEsBAi0AFAAGAAgAAAAhADj9If/WAAAAlAEAAAsAAAAAAAAAAAAAAAAALwEAAF9yZWxz Ly5yZWxzUEsBAi0AFAAGAAgAAAAhAL9mvqy5AQAAVgMAAA4AAAAAAAAAAAAAAAAALgIAAGRycy9l Mm9Eb2MueG1sUEsBAi0AFAAGAAgAAAAhAHbvf5vdAAAACQEAAA8AAAAAAAAAAAAAAAAAEwQAAGRy cy9kb3ducmV2LnhtbFBLBQYAAAAABAAEAPMAAAAdBQAAAAA= "/>
-            </w:pict>
-          </mc:Fallback>
-        </mc:AlternateContent>
-      </w:r>
-      <w:r>
-        <w:rPr>
-          <w:noProof/>
-        </w:rPr>
-        <mc:AlternateContent>
-          <mc:Choice Requires="wps">
-            <w:drawing>
-              <wp:anchor distT="0" distB="0" distL="114300" distR="114300" simplePos="0" relativeHeight="251668480" behindDoc="0" locked="0" layoutInCell="1" allowOverlap="1" wp14:anchorId="1B3075EF" wp14:editId="2C39642C">
-                <wp:simplePos x="0" y="0"/>
-                <wp:positionH relativeFrom="column">
-                  <wp:posOffset>-13335</wp:posOffset>
-                </wp:positionH>
-                <wp:positionV relativeFrom="paragraph">
-                  <wp:posOffset>163195</wp:posOffset>
-                </wp:positionV>
-                <wp:extent cx="2720340" cy="0"/>
-                <wp:effectExtent l="13335" t="6350" r="9525" b="12700"/>
-                <wp:wrapNone/>
-                <wp:docPr id="902585947" name="Straight Arrow Connector 11"/>
-                <wp:cNvGraphicFramePr>
-                  <a:graphicFrameLocks xmlns:a="http://schemas.openxmlformats.org/drawingml/2006/main"/>
-                </wp:cNvGraphicFramePr>
-                <a:graphic xmlns:a="http://schemas.openxmlformats.org/drawingml/2006/main">
-                  <a:graphicData uri="http://schemas.microsoft.com/office/word/2010/wordprocessingShape">
-                    <wps:wsp>
-                      <wps:cNvCnPr>
-                        <a:cxnSpLocks noChangeShapeType="1"/>
-                      </wps:cNvCnPr>
-                      <wps:spPr bwMode="auto">
-                        <a:xfrm>
-                          <a:off x="0" y="0"/>
-                          <a:ext cx="2720340" cy="0"/>
-                        </a:xfrm>
-                        <a:prstGeom prst="straightConnector1">
-                          <a:avLst/>
-                        </a:prstGeom>
-                        <a:noFill/>
-                        <a:ln w="9525">
-                          <a:solidFill>
-                            <a:srgbClr val="000000"/>
-                          </a:solidFill>
-                          <a:round/>
-                          <a:headEnd/>
-                          <a:tailEnd/>
-                        </a:ln>
-                        <a:extLst>
-                          <a:ext uri="{909E8E84-426E-40DD-AFC4-6F175D3DCCD1}">
-                            <a14:hiddenFill xmlns:a14="http://schemas.microsoft.com/office/drawing/2010/main">
-                              <a:noFill/>
-                            </a14:hiddenFill>
-                          </a:ext>
-                        </a:extLst>
-                      </wps:spPr>
-                      <wps:bodyPr/>
-                    </wps:wsp>
-                  </a:graphicData>
-                </a:graphic>
-                <wp14:sizeRelH relativeFrom="page">
-                  <wp14:pctWidth>0</wp14:pctWidth>
-                </wp14:sizeRelH>
-                <wp14:sizeRelV relativeFrom="page">
-                  <wp14:pctHeight>0</wp14:pctHeight>
-                </wp14:sizeRelV>
-              </wp:anchor>
-            </w:drawing>
-          </mc:Choice>
-          <mc:Fallback xmlns:w16du="http://schemas.microsoft.com/office/word/2023/wordml/word16du" xmlns:w16sdtfl="http://schemas.microsoft.com/office/word/2024/wordml/sdtformatlock">
-            <w:pict>
-              <v:shape w14:anchorId="43EE817A" id="Straight Arrow Connector 11" o:spid="_x0000_s1026" type="#_x0000_t32" style="position:absolute;margin-left:-1.05pt;margin-top:12.85pt;width:214.2pt;height:0;z-index:251668480;visibility:visible;mso-wrap-style:square;mso-width-percent:0;mso-height-percent:0;mso-wrap-distance-left:9pt;mso-wrap-distance-top:0;mso-wrap-distance-right:9pt;mso-wrap-distance-bottom:0;mso-position-horizontal:absolute;mso-position-horizontal-relative:text;mso-position-vertical:absolute;mso-position-vertical-relative:text;mso-width-percent:0;mso-height-percent:0;mso-width-relative:page;mso-height-relative:page" o:gfxdata="UEsDBBQABgAIAAAAIQC2gziS/gAAAOEBAAATAAAAW0NvbnRlbnRfVHlwZXNdLnhtbJSRQU7DMBBF 90jcwfIWJU67QAgl6YK0S0CoHGBkTxKLZGx5TGhvj5O2G0SRWNoz/78nu9wcxkFMGNg6quQqL6RA 0s5Y6ir5vt9lD1JwBDIwOMJKHpHlpr69KfdHjyxSmriSfYz+USnWPY7AufNIadK6MEJMx9ApD/oD OlTrorhX2lFEilmcO2RdNtjC5xDF9pCuTyYBB5bi6bQ4syoJ3g9WQ0ymaiLzg5KdCXlKLjvcW893 SUOqXwnz5DrgnHtJTxOsQfEKIT7DmDSUCaxw7Rqn8787ZsmRM9e2VmPeBN4uqYvTtW7jvijg9N/y JsXecLq0q+WD6m8AAAD//wMAUEsDBBQABgAIAAAAIQA4/SH/1gAAAJQBAAALAAAAX3JlbHMvLnJl bHOkkMFqwzAMhu+DvYPRfXGawxijTi+j0GvpHsDYimMaW0Yy2fr2M4PBMnrbUb/Q94l/f/hMi1qR JVI2sOt6UJgd+ZiDgffL8ekFlFSbvV0oo4EbChzGx4f9GRdb25HMsYhqlCwG5lrLq9biZkxWOiqY 22YiTra2kYMu1l1tQD30/bPm3wwYN0x18gb45AdQl1tp5j/sFB2T0FQ7R0nTNEV3j6o9feQzro1i OWA14Fm+Q8a1a8+Bvu/d/dMb2JY5uiPbhG/ktn4cqGU/er3pcvwCAAD//wMAUEsDBBQABgAIAAAA IQC/Zr6suQEAAFYDAAAOAAAAZHJzL2Uyb0RvYy54bWysU01v2zAMvQ/YfxB0X+x46z6MOD2k6y7d FqDdD2Ak2RYmiwKpxMm/n6QmWbHdhvkgUCL5+PhIr26PkxMHQ2zRd3K5qKUwXqG2fujkj6f7Nx+l 4Aheg0NvOnkyLG/Xr1+t5tCaBkd02pBIIJ7bOXRyjDG0VcVqNBPwAoPxydkjTRDTlYZKE8wJfXJV U9fvqxlJB0JlmNPr3bNTrgt+3xsVv/c9myhcJxO3WE4q5y6f1XoF7UAQRqvONOAfWExgfSp6hbqD CGJP9i+oySpCxj4uFE4V9r1VpvSQulnWf3TzOEIwpZckDoerTPz/YNW3w8ZvKVNXR/8YHlD9ZOFx M4IfTCHwdAppcMssVTUHbq8p+cJhS2I3f0WdYmAfsahw7GnKkKk/cSxin65im2MUKj02H5r67bs0 E3XxVdBeEgNx/GJwEtnoJEcCO4xxg96nkSItSxk4PHDMtKC9JOSqHu+tc2Wyzou5k59umpuSwOis zs4cxjTsNo7EAfJulK/0mDwvwwj3Xhew0YD+fLYjWPdsp+LOn6XJauTV43aH+rSli2RpeIXledHy dry8l+zfv8P6FwAAAP//AwBQSwMEFAAGAAgAAAAhANVu9/fdAAAACAEAAA8AAABkcnMvZG93bnJl di54bWxMj8FOwzAQRO9I/IO1SFxQ68TQQkOcqkLiwJG2Elc33iaBeB3FThP69SziUI6zM5p5m68n 14oT9qHxpCGdJyCQSm8bqjTsd6+zJxAhGrKm9YQavjHAuri+yk1m/UjveNrGSnAJhcxoqGPsMilD WaMzYe47JPaOvncmsuwraXszcrlrpUqSpXSmIV6oTYcvNZZf28FpwDAs0mSzctX+7Tzefajz59jt tL69mTbPICJO8RKGX3xGh4KZDn4gG0SrYaZSTmpQi0cQ7D+o5T2Iw99BFrn8/0DxAwAA//8DAFBL AQItABQABgAIAAAAIQC2gziS/gAAAOEBAAATAAAAAAAAAAAAAAAAAAAAAABbQ29udGVudF9UeXBl c10ueG1sUEsBAi0AFAAGAAgAAAAhADj9If/WAAAAlAEAAAsAAAAAAAAAAAAAAAAALwEAAF9yZWxz Ly5yZWxzUEsBAi0AFAAGAAgAAAAhAL9mvqy5AQAAVgMAAA4AAAAAAAAAAAAAAAAALgIAAGRycy9l Mm9Eb2MueG1sUEsBAi0AFAAGAAgAAAAhANVu9/fdAAAACAEAAA8AAAAAAAAAAAAAAAAAEwQAAGRy cy9kb3ducmV2LnhtbFBLBQYAAAAABAAEAPMAAAAdBQAAAAA= "/>
-            </w:pict>
-          </mc:Fallback>
-        </mc:AlternateContent>
-      </w:r>
-      <w:r>
-        <w:rPr>
-          <w:rFonts w:ascii="Aptos Narrow" w:hAnsi="Aptos Narrow"/>
-          <w:color w:val="000000"/>
-          <w:sz w:val="22"/>
-          <w:szCs w:val="22"/>
-        </w:rPr>
-        <w:tab/>
-        <w:t xml:space="preserve">                                                                                                </w:t>
-      </w:r>
-      <w:r>
-        <w:rPr>
-          <w:rFonts w:ascii="Aptos Narrow" w:hAnsi="Aptos Narrow"/>
-          <w:color w:val="000000"/>
-          <w:sz w:val="22"/>
-          <w:szCs w:val="22"/>
-        </w:rPr>
-        <w:t>0</w:t>
-      </w:r>
-      <w:r>
-        <w:rPr>
-          <w:rFonts w:ascii="Aptos Narrow" w:hAnsi="Aptos Narrow"/>
-          <w:color w:val="000000"/>
-          <w:sz w:val="22"/>
-          <w:szCs w:val="22"/>
-        </w:rPr>
-        <w:t xml:space="preserve">.0226725   </w:t>
-      </w:r>
-    </w:p>
-    <w:p/>
-    <w:p>
-      <w:pPr>
-        <w:rPr>
-          <w:rFonts w:ascii="Aptos Narrow" w:hAnsi="Aptos Narrow"/>
-          <w:color w:val="000000"/>
-          <w:sz w:val="22"/>
-          <w:szCs w:val="22"/>
-        </w:rPr>
-      </w:pPr>
-      <w:r>
-        <w:rPr>
-          <w:rFonts w:ascii="Aptos Narrow" w:hAnsi="Aptos Narrow"/>
-          <w:color w:val="000000"/>
-          <w:sz w:val="22"/>
-          <w:szCs w:val="22"/>
-        </w:rPr>
-        <w:t>0.1651863                                                                                                          0.1651863</w:t>
-      </w:r>
-    </w:p>
-    <w:p>
-      <w:pPr>
-        <w:rPr>
-          <w:rFonts w:ascii="Aptos Narrow" w:hAnsi="Aptos Narrow"/>
-          <w:color w:val="000000"/>
-          <w:sz w:val="22"/>
-          <w:szCs w:val="22"/>
-        </w:rPr>
-      </w:pPr>
-    </w:p>
-    <w:p>
-      <w:r>
-        <w:rPr>
-          <w:noProof/>
-        </w:rPr>
-        <mc:AlternateContent>
-          <mc:Choice Requires="wps">
-            <w:drawing>
-              <wp:anchor distT="0" distB="0" distL="114300" distR="114300" simplePos="0" relativeHeight="251665408" behindDoc="0" locked="0" layoutInCell="1" allowOverlap="1" wp14:anchorId="2D2904B4" wp14:editId="70FAFC1F">
-                <wp:simplePos x="0" y="0"/>
-                <wp:positionH relativeFrom="column">
-                  <wp:posOffset>3314700</wp:posOffset>
-                </wp:positionH>
-                <wp:positionV relativeFrom="paragraph">
-                  <wp:posOffset>98425</wp:posOffset>
-                </wp:positionV>
-                <wp:extent cx="2720340" cy="0"/>
-                <wp:effectExtent l="7620" t="6350" r="5715" b="12700"/>
-                <wp:wrapNone/>
-                <wp:docPr id="134123508" name="Straight Arrow Connector 10"/>
-                <wp:cNvGraphicFramePr>
-                  <a:graphicFrameLocks xmlns:a="http://schemas.openxmlformats.org/drawingml/2006/main"/>
-                </wp:cNvGraphicFramePr>
-                <a:graphic xmlns:a="http://schemas.openxmlformats.org/drawingml/2006/main">
-                  <a:graphicData uri="http://schemas.microsoft.com/office/word/2010/wordprocessingShape">
-                    <wps:wsp>
-                      <wps:cNvCnPr>
-                        <a:cxnSpLocks noChangeShapeType="1"/>
-                      </wps:cNvCnPr>
-                      <wps:spPr bwMode="auto">
-                        <a:xfrm>
-                          <a:off x="0" y="0"/>
-                          <a:ext cx="2720340" cy="0"/>
-                        </a:xfrm>
-                        <a:prstGeom prst="straightConnector1">
-                          <a:avLst/>
-                        </a:prstGeom>
-                        <a:noFill/>
-                        <a:ln w="9525">
-                          <a:solidFill>
-                            <a:srgbClr val="000000"/>
-                          </a:solidFill>
-                          <a:round/>
-                          <a:headEnd/>
-                          <a:tailEnd/>
-                        </a:ln>
-                        <a:extLst>
-                          <a:ext uri="{909E8E84-426E-40DD-AFC4-6F175D3DCCD1}">
-                            <a14:hiddenFill xmlns:a14="http://schemas.microsoft.com/office/drawing/2010/main">
-                              <a:noFill/>
-                            </a14:hiddenFill>
-                          </a:ext>
-                        </a:extLst>
-                      </wps:spPr>
-                      <wps:bodyPr/>
-                    </wps:wsp>
-                  </a:graphicData>
-                </a:graphic>
-                <wp14:sizeRelH relativeFrom="page">
-                  <wp14:pctWidth>0</wp14:pctWidth>
-                </wp14:sizeRelH>
-                <wp14:sizeRelV relativeFrom="page">
-                  <wp14:pctHeight>0</wp14:pctHeight>
-                </wp14:sizeRelV>
-              </wp:anchor>
-            </w:drawing>
-          </mc:Choice>
-          <mc:Fallback xmlns:w16du="http://schemas.microsoft.com/office/word/2023/wordml/word16du" xmlns:w16sdtfl="http://schemas.microsoft.com/office/word/2024/wordml/sdtformatlock">
-            <w:pict>
-              <v:shape w14:anchorId="673DB9C2" id="Straight Arrow Connector 10" o:spid="_x0000_s1026" type="#_x0000_t32" style="position:absolute;margin-left:261pt;margin-top:7.75pt;width:214.2pt;height:0;z-index:251665408;visibility:visible;mso-wrap-style:square;mso-width-percent:0;mso-height-percent:0;mso-wrap-distance-left:9pt;mso-wrap-distance-top:0;mso-wrap-distance-right:9pt;mso-wrap-distance-bottom:0;mso-position-horizontal:absolute;mso-position-horizontal-relative:text;mso-position-vertical:absolute;mso-position-vertical-relative:text;mso-width-percent:0;mso-height-percent:0;mso-width-relative:page;mso-height-relative:page" o:gfxdata="UEsDBBQABgAIAAAAIQC2gziS/gAAAOEBAAATAAAAW0NvbnRlbnRfVHlwZXNdLnhtbJSRQU7DMBBF 90jcwfIWJU67QAgl6YK0S0CoHGBkTxKLZGx5TGhvj5O2G0SRWNoz/78nu9wcxkFMGNg6quQqL6RA 0s5Y6ir5vt9lD1JwBDIwOMJKHpHlpr69KfdHjyxSmriSfYz+USnWPY7AufNIadK6MEJMx9ApD/oD OlTrorhX2lFEilmcO2RdNtjC5xDF9pCuTyYBB5bi6bQ4syoJ3g9WQ0ymaiLzg5KdCXlKLjvcW893 SUOqXwnz5DrgnHtJTxOsQfEKIT7DmDSUCaxw7Rqn8787ZsmRM9e2VmPeBN4uqYvTtW7jvijg9N/y JsXecLq0q+WD6m8AAAD//wMAUEsDBBQABgAIAAAAIQA4/SH/1gAAAJQBAAALAAAAX3JlbHMvLnJl bHOkkMFqwzAMhu+DvYPRfXGawxijTi+j0GvpHsDYimMaW0Yy2fr2M4PBMnrbUb/Q94l/f/hMi1qR JVI2sOt6UJgd+ZiDgffL8ekFlFSbvV0oo4EbChzGx4f9GRdb25HMsYhqlCwG5lrLq9biZkxWOiqY 22YiTra2kYMu1l1tQD30/bPm3wwYN0x18gb45AdQl1tp5j/sFB2T0FQ7R0nTNEV3j6o9feQzro1i OWA14Fm+Q8a1a8+Bvu/d/dMb2JY5uiPbhG/ktn4cqGU/er3pcvwCAAD//wMAUEsDBBQABgAIAAAA IQC/Zr6suQEAAFYDAAAOAAAAZHJzL2Uyb0RvYy54bWysU01v2zAMvQ/YfxB0X+x46z6MOD2k6y7d FqDdD2Ak2RYmiwKpxMm/n6QmWbHdhvkgUCL5+PhIr26PkxMHQ2zRd3K5qKUwXqG2fujkj6f7Nx+l 4Aheg0NvOnkyLG/Xr1+t5tCaBkd02pBIIJ7bOXRyjDG0VcVqNBPwAoPxydkjTRDTlYZKE8wJfXJV U9fvqxlJB0JlmNPr3bNTrgt+3xsVv/c9myhcJxO3WE4q5y6f1XoF7UAQRqvONOAfWExgfSp6hbqD CGJP9i+oySpCxj4uFE4V9r1VpvSQulnWf3TzOEIwpZckDoerTPz/YNW3w8ZvKVNXR/8YHlD9ZOFx M4IfTCHwdAppcMssVTUHbq8p+cJhS2I3f0WdYmAfsahw7GnKkKk/cSxin65im2MUKj02H5r67bs0 E3XxVdBeEgNx/GJwEtnoJEcCO4xxg96nkSItSxk4PHDMtKC9JOSqHu+tc2Wyzou5k59umpuSwOis zs4cxjTsNo7EAfJulK/0mDwvwwj3Xhew0YD+fLYjWPdsp+LOn6XJauTV43aH+rSli2RpeIXledHy dry8l+zfv8P6FwAAAP//AwBQSwMEFAAGAAgAAAAhAGjErSjdAAAACQEAAA8AAABkcnMvZG93bnJl di54bWxMj8FOwzAQRO9I/IO1SFwQtRthRNM4VYXEgSNtJa5uvCQp8TqKnSb061nEAY47M5p9U2xm 34kzDrENZGC5UCCQquBaqg0c9i/3TyBisuRsFwgNfGGETXl9VdjchYne8LxLteASirk10KTU51LG qkFv4yL0SOx9hMHbxOdQSzfYict9JzOlHqW3LfGHxvb43GD1uRu9AYyjXqrtyteH18t0955dTlO/ N+b2Zt6uQSSc018YfvAZHUpmOoaRXBSdAZ1lvCWxoTUIDqy0egBx/BVkWcj/C8pvAAAA//8DAFBL AQItABQABgAIAAAAIQC2gziS/gAAAOEBAAATAAAAAAAAAAAAAAAAAAAAAABbQ29udGVudF9UeXBl c10ueG1sUEsBAi0AFAAGAAgAAAAhADj9If/WAAAAlAEAAAsAAAAAAAAAAAAAAAAALwEAAF9yZWxz Ly5yZWxzUEsBAi0AFAAGAAgAAAAhAL9mvqy5AQAAVgMAAA4AAAAAAAAAAAAAAAAALgIAAGRycy9l Mm9Eb2MueG1sUEsBAi0AFAAGAAgAAAAhAGjErSjdAAAACQEAAA8AAAAAAAAAAAAAAAAAEwQAAGRy cy9kb3ducmV2LnhtbFBLBQYAAAAABAAEAPMAAAAdBQAAAAA= "/>
-            </w:pict>
-          </mc:Fallback>
-        </mc:AlternateContent>
-      </w:r>
-      <w:r>
-        <w:rPr>
-          <w:noProof/>
-        </w:rPr>
-        <mc:AlternateContent>
-          <mc:Choice Requires="wps">
-            <w:drawing>
-              <wp:anchor distT="0" distB="0" distL="114300" distR="114300" simplePos="0" relativeHeight="251664384" behindDoc="0" locked="0" layoutInCell="1" allowOverlap="1" wp14:anchorId="19A62DAF" wp14:editId="2C92D956">
-                <wp:simplePos x="0" y="0"/>
-                <wp:positionH relativeFrom="column">
-                  <wp:posOffset>-13335</wp:posOffset>
-                </wp:positionH>
-                <wp:positionV relativeFrom="paragraph">
-                  <wp:posOffset>98425</wp:posOffset>
-                </wp:positionV>
-                <wp:extent cx="2720340" cy="0"/>
-                <wp:effectExtent l="13335" t="6350" r="9525" b="12700"/>
-                <wp:wrapNone/>
-                <wp:docPr id="881589786" name="Straight Arrow Connector 9"/>
-                <wp:cNvGraphicFramePr>
-                  <a:graphicFrameLocks xmlns:a="http://schemas.openxmlformats.org/drawingml/2006/main"/>
-                </wp:cNvGraphicFramePr>
-                <a:graphic xmlns:a="http://schemas.openxmlformats.org/drawingml/2006/main">
-                  <a:graphicData uri="http://schemas.microsoft.com/office/word/2010/wordprocessingShape">
-                    <wps:wsp>
-                      <wps:cNvCnPr>
-                        <a:cxnSpLocks noChangeShapeType="1"/>
-                      </wps:cNvCnPr>
-                      <wps:spPr bwMode="auto">
-                        <a:xfrm>
-                          <a:off x="0" y="0"/>
-                          <a:ext cx="2720340" cy="0"/>
-                        </a:xfrm>
-                        <a:prstGeom prst="straightConnector1">
-                          <a:avLst/>
-                        </a:prstGeom>
-                        <a:noFill/>
-                        <a:ln w="9525">
-                          <a:solidFill>
-                            <a:srgbClr val="000000"/>
-                          </a:solidFill>
-                          <a:round/>
-                          <a:headEnd/>
-                          <a:tailEnd/>
-                        </a:ln>
-                        <a:extLst>
-                          <a:ext uri="{909E8E84-426E-40DD-AFC4-6F175D3DCCD1}">
-                            <a14:hiddenFill xmlns:a14="http://schemas.microsoft.com/office/drawing/2010/main">
-                              <a:noFill/>
-                            </a14:hiddenFill>
-                          </a:ext>
-                        </a:extLst>
-                      </wps:spPr>
-                      <wps:bodyPr/>
-                    </wps:wsp>
-                  </a:graphicData>
-                </a:graphic>
-                <wp14:sizeRelH relativeFrom="page">
-                  <wp14:pctWidth>0</wp14:pctWidth>
-                </wp14:sizeRelH>
-                <wp14:sizeRelV relativeFrom="page">
-                  <wp14:pctHeight>0</wp14:pctHeight>
-                </wp14:sizeRelV>
-              </wp:anchor>
-            </w:drawing>
-          </mc:Choice>
-          <mc:Fallback xmlns:w16du="http://schemas.microsoft.com/office/word/2023/wordml/word16du" xmlns:w16sdtfl="http://schemas.microsoft.com/office/word/2024/wordml/sdtformatlock">
-            <w:pict>
-              <v:shape w14:anchorId="61B6123B" id="Straight Arrow Connector 9" o:spid="_x0000_s1026" type="#_x0000_t32" style="position:absolute;margin-left:-1.05pt;margin-top:7.75pt;width:214.2pt;height:0;z-index:251664384;visibility:visible;mso-wrap-style:square;mso-width-percent:0;mso-height-percent:0;mso-wrap-distance-left:9pt;mso-wrap-distance-top:0;mso-wrap-distance-right:9pt;mso-wrap-distance-bottom:0;mso-position-horizontal:absolute;mso-position-horizontal-relative:text;mso-position-vertical:absolute;mso-position-vertical-relative:text;mso-width-percent:0;mso-height-percent:0;mso-width-relative:page;mso-height-relative:page" o:gfxdata="UEsDBBQABgAIAAAAIQC2gziS/gAAAOEBAAATAAAAW0NvbnRlbnRfVHlwZXNdLnhtbJSRQU7DMBBF 90jcwfIWJU67QAgl6YK0S0CoHGBkTxKLZGx5TGhvj5O2G0SRWNoz/78nu9wcxkFMGNg6quQqL6RA 0s5Y6ir5vt9lD1JwBDIwOMJKHpHlpr69KfdHjyxSmriSfYz+USnWPY7AufNIadK6MEJMx9ApD/oD OlTrorhX2lFEilmcO2RdNtjC5xDF9pCuTyYBB5bi6bQ4syoJ3g9WQ0ymaiLzg5KdCXlKLjvcW893 SUOqXwnz5DrgnHtJTxOsQfEKIT7DmDSUCaxw7Rqn8787ZsmRM9e2VmPeBN4uqYvTtW7jvijg9N/y JsXecLq0q+WD6m8AAAD//wMAUEsDBBQABgAIAAAAIQA4/SH/1gAAAJQBAAALAAAAX3JlbHMvLnJl bHOkkMFqwzAMhu+DvYPRfXGawxijTi+j0GvpHsDYimMaW0Yy2fr2M4PBMnrbUb/Q94l/f/hMi1qR JVI2sOt6UJgd+ZiDgffL8ekFlFSbvV0oo4EbChzGx4f9GRdb25HMsYhqlCwG5lrLq9biZkxWOiqY 22YiTra2kYMu1l1tQD30/bPm3wwYN0x18gb45AdQl1tp5j/sFB2T0FQ7R0nTNEV3j6o9feQzro1i OWA14Fm+Q8a1a8+Bvu/d/dMb2JY5uiPbhG/ktn4cqGU/er3pcvwCAAD//wMAUEsDBBQABgAIAAAA IQC/Zr6suQEAAFYDAAAOAAAAZHJzL2Uyb0RvYy54bWysU01v2zAMvQ/YfxB0X+x46z6MOD2k6y7d FqDdD2Ak2RYmiwKpxMm/n6QmWbHdhvkgUCL5+PhIr26PkxMHQ2zRd3K5qKUwXqG2fujkj6f7Nx+l 4Aheg0NvOnkyLG/Xr1+t5tCaBkd02pBIIJ7bOXRyjDG0VcVqNBPwAoPxydkjTRDTlYZKE8wJfXJV U9fvqxlJB0JlmNPr3bNTrgt+3xsVv/c9myhcJxO3WE4q5y6f1XoF7UAQRqvONOAfWExgfSp6hbqD CGJP9i+oySpCxj4uFE4V9r1VpvSQulnWf3TzOEIwpZckDoerTPz/YNW3w8ZvKVNXR/8YHlD9ZOFx M4IfTCHwdAppcMssVTUHbq8p+cJhS2I3f0WdYmAfsahw7GnKkKk/cSxin65im2MUKj02H5r67bs0 E3XxVdBeEgNx/GJwEtnoJEcCO4xxg96nkSItSxk4PHDMtKC9JOSqHu+tc2Wyzou5k59umpuSwOis zs4cxjTsNo7EAfJulK/0mDwvwwj3Xhew0YD+fLYjWPdsp+LOn6XJauTV43aH+rSli2RpeIXledHy dry8l+zfv8P6FwAAAP//AwBQSwMEFAAGAAgAAAAhAMtFJUTdAAAACAEAAA8AAABkcnMvZG93bnJl di54bWxMj8FOwzAQRO9I/IO1lbig1kloKhriVBUSB460lbi68TYJjddR7DShX8+iHuC4M6PZN/lm sq24YO8bRwriRQQCqXSmoUrBYf82fwbhgyajW0eo4Bs9bIr7u1xnxo30gZddqASXkM+0gjqELpPS lzVa7ReuQ2Lv5HqrA599JU2vRy63rUyiaCWtbog/1LrD1xrL826wCtAPaRxt17Y6vF/Hx8/k+jV2 e6UeZtP2BUTAKfyF4Ref0aFgpqMbyHjRKpgnMSdZT1MQ7C+T1ROI402QRS7/Dyh+AAAA//8DAFBL AQItABQABgAIAAAAIQC2gziS/gAAAOEBAAATAAAAAAAAAAAAAAAAAAAAAABbQ29udGVudF9UeXBl c10ueG1sUEsBAi0AFAAGAAgAAAAhADj9If/WAAAAlAEAAAsAAAAAAAAAAAAAAAAALwEAAF9yZWxz Ly5yZWxzUEsBAi0AFAAGAAgAAAAhAL9mvqy5AQAAVgMAAA4AAAAAAAAAAAAAAAAALgIAAGRycy9l Mm9Eb2MueG1sUEsBAi0AFAAGAAgAAAAhAMtFJUTdAAAACAEAAA8AAAAAAAAAAAAAAAAAEwQAAGRy cy9kb3ducmV2LnhtbFBLBQYAAAAABAAEAPMAAAAdBQAAAAA= "/>
-            </w:pict>
-          </mc:Fallback>
-        </mc:AlternateContent>
-      </w:r>
-    </w:p>
-    <w:p>
-      <w:pPr>
-        <w:rPr>
-          <w:rFonts w:ascii="Aptos Narrow" w:hAnsi="Aptos Narrow"/>
-          <w:color w:val="000000"/>
-          <w:sz w:val="22"/>
-          <w:szCs w:val="22"/>
-        </w:rPr>
-      </w:pPr>
-      <w:r>
-        <w:rPr>
-          <w:rFonts w:ascii="Aptos Narrow" w:hAnsi="Aptos Narrow"/>
-          <w:color w:val="000000"/>
-          <w:sz w:val="22"/>
-          <w:szCs w:val="22"/>
-        </w:rPr>
-        <w:t>0.0602175</w:t>
-      </w:r>
-      <w:r>
-        <w:rPr>
-          <w:noProof/>
-        </w:rPr>
-        <mc:AlternateContent>
-          <mc:Choice Requires="wps">
-            <w:drawing>
-              <wp:anchor distT="0" distB="0" distL="114300" distR="114300" simplePos="0" relativeHeight="251675648" behindDoc="0" locked="0" layoutInCell="1" allowOverlap="1" wp14:anchorId="17334035" wp14:editId="5418931B">
-                <wp:simplePos x="0" y="0"/>
-                <wp:positionH relativeFrom="column">
-                  <wp:posOffset>3314700</wp:posOffset>
-                </wp:positionH>
-                <wp:positionV relativeFrom="paragraph">
-                  <wp:posOffset>164465</wp:posOffset>
-                </wp:positionV>
-                <wp:extent cx="2720340" cy="0"/>
-                <wp:effectExtent l="7620" t="8890" r="5715" b="10160"/>
-                <wp:wrapNone/>
-                <wp:docPr id="470304426" name="Straight Arrow Connector 8"/>
-                <wp:cNvGraphicFramePr>
-                  <a:graphicFrameLocks xmlns:a="http://schemas.openxmlformats.org/drawingml/2006/main"/>
-                </wp:cNvGraphicFramePr>
-                <a:graphic xmlns:a="http://schemas.openxmlformats.org/drawingml/2006/main">
-                  <a:graphicData uri="http://schemas.microsoft.com/office/word/2010/wordprocessingShape">
-                    <wps:wsp>
-                      <wps:cNvCnPr>
-                        <a:cxnSpLocks noChangeShapeType="1"/>
-                      </wps:cNvCnPr>
-                      <wps:spPr bwMode="auto">
-                        <a:xfrm>
-                          <a:off x="0" y="0"/>
-                          <a:ext cx="2720340" cy="0"/>
-                        </a:xfrm>
-                        <a:prstGeom prst="straightConnector1">
-                          <a:avLst/>
-                        </a:prstGeom>
-                        <a:noFill/>
-                        <a:ln w="9525">
-                          <a:solidFill>
-                            <a:srgbClr val="000000"/>
-                          </a:solidFill>
-                          <a:round/>
-                          <a:headEnd/>
-                          <a:tailEnd/>
-                        </a:ln>
-                        <a:extLst>
-                          <a:ext uri="{909E8E84-426E-40DD-AFC4-6F175D3DCCD1}">
-                            <a14:hiddenFill xmlns:a14="http://schemas.microsoft.com/office/drawing/2010/main">
-                              <a:noFill/>
-                            </a14:hiddenFill>
-                          </a:ext>
-                        </a:extLst>
-                      </wps:spPr>
-                      <wps:bodyPr/>
-                    </wps:wsp>
-                  </a:graphicData>
-                </a:graphic>
-                <wp14:sizeRelH relativeFrom="page">
-                  <wp14:pctWidth>0</wp14:pctWidth>
-                </wp14:sizeRelH>
-                <wp14:sizeRelV relativeFrom="page">
-                  <wp14:pctHeight>0</wp14:pctHeight>
-                </wp14:sizeRelV>
-              </wp:anchor>
-            </w:drawing>
-          </mc:Choice>
-          <mc:Fallback xmlns:w16du="http://schemas.microsoft.com/office/word/2023/wordml/word16du" xmlns:w16sdtfl="http://schemas.microsoft.com/office/word/2024/wordml/sdtformatlock">
-            <w:pict>
-              <v:shape w14:anchorId="309139F6" id="Straight Arrow Connector 8" o:spid="_x0000_s1026" type="#_x0000_t32" style="position:absolute;margin-left:261pt;margin-top:12.95pt;width:214.2pt;height:0;z-index:251675648;visibility:visible;mso-wrap-style:square;mso-width-percent:0;mso-height-percent:0;mso-wrap-distance-left:9pt;mso-wrap-distance-top:0;mso-wrap-distance-right:9pt;mso-wrap-distance-bottom:0;mso-position-horizontal:absolute;mso-position-horizontal-relative:text;mso-position-vertical:absolute;mso-position-vertical-relative:text;mso-width-percent:0;mso-height-percent:0;mso-width-relative:page;mso-height-relative:page" o:gfxdata="UEsDBBQABgAIAAAAIQC2gziS/gAAAOEBAAATAAAAW0NvbnRlbnRfVHlwZXNdLnhtbJSRQU7DMBBF 90jcwfIWJU67QAgl6YK0S0CoHGBkTxKLZGx5TGhvj5O2G0SRWNoz/78nu9wcxkFMGNg6quQqL6RA 0s5Y6ir5vt9lD1JwBDIwOMJKHpHlpr69KfdHjyxSmriSfYz+USnWPY7AufNIadK6MEJMx9ApD/oD OlTrorhX2lFEilmcO2RdNtjC5xDF9pCuTyYBB5bi6bQ4syoJ3g9WQ0ymaiLzg5KdCXlKLjvcW893 SUOqXwnz5DrgnHtJTxOsQfEKIT7DmDSUCaxw7Rqn8787ZsmRM9e2VmPeBN4uqYvTtW7jvijg9N/y JsXecLq0q+WD6m8AAAD//wMAUEsDBBQABgAIAAAAIQA4/SH/1gAAAJQBAAALAAAAX3JlbHMvLnJl bHOkkMFqwzAMhu+DvYPRfXGawxijTi+j0GvpHsDYimMaW0Yy2fr2M4PBMnrbUb/Q94l/f/hMi1qR JVI2sOt6UJgd+ZiDgffL8ekFlFSbvV0oo4EbChzGx4f9GRdb25HMsYhqlCwG5lrLq9biZkxWOiqY 22YiTra2kYMu1l1tQD30/bPm3wwYN0x18gb45AdQl1tp5j/sFB2T0FQ7R0nTNEV3j6o9feQzro1i OWA14Fm+Q8a1a8+Bvu/d/dMb2JY5uiPbhG/ktn4cqGU/er3pcvwCAAD//wMAUEsDBBQABgAIAAAA IQC/Zr6suQEAAFYDAAAOAAAAZHJzL2Uyb0RvYy54bWysU01v2zAMvQ/YfxB0X+x46z6MOD2k6y7d FqDdD2Ak2RYmiwKpxMm/n6QmWbHdhvkgUCL5+PhIr26PkxMHQ2zRd3K5qKUwXqG2fujkj6f7Nx+l 4Aheg0NvOnkyLG/Xr1+t5tCaBkd02pBIIJ7bOXRyjDG0VcVqNBPwAoPxydkjTRDTlYZKE8wJfXJV U9fvqxlJB0JlmNPr3bNTrgt+3xsVv/c9myhcJxO3WE4q5y6f1XoF7UAQRqvONOAfWExgfSp6hbqD CGJP9i+oySpCxj4uFE4V9r1VpvSQulnWf3TzOEIwpZckDoerTPz/YNW3w8ZvKVNXR/8YHlD9ZOFx M4IfTCHwdAppcMssVTUHbq8p+cJhS2I3f0WdYmAfsahw7GnKkKk/cSxin65im2MUKj02H5r67bs0 E3XxVdBeEgNx/GJwEtnoJEcCO4xxg96nkSItSxk4PHDMtKC9JOSqHu+tc2Wyzou5k59umpuSwOis zs4cxjTsNo7EAfJulK/0mDwvwwj3Xhew0YD+fLYjWPdsp+LOn6XJauTV43aH+rSli2RpeIXledHy dry8l+zfv8P6FwAAAP//AwBQSwMEFAAGAAgAAAAhADK/YrbdAAAACQEAAA8AAABkcnMvZG93bnJl di54bWxMj8FOwzAQRO9I/IO1SFwQtWsRREKcqkLiwJG2EtdtvCSBeB3FThP69RhxgOPsjGbflJvF 9eJEY+g8G1ivFAji2tuOGwOH/fPtA4gQkS32nsnAFwXYVJcXJRbWz/xKp11sRCrhUKCBNsahkDLU LTkMKz8QJ+/djw5jkmMj7YhzKne91ErdS4cdpw8tDvTUUv25m5wBClO2VtvcNYeX83zzps8f87A3 5vpq2T6CiLTEvzD84Cd0qBLT0U9sg+gNZFqnLdGAznIQKZBn6g7E8fcgq1L+X1B9AwAA//8DAFBL AQItABQABgAIAAAAIQC2gziS/gAAAOEBAAATAAAAAAAAAAAAAAAAAAAAAABbQ29udGVudF9UeXBl c10ueG1sUEsBAi0AFAAGAAgAAAAhADj9If/WAAAAlAEAAAsAAAAAAAAAAAAAAAAALwEAAF9yZWxz Ly5yZWxzUEsBAi0AFAAGAAgAAAAhAL9mvqy5AQAAVgMAAA4AAAAAAAAAAAAAAAAALgIAAGRycy9l Mm9Eb2MueG1sUEsBAi0AFAAGAAgAAAAhADK/YrbdAAAACQEAAA8AAAAAAAAAAAAAAAAAEwQAAGRy cy9kb3ducmV2LnhtbFBLBQYAAAAABAAEAPMAAAAdBQAAAAA= "/>
-            </w:pict>
-          </mc:Fallback>
-        </mc:AlternateContent>
-      </w:r>
-      <w:r>
-        <w:rPr>
-          <w:noProof/>
-        </w:rPr>
-        <mc:AlternateContent>
-          <mc:Choice Requires="wps">
-            <w:drawing>
-              <wp:anchor distT="0" distB="0" distL="114300" distR="114300" simplePos="0" relativeHeight="251674624" behindDoc="0" locked="0" layoutInCell="1" allowOverlap="1" wp14:anchorId="2432FC7C" wp14:editId="6307A8F0">
-                <wp:simplePos x="0" y="0"/>
-                <wp:positionH relativeFrom="column">
-                  <wp:posOffset>-13335</wp:posOffset>
-                </wp:positionH>
-                <wp:positionV relativeFrom="paragraph">
-                  <wp:posOffset>164465</wp:posOffset>
-                </wp:positionV>
-                <wp:extent cx="2720340" cy="0"/>
-                <wp:effectExtent l="13335" t="8890" r="9525" b="10160"/>
-                <wp:wrapNone/>
-                <wp:docPr id="1385000871" name="Straight Arrow Connector 7"/>
-                <wp:cNvGraphicFramePr>
-                  <a:graphicFrameLocks xmlns:a="http://schemas.openxmlformats.org/drawingml/2006/main"/>
-                </wp:cNvGraphicFramePr>
-                <a:graphic xmlns:a="http://schemas.openxmlformats.org/drawingml/2006/main">
-                  <a:graphicData uri="http://schemas.microsoft.com/office/word/2010/wordprocessingShape">
-                    <wps:wsp>
-                      <wps:cNvCnPr>
-                        <a:cxnSpLocks noChangeShapeType="1"/>
-                      </wps:cNvCnPr>
-                      <wps:spPr bwMode="auto">
-                        <a:xfrm>
-                          <a:off x="0" y="0"/>
-                          <a:ext cx="2720340" cy="0"/>
-                        </a:xfrm>
-                        <a:prstGeom prst="straightConnector1">
-                          <a:avLst/>
-                        </a:prstGeom>
-                        <a:noFill/>
-                        <a:ln w="9525">
-                          <a:solidFill>
-                            <a:srgbClr val="000000"/>
-                          </a:solidFill>
-                          <a:round/>
-                          <a:headEnd/>
-                          <a:tailEnd/>
-                        </a:ln>
-                        <a:extLst>
-                          <a:ext uri="{909E8E84-426E-40DD-AFC4-6F175D3DCCD1}">
-                            <a14:hiddenFill xmlns:a14="http://schemas.microsoft.com/office/drawing/2010/main">
-                              <a:noFill/>
-                            </a14:hiddenFill>
-                          </a:ext>
-                        </a:extLst>
-                      </wps:spPr>
-                      <wps:bodyPr/>
-                    </wps:wsp>
-                  </a:graphicData>
-                </a:graphic>
-                <wp14:sizeRelH relativeFrom="page">
-                  <wp14:pctWidth>0</wp14:pctWidth>
-                </wp14:sizeRelH>
-                <wp14:sizeRelV relativeFrom="page">
-                  <wp14:pctHeight>0</wp14:pctHeight>
-                </wp14:sizeRelV>
-              </wp:anchor>
-            </w:drawing>
-          </mc:Choice>
-          <mc:Fallback xmlns:w16du="http://schemas.microsoft.com/office/word/2023/wordml/word16du" xmlns:w16sdtfl="http://schemas.microsoft.com/office/word/2024/wordml/sdtformatlock">
-            <w:pict>
-              <v:shape w14:anchorId="62B499EA" id="Straight Arrow Connector 7" o:spid="_x0000_s1026" type="#_x0000_t32" style="position:absolute;margin-left:-1.05pt;margin-top:12.95pt;width:214.2pt;height:0;z-index:251674624;visibility:visible;mso-wrap-style:square;mso-width-percent:0;mso-height-percent:0;mso-wrap-distance-left:9pt;mso-wrap-distance-top:0;mso-wrap-distance-right:9pt;mso-wrap-distance-bottom:0;mso-position-horizontal:absolute;mso-position-horizontal-relative:text;mso-position-vertical:absolute;mso-position-vertical-relative:text;mso-width-percent:0;mso-height-percent:0;mso-width-relative:page;mso-height-relative:page" o:gfxdata="UEsDBBQABgAIAAAAIQC2gziS/gAAAOEBAAATAAAAW0NvbnRlbnRfVHlwZXNdLnhtbJSRQU7DMBBF 90jcwfIWJU67QAgl6YK0S0CoHGBkTxKLZGx5TGhvj5O2G0SRWNoz/78nu9wcxkFMGNg6quQqL6RA 0s5Y6ir5vt9lD1JwBDIwOMJKHpHlpr69KfdHjyxSmriSfYz+USnWPY7AufNIadK6MEJMx9ApD/oD OlTrorhX2lFEilmcO2RdNtjC5xDF9pCuTyYBB5bi6bQ4syoJ3g9WQ0ymaiLzg5KdCXlKLjvcW893 SUOqXwnz5DrgnHtJTxOsQfEKIT7DmDSUCaxw7Rqn8787ZsmRM9e2VmPeBN4uqYvTtW7jvijg9N/y JsXecLq0q+WD6m8AAAD//wMAUEsDBBQABgAIAAAAIQA4/SH/1gAAAJQBAAALAAAAX3JlbHMvLnJl bHOkkMFqwzAMhu+DvYPRfXGawxijTi+j0GvpHsDYimMaW0Yy2fr2M4PBMnrbUb/Q94l/f/hMi1qR JVI2sOt6UJgd+ZiDgffL8ekFlFSbvV0oo4EbChzGx4f9GRdb25HMsYhqlCwG5lrLq9biZkxWOiqY 22YiTra2kYMu1l1tQD30/bPm3wwYN0x18gb45AdQl1tp5j/sFB2T0FQ7R0nTNEV3j6o9feQzro1i OWA14Fm+Q8a1a8+Bvu/d/dMb2JY5uiPbhG/ktn4cqGU/er3pcvwCAAD//wMAUEsDBBQABgAIAAAA IQC/Zr6suQEAAFYDAAAOAAAAZHJzL2Uyb0RvYy54bWysU01v2zAMvQ/YfxB0X+x46z6MOD2k6y7d FqDdD2Ak2RYmiwKpxMm/n6QmWbHdhvkgUCL5+PhIr26PkxMHQ2zRd3K5qKUwXqG2fujkj6f7Nx+l 4Aheg0NvOnkyLG/Xr1+t5tCaBkd02pBIIJ7bOXRyjDG0VcVqNBPwAoPxydkjTRDTlYZKE8wJfXJV U9fvqxlJB0JlmNPr3bNTrgt+3xsVv/c9myhcJxO3WE4q5y6f1XoF7UAQRqvONOAfWExgfSp6hbqD CGJP9i+oySpCxj4uFE4V9r1VpvSQulnWf3TzOEIwpZckDoerTPz/YNW3w8ZvKVNXR/8YHlD9ZOFx M4IfTCHwdAppcMssVTUHbq8p+cJhS2I3f0WdYmAfsahw7GnKkKk/cSxin65im2MUKj02H5r67bs0 E3XxVdBeEgNx/GJwEtnoJEcCO4xxg96nkSItSxk4PHDMtKC9JOSqHu+tc2Wyzou5k59umpuSwOis zs4cxjTsNo7EAfJulK/0mDwvwwj3Xhew0YD+fLYjWPdsp+LOn6XJauTV43aH+rSli2RpeIXledHy dry8l+zfv8P6FwAAAP//AwBQSwMEFAAGAAgAAAAhAJE+6trdAAAACAEAAA8AAABkcnMvZG93bnJl di54bWxMj8FOwzAQRO9I/IO1SFxQ68TQiqZxqgqJA0faSly38ZKkxOsodprQr8eIQznOzmjmbb6Z bCvO1PvGsYZ0noAgLp1puNJw2L/OnkH4gGywdUwavsnDpri9yTEzbuR3Ou9CJWIJ+ww11CF0mZS+ rMmin7uOOHqfrrcYouwraXocY7ltpUqSpbTYcFyosaOXmsqv3WA1kB8WabJd2erwdhkfPtTlNHZ7 re/vpu0aRKApXMPwix/RoYhMRzew8aLVMFNpTGpQixWI6D+p5SOI499BFrn8/0DxAwAA//8DAFBL AQItABQABgAIAAAAIQC2gziS/gAAAOEBAAATAAAAAAAAAAAAAAAAAAAAAABbQ29udGVudF9UeXBl c10ueG1sUEsBAi0AFAAGAAgAAAAhADj9If/WAAAAlAEAAAsAAAAAAAAAAAAAAAAALwEAAF9yZWxz Ly5yZWxzUEsBAi0AFAAGAAgAAAAhAL9mvqy5AQAAVgMAAA4AAAAAAAAAAAAAAAAALgIAAGRycy9l Mm9Eb2MueG1sUEsBAi0AFAAGAAgAAAAhAJE+6trdAAAACAEAAA8AAAAAAAAAAAAAAAAAEwQAAGRy cy9kb3ducmV2LnhtbFBLBQYAAAAABAAEAPMAAAAdBQAAAAA= "/>
-            </w:pict>
-          </mc:Fallback>
-        </mc:AlternateContent>
-      </w:r>
-      <w:r>
-        <w:rPr>
-          <w:rFonts w:ascii="Aptos Narrow" w:hAnsi="Aptos Narrow"/>
-          <w:color w:val="000000"/>
-          <w:sz w:val="22"/>
-          <w:szCs w:val="22"/>
-        </w:rPr>
-        <w:t xml:space="preserve">                                                                                                             0.060217</w:t>
-      </w:r>
-    </w:p>
-    <w:p>
-      <w:pPr>
-        <w:ind w:left="1080"/>
-      </w:pPr>
-    </w:p>
-    <w:p>
-      <w:pPr>
-        <w:ind w:left="1080"/>
-      </w:pPr>
-    </w:p>
-    <w:p>
-      <w:pPr>
-        <w:numPr>
-          <w:ilvl w:val="1"/>
-          <w:numId w:val="2"/>
-        </w:numPr>
-      </w:pPr>
-      <w:r>
-        <w:rPr>
-          <w:sz w:val="28"/>
-          <w:szCs w:val="28"/>
-        </w:rPr>
-        <w:t xml:space="preserve">Standard deviation: </w:t>
-      </w:r>
-      <w:r>
-        <w:rPr>
-          <w:position w:val="-26"/>
-        </w:rPr>
-        <w:object w:dxaOrig="6580" w:dyaOrig="760" w14:anchorId="499BC65F">
-          <v:shape id="_x0000_i1027" type="#_x0000_t75" style="width:328.8pt;height:37.8pt" o:ole="">
-            <v:imagedata r:id="rId12" o:title=""/>
-          </v:shape>
-          <o:OLEObject Type="Embed" ProgID="Equation.2" ShapeID="_x0000_i1027" DrawAspect="Content" ObjectID="_1849341806" r:id="rId13"/>
-        </w:object>
-      </w:r>
-    </w:p>
-    <w:p>
-      <w:r>
-        <w:rPr>
-          <w:b/>
-          <w:i/>
-          <w:u w:val="single"/>
-        </w:rPr>
-        <w:t>Show</w:t>
-      </w:r>
-      <w:r>
-        <w:rPr>
-          <w:b/>
-          <w:i/>
-        </w:rPr>
-        <w:t xml:space="preserve"> your calculations</w:t>
-      </w:r>
-      <w:r>
-        <w:rPr>
-          <w:b/>
-          <w:i/>
-        </w:rPr>
-        <w:t>.</w:t>
-      </w:r>
-    </w:p>
-    <w:p/>
-    <w:p/>
-    <w:p/>
-    <w:p/>
-    <w:p/>
-    <w:p/>
-    <w:p>
-      <w:pPr>
-        <w:rPr>
-          <w:b/>
-          <w:i/>
-          <w:u w:val="single"/>
-        </w:rPr>
-      </w:pPr>
-      <w:r>
-        <w:rPr>
-          <w:b/>
-          <w:i/>
-          <w:u w:val="single"/>
-        </w:rPr>
-        <w:t>(Include units in answer)</w:t>
-      </w:r>
-    </w:p>
-    <w:p>
-      <w:pPr>
-        <w:rPr>
-          <w:i/>
-        </w:rPr>
-      </w:pPr>
-      <w:r>
-        <w:rPr>
-          <w:i/>
-        </w:rPr>
-        <w:t xml:space="preserve">Spreadsheet </w:t>
-      </w:r>
-      <w:proofErr w:type="gramStart"/>
-      <w:r>
-        <w:rPr>
-          <w:i/>
-        </w:rPr>
-        <w:t>Value:</w:t>
-      </w:r>
-      <w:r>
-        <w:rPr>
-          <w:i/>
-        </w:rPr>
-        <w:t>_</w:t>
-      </w:r>
-      <w:proofErr w:type="gramEnd"/>
-      <w:r>
-        <w:rPr>
-          <w:i/>
-        </w:rPr>
-        <w:t>__________________________</w:t>
-      </w:r>
-      <w:r>
-        <w:rPr>
-          <w:i/>
-        </w:rPr>
+      <w:r>
+        <w:rPr>
+          <w:i/>
+        </w:rPr>
+        <w:t xml:space="preserve">Spreadsheet Value: </w:t>
+      </w:r>
+      <w:r>
+        <w:rPr>
+          <w:i/>
+        </w:rPr>
+        <w:tab/>
+      </w:r>
+      <m:oMath>
+        <m:r>
+          <w:rPr>
+            <w:rFonts w:ascii="Cambria Math" w:hAnsi="Cambria Math"/>
+          </w:rPr>
+          <m:t>0.0403</m:t>
+        </m:r>
+      </m:oMath>
+      <w:r>
+        <w:rPr>
+          <w:i/>
+        </w:rPr>
+        <w:tab/>
+      </w:r>
+      <w:r>
+        <w:rPr>
+          <w:i/>
+        </w:rPr>
+        <w:t xml:space="preserve"> (or 0.04m)</w:t>
+      </w:r>
+      <w:r>
+        <w:rPr>
+          <w:i/>
+        </w:rPr>
+        <w:tab/>
+      </w:r>
+      <w:r>
+        <w:rPr>
+          <w:i/>
+        </w:rPr>
+        <w:tab/>
         <w:t>Calculated Value:</w:t>
       </w:r>
       <w:r>
         <w:rPr>
-          <w:i/>
-        </w:rPr>
-        <w:t>____________________</w:t>
+          <w:rFonts w:ascii="Cambria Math" w:hAnsi="Cambria Math"/>
+          <w:i/>
+          <w:iCs/>
+          <w:lang w:val=""/>
+        </w:rPr>
+        <w:t xml:space="preserve"> </w:t>
+      </w:r>
+      <m:oMath>
+        <m:r>
+          <w:rPr>
+            <w:rFonts w:ascii="Cambria Math" w:hAnsi="Cambria Math"/>
+            <w:lang w:val=""/>
+          </w:rPr>
+          <m:t>0.0404</m:t>
+        </m:r>
+        <m:d>
+          <m:dPr>
+            <m:ctrlPr>
+              <w:rPr>
+                <w:rFonts w:ascii="Cambria Math" w:hAnsi="Cambria Math"/>
+                <w:i/>
+                <w:iCs/>
+                <w:lang w:val=""/>
+              </w:rPr>
+            </m:ctrlPr>
+          </m:dPr>
+          <m:e>
+            <m:r>
+              <w:rPr>
+                <w:rFonts w:ascii="Cambria Math" w:hAnsi="Cambria Math"/>
+                <w:lang w:val=""/>
+              </w:rPr>
+              <m:t>m</m:t>
+            </m:r>
+          </m:e>
+        </m:d>
+      </m:oMath>
+      <w:r>
+        <w:rPr>
+          <w:rFonts w:ascii="Cambria Math" w:hAnsi="Cambria Math"/>
+          <w:i/>
+          <w:iCs/>
+          <w:lang w:val=""/>
+        </w:rPr>
+        <w:t xml:space="preserve"> (or 0.04m)</w:t>
       </w:r>
     </w:p>
     <w:p/>
@@ -2989,10 +3744,10 @@
           <w:szCs w:val="28"/>
         </w:rPr>
         <w:object w:dxaOrig="1780" w:dyaOrig="620" w14:anchorId="45840855">
-          <v:shape id="_x0000_i1028" type="#_x0000_t75" style="width:88.2pt;height:31.2pt" o:ole="">
+          <v:shape id="_x0000_i1028" type="#_x0000_t75" style="width:88.05pt;height:31.1pt" o:ole="">
             <v:imagedata r:id="rId14" o:title=""/>
           </v:shape>
-          <o:OLEObject Type="Embed" ProgID="Equation.2" ShapeID="_x0000_i1028" DrawAspect="Content" ObjectID="_1849341807" r:id="rId15"/>
+          <o:OLEObject Type="Embed" ProgID="Equation.2" ShapeID="_x0000_i1028" DrawAspect="Content" ObjectID="_1849362526" r:id="rId15"/>
         </w:object>
       </w:r>
       <w:r>
@@ -3009,32 +3764,153 @@
         </w:rPr>
         <w:tab/>
       </w:r>
+    </w:p>
+    <w:p>
       <w:r>
         <w:rPr>
           <w:b/>
           <w:i/>
-          <w:sz w:val="28"/>
-          <w:szCs w:val="28"/>
           <w:u w:val="single"/>
         </w:rPr>
-        <w:t>Show</w:t>
+        <w:lastRenderedPageBreak/>
+        <w:t>Show your calculations</w:t>
       </w:r>
       <w:r>
         <w:rPr>
           <w:b/>
           <w:i/>
-          <w:sz w:val="28"/>
-          <w:szCs w:val="28"/>
-        </w:rPr>
-        <w:t xml:space="preserve"> your calculations</w:t>
+        </w:rPr>
+        <w:t>.</w:t>
       </w:r>
     </w:p>
-    <w:p/>
-    <w:p/>
-    <w:p/>
-    <w:p/>
-    <w:p/>
-    <w:p/>
+    <w:p>
+      <m:oMathPara>
+        <m:oMath>
+          <m:r>
+            <m:rPr>
+              <m:sty m:val="p"/>
+            </m:rPr>
+            <w:rPr>
+              <w:rFonts w:ascii="Cambria Math" w:hAnsi="Cambria Math"/>
+              <w:lang w:val=""/>
+            </w:rPr>
+            <m:t>%</m:t>
+          </m:r>
+          <m:r>
+            <w:rPr>
+              <w:rFonts w:ascii="Cambria Math" w:hAnsi="Cambria Math"/>
+              <w:lang w:val=""/>
+            </w:rPr>
+            <m:t>error</m:t>
+          </m:r>
+          <m:r>
+            <m:rPr>
+              <m:sty m:val="p"/>
+            </m:rPr>
+            <w:rPr>
+              <w:rFonts w:ascii="Cambria Math" w:hAnsi="Cambria Math"/>
+              <w:lang w:val=""/>
+            </w:rPr>
+            <m:t>=</m:t>
+          </m:r>
+          <m:f>
+            <m:fPr>
+              <m:ctrlPr>
+                <w:rPr>
+                  <w:rFonts w:ascii="Cambria Math" w:hAnsi="Cambria Math"/>
+                  <w:lang w:val=""/>
+                </w:rPr>
+              </m:ctrlPr>
+            </m:fPr>
+            <m:num>
+              <m:r>
+                <w:rPr>
+                  <w:rFonts w:ascii="Cambria Math" w:hAnsi="Cambria Math"/>
+                  <w:lang w:val=""/>
+                </w:rPr>
+                <m:t>σ</m:t>
+              </m:r>
+            </m:num>
+            <m:den>
+              <m:acc>
+                <m:accPr>
+                  <m:chr m:val="̅"/>
+                  <m:ctrlPr>
+                    <w:rPr>
+                      <w:rFonts w:ascii="Cambria Math" w:hAnsi="Cambria Math"/>
+                      <w:lang w:val=""/>
+                    </w:rPr>
+                  </m:ctrlPr>
+                </m:accPr>
+                <m:e>
+                  <m:r>
+                    <w:rPr>
+                      <w:rFonts w:ascii="Cambria Math" w:hAnsi="Cambria Math"/>
+                      <w:lang w:val=""/>
+                    </w:rPr>
+                    <m:t>x</m:t>
+                  </m:r>
+                </m:e>
+              </m:acc>
+            </m:den>
+          </m:f>
+          <m:r>
+            <m:rPr>
+              <m:sty m:val="p"/>
+            </m:rPr>
+            <w:rPr>
+              <w:rFonts w:ascii="Cambria Math" w:hAnsi="Cambria Math"/>
+              <w:lang w:val=""/>
+            </w:rPr>
+            <m:t xml:space="preserve">*100= </m:t>
+          </m:r>
+          <m:f>
+            <m:fPr>
+              <m:ctrlPr>
+                <w:rPr>
+                  <w:rFonts w:ascii="Cambria Math" w:hAnsi="Cambria Math"/>
+                  <w:lang w:val=""/>
+                </w:rPr>
+              </m:ctrlPr>
+            </m:fPr>
+            <m:num>
+              <m:r>
+                <m:rPr>
+                  <m:sty m:val="p"/>
+                </m:rPr>
+                <w:rPr>
+                  <w:rFonts w:ascii="Cambria Math" w:hAnsi="Cambria Math"/>
+                  <w:lang w:val=""/>
+                </w:rPr>
+                <m:t>0.0404</m:t>
+              </m:r>
+            </m:num>
+            <m:den>
+              <m:r>
+                <m:rPr>
+                  <m:sty m:val="p"/>
+                </m:rPr>
+                <w:rPr>
+                  <w:rFonts w:ascii="Cambria Math" w:hAnsi="Cambria Math"/>
+                  <w:lang w:val=""/>
+                </w:rPr>
+                <m:t>1.82</m:t>
+              </m:r>
+            </m:den>
+          </m:f>
+          <m:r>
+            <m:rPr>
+              <m:sty m:val="p"/>
+            </m:rPr>
+            <w:rPr>
+              <w:rFonts w:ascii="Cambria Math" w:hAnsi="Cambria Math"/>
+              <w:lang w:val=""/>
+            </w:rPr>
+            <m:t>*100=2.2197</m:t>
+          </m:r>
+        </m:oMath>
+      </m:oMathPara>
+    </w:p>
     <w:p>
       <w:pPr>
         <w:rPr>
@@ -3107,7 +3983,7 @@
               </wp:anchor>
             </w:drawing>
           </mc:Choice>
-          <mc:Fallback xmlns:w16du="http://schemas.microsoft.com/office/word/2023/wordml/word16du" xmlns:w16sdtfl="http://schemas.microsoft.com/office/word/2024/wordml/sdtformatlock">
+          <mc:Fallback xmlns:w16sdtfl="http://schemas.microsoft.com/office/word/2024/wordml/sdtformatlock" xmlns:w16du="http://schemas.microsoft.com/office/word/2023/wordml/word16du">
             <w:pict>
               <v:shape w14:anchorId="123B7BEE" id="Straight Arrow Connector 4" o:spid="_x0000_s1026" type="#_x0000_t32" style="position:absolute;margin-left:333pt;margin-top:12.6pt;width:162pt;height:0;z-index:251671552;visibility:visible;mso-wrap-style:square;mso-width-percent:0;mso-height-percent:0;mso-wrap-distance-left:9pt;mso-wrap-distance-top:0;mso-wrap-distance-right:9pt;mso-wrap-distance-bottom:0;mso-position-horizontal:absolute;mso-position-horizontal-relative:text;mso-position-vertical:absolute;mso-position-vertical-relative:text;mso-width-percent:0;mso-height-percent:0;mso-width-relative:page;mso-height-relative:page" o:gfxdata="UEsDBBQABgAIAAAAIQC2gziS/gAAAOEBAAATAAAAW0NvbnRlbnRfVHlwZXNdLnhtbJSRQU7DMBBF 90jcwfIWJU67QAgl6YK0S0CoHGBkTxKLZGx5TGhvj5O2G0SRWNoz/78nu9wcxkFMGNg6quQqL6RA 0s5Y6ir5vt9lD1JwBDIwOMJKHpHlpr69KfdHjyxSmriSfYz+USnWPY7AufNIadK6MEJMx9ApD/oD OlTrorhX2lFEilmcO2RdNtjC5xDF9pCuTyYBB5bi6bQ4syoJ3g9WQ0ymaiLzg5KdCXlKLjvcW893 SUOqXwnz5DrgnHtJTxOsQfEKIT7DmDSUCaxw7Rqn8787ZsmRM9e2VmPeBN4uqYvTtW7jvijg9N/y JsXecLq0q+WD6m8AAAD//wMAUEsDBBQABgAIAAAAIQA4/SH/1gAAAJQBAAALAAAAX3JlbHMvLnJl bHOkkMFqwzAMhu+DvYPRfXGawxijTi+j0GvpHsDYimMaW0Yy2fr2M4PBMnrbUb/Q94l/f/hMi1qR JVI2sOt6UJgd+ZiDgffL8ekFlFSbvV0oo4EbChzGx4f9GRdb25HMsYhqlCwG5lrLq9biZkxWOiqY 22YiTra2kYMu1l1tQD30/bPm3wwYN0x18gb45AdQl1tp5j/sFB2T0FQ7R0nTNEV3j6o9feQzro1i OWA14Fm+Q8a1a8+Bvu/d/dMb2JY5uiPbhG/ktn4cqGU/er3pcvwCAAD//wMAUEsDBBQABgAIAAAA IQAcuBvYuAEAAFYDAAAOAAAAZHJzL2Uyb0RvYy54bWysU01v2zAMvQ/YfxB0X+wEyz6MOD2k6y7d FqDdD2Ak2RYqiwKpxMm/n6QmabHdhvogUCL5+PhIr26OoxMHQ2zRt3I+q6UwXqG2vm/l78e7D1+k 4Aheg0NvWnkyLG/W79+tptCYBQ7otCGRQDw3U2jlEGNoqorVYEbgGQbjk7NDGiGmK/WVJpgS+uiq RV1/qiYkHQiVYU6vt89OuS74XWdU/NV1bKJwrUzcYjmpnLt8VusVND1BGKw604D/YDGC9anoFeoW Iog92X+gRqsIGbs4UzhW2HVWmdJD6mZe/9XNwwDBlF6SOByuMvHbwaqfh43fUqaujv4h3KN6YuFx M4DvTSHweAppcPMsVTUFbq4p+cJhS2I3/UCdYmAfsahw7GjMkKk/cSxin65im2MUKj0u6uXnj3Wa ibr4KmguiYE4fjc4imy0kiOB7Ye4Qe/TSJHmpQwc7jlmWtBcEnJVj3fWuTJZ58XUyq/LxbIkMDqr szOHMfW7jSNxgLwb5Ss9Js/rMMK91wVsMKC/ne0I1j3bqbjzZ2myGnn1uNmhPm3pIlkaXmF5XrS8 Ha/vJfvld1j/AQAA//8DAFBLAwQUAAYACAAAACEAqfwx7N0AAAAJAQAADwAAAGRycy9kb3ducmV2 LnhtbEyPwU7DMBBE70j9B2uRuCBqN1IjEuJUVSUOHGkrcXXjJQnE6yh2mtCvZxGH9rizo5k3xWZ2 nTjjEFpPGlZLBQKp8ralWsPx8Pr0DCJEQ9Z0nlDDDwbYlIu7wuTWT/SO532sBYdQyI2GJsY+lzJU DToTlr5H4t+nH5yJfA61tIOZONx1MlEqlc60xA2N6XHXYPW9H50GDON6pbaZq49vl+nxI7l8Tf1B 64f7efsCIuIcr2b4w2d0KJnp5EeyQXQa0jTlLVFDsk5AsCHLFAunf0GWhbxdUP4CAAD//wMAUEsB Ai0AFAAGAAgAAAAhALaDOJL+AAAA4QEAABMAAAAAAAAAAAAAAAAAAAAAAFtDb250ZW50X1R5cGVz XS54bWxQSwECLQAUAAYACAAAACEAOP0h/9YAAACUAQAACwAAAAAAAAAAAAAAAAAvAQAAX3JlbHMv LnJlbHNQSwECLQAUAAYACAAAACEAHLgb2LgBAABWAwAADgAAAAAAAAAAAAAAAAAuAgAAZHJzL2Uy b0RvYy54bWxQSwECLQAUAAYACAAAACEAqfwx7N0AAAAJAQAADwAAAAAAAAAAAAAAAAASBAAAZHJz L2Rvd25yZXYueG1sUEsFBgAAAAAEAAQA8wAAABwFAAAAAA== "/>
             </w:pict>
@@ -3180,7 +4056,7 @@
               </wp:anchor>
             </w:drawing>
           </mc:Choice>
-          <mc:Fallback xmlns:w16du="http://schemas.microsoft.com/office/word/2023/wordml/word16du" xmlns:w16sdtfl="http://schemas.microsoft.com/office/word/2024/wordml/sdtformatlock">
+          <mc:Fallback xmlns:w16sdtfl="http://schemas.microsoft.com/office/word/2024/wordml/sdtformatlock" xmlns:w16du="http://schemas.microsoft.com/office/word/2023/wordml/word16du">
             <w:pict>
               <v:shape w14:anchorId="7FD5D5AC" id="Straight Arrow Connector 3" o:spid="_x0000_s1026" type="#_x0000_t32" style="position:absolute;margin-left:90pt;margin-top:12.6pt;width:162pt;height:0;z-index:251670528;visibility:visible;mso-wrap-style:square;mso-width-percent:0;mso-height-percent:0;mso-wrap-distance-left:9pt;mso-wrap-distance-top:0;mso-wrap-distance-right:9pt;mso-wrap-distance-bottom:0;mso-position-horizontal:absolute;mso-position-horizontal-relative:text;mso-position-vertical:absolute;mso-position-vertical-relative:text;mso-width-percent:0;mso-height-percent:0;mso-width-relative:page;mso-height-relative:page" o:gfxdata="UEsDBBQABgAIAAAAIQC2gziS/gAAAOEBAAATAAAAW0NvbnRlbnRfVHlwZXNdLnhtbJSRQU7DMBBF 90jcwfIWJU67QAgl6YK0S0CoHGBkTxKLZGx5TGhvj5O2G0SRWNoz/78nu9wcxkFMGNg6quQqL6RA 0s5Y6ir5vt9lD1JwBDIwOMJKHpHlpr69KfdHjyxSmriSfYz+USnWPY7AufNIadK6MEJMx9ApD/oD OlTrorhX2lFEilmcO2RdNtjC5xDF9pCuTyYBB5bi6bQ4syoJ3g9WQ0ymaiLzg5KdCXlKLjvcW893 SUOqXwnz5DrgnHtJTxOsQfEKIT7DmDSUCaxw7Rqn8787ZsmRM9e2VmPeBN4uqYvTtW7jvijg9N/y JsXecLq0q+WD6m8AAAD//wMAUEsDBBQABgAIAAAAIQA4/SH/1gAAAJQBAAALAAAAX3JlbHMvLnJl bHOkkMFqwzAMhu+DvYPRfXGawxijTi+j0GvpHsDYimMaW0Yy2fr2M4PBMnrbUb/Q94l/f/hMi1qR JVI2sOt6UJgd+ZiDgffL8ekFlFSbvV0oo4EbChzGx4f9GRdb25HMsYhqlCwG5lrLq9biZkxWOiqY 22YiTra2kYMu1l1tQD30/bPm3wwYN0x18gb45AdQl1tp5j/sFB2T0FQ7R0nTNEV3j6o9feQzro1i OWA14Fm+Q8a1a8+Bvu/d/dMb2JY5uiPbhG/ktn4cqGU/er3pcvwCAAD//wMAUEsDBBQABgAIAAAA IQAcuBvYuAEAAFYDAAAOAAAAZHJzL2Uyb0RvYy54bWysU01v2zAMvQ/YfxB0X+wEyz6MOD2k6y7d FqDdD2Ak2RYqiwKpxMm/n6QmabHdhvogUCL5+PhIr26OoxMHQ2zRt3I+q6UwXqG2vm/l78e7D1+k 4Aheg0NvWnkyLG/W79+tptCYBQ7otCGRQDw3U2jlEGNoqorVYEbgGQbjk7NDGiGmK/WVJpgS+uiq RV1/qiYkHQiVYU6vt89OuS74XWdU/NV1bKJwrUzcYjmpnLt8VusVND1BGKw604D/YDGC9anoFeoW Iog92X+gRqsIGbs4UzhW2HVWmdJD6mZe/9XNwwDBlF6SOByuMvHbwaqfh43fUqaujv4h3KN6YuFx M4DvTSHweAppcPMsVTUFbq4p+cJhS2I3/UCdYmAfsahw7GjMkKk/cSxin65im2MUKj0u6uXnj3Wa ibr4KmguiYE4fjc4imy0kiOB7Ye4Qe/TSJHmpQwc7jlmWtBcEnJVj3fWuTJZ58XUyq/LxbIkMDqr szOHMfW7jSNxgLwb5Ss9Js/rMMK91wVsMKC/ne0I1j3bqbjzZ2myGnn1uNmhPm3pIlkaXmF5XrS8 Ha/vJfvld1j/AQAA//8DAFBLAwQUAAYACAAAACEAG8Iqx9wAAAAJAQAADwAAAGRycy9kb3ducmV2 LnhtbEyPwU7DMBBE70j9B2uRuCBqNyKopHGqqhIHjrSVuLrxkqTE6yh2mtCvZ1EP5Tizo9k3+Xpy rThjHxpPGhZzBQKp9LahSsNh//a0BBGiIWtaT6jhBwOsi9ldbjLrR/rA8y5WgksoZEZDHWOXSRnK Gp0Jc98h8e3L985Eln0lbW9GLnetTJR6kc40xB9q0+G2xvJ7NzgNGIZ0oTavrjq8X8bHz+RyGru9 1g/302YFIuIUb2H4w2d0KJjp6AeyQbSsl4q3RA1JmoDgQKqe2TheDVnk8v+C4hcAAP//AwBQSwEC LQAUAAYACAAAACEAtoM4kv4AAADhAQAAEwAAAAAAAAAAAAAAAAAAAAAAW0NvbnRlbnRfVHlwZXNd LnhtbFBLAQItABQABgAIAAAAIQA4/SH/1gAAAJQBAAALAAAAAAAAAAAAAAAAAC8BAABfcmVscy8u cmVsc1BLAQItABQABgAIAAAAIQAcuBvYuAEAAFYDAAAOAAAAAAAAAAAAAAAAAC4CAABkcnMvZTJv RG9jLnhtbFBLAQItABQABgAIAAAAIQAbwirH3AAAAAkBAAAPAAAAAAAAAAAAAAAAABIEAABkcnMv ZG93bnJldi54bWxQSwUGAAAAAAQABADzAAAAGwUAAAAA "/>
             </w:pict>
@@ -3199,11 +4075,33 @@
         </w:rPr>
         <w:tab/>
       </w:r>
-      <w:r>
-        <w:rPr>
-          <w:i/>
-        </w:rPr>
-        <w:tab/>
+      <m:oMath>
+        <m:r>
+          <w:rPr>
+            <w:rFonts w:ascii="Cambria Math" w:hAnsi="Cambria Math"/>
+            <w:lang w:val=""/>
+          </w:rPr>
+          <m:t>2.21</m:t>
+        </m:r>
+        <m:r>
+          <w:rPr>
+            <w:rFonts w:ascii="Cambria Math" w:hAnsi="Cambria Math"/>
+            <w:lang w:val=""/>
+          </w:rPr>
+          <m:t>79</m:t>
+        </m:r>
+      </m:oMath>
+      <w:r>
+        <w:rPr>
+          <w:i/>
+        </w:rPr>
+        <w:tab/>
+      </w:r>
+      <w:r>
+        <w:rPr>
+          <w:i/>
+        </w:rPr>
+        <w:t xml:space="preserve"> (or 2.22)</w:t>
       </w:r>
       <w:r>
         <w:rPr>
@@ -3223,6 +4121,33 @@
         </w:rPr>
         <w:tab/>
         <w:t>Calculated Value:</w:t>
+      </w:r>
+      <w:r>
+        <w:rPr>
+          <w:rFonts w:ascii="Cambria Math" w:hAnsi="Cambria Math"/>
+          <w:i/>
+          <w:iCs/>
+          <w:lang w:val=""/>
+        </w:rPr>
+        <w:t xml:space="preserve"> </w:t>
+      </w:r>
+      <m:oMath>
+        <m:r>
+          <w:rPr>
+            <w:rFonts w:ascii="Cambria Math" w:hAnsi="Cambria Math"/>
+            <w:lang w:val=""/>
+          </w:rPr>
+          <m:t>2.2197</m:t>
+        </m:r>
+      </m:oMath>
+      <w:r>
+        <w:rPr>
+          <w:rFonts w:ascii="Cambria Math" w:hAnsi="Cambria Math"/>
+          <w:i/>
+          <w:iCs/>
+          <w:lang w:val=""/>
+        </w:rPr>
+        <w:t xml:space="preserve"> (or 2.22)</w:t>
       </w:r>
     </w:p>
     <w:p/>
@@ -3870,7 +4795,7 @@
   <w:style w:type="paragraph" w:default="1" w:styleId="Normal">
     <w:name w:val="Normal"/>
     <w:qFormat/>
-    <w:rsid w:val="004E0E99"/>
+    <w:rsid w:val="00CB0DC3"/>
     <w:pPr>
       <w:spacing w:after="0" w:line="240" w:lineRule="auto"/>
     </w:pPr>
@@ -3906,7 +4831,6 @@
   <w:style w:type="character" w:default="1" w:styleId="DefaultParagraphFont">
     <w:name w:val="Default Paragraph Font"/>
     <w:uiPriority w:val="1"/>
-    <w:semiHidden/>
     <w:unhideWhenUsed/>
   </w:style>
   <w:style w:type="table" w:default="1" w:styleId="TableNormal">
@@ -3973,6 +4897,16 @@
       <w:sz w:val="32"/>
       <w:szCs w:val="32"/>
       <w14:ligatures w14:val="none"/>
+    </w:rPr>
+  </w:style>
+  <w:style w:type="character" w:styleId="PlaceholderText">
+    <w:name w:val="Placeholder Text"/>
+    <w:basedOn w:val="DefaultParagraphFont"/>
+    <w:uiPriority w:val="99"/>
+    <w:semiHidden/>
+    <w:rsid w:val="003F4BF9"/>
+    <w:rPr>
+      <w:color w:val="666666"/>
     </w:rPr>
   </w:style>
 </w:styles>

--- a/Lab 1 Excel Analysis Worksheet-1.docx
+++ b/Lab 1 Excel Analysis Worksheet-1.docx
@@ -75,7 +75,7 @@
               </wp:anchor>
             </w:drawing>
           </mc:Choice>
-          <mc:Fallback xmlns:w16sdtfl="http://schemas.microsoft.com/office/word/2024/wordml/sdtformatlock" xmlns:w16du="http://schemas.microsoft.com/office/word/2023/wordml/word16du">
+          <mc:Fallback xmlns:w16du="http://schemas.microsoft.com/office/word/2023/wordml/word16du" xmlns:w16sdtfl="http://schemas.microsoft.com/office/word/2024/wordml/sdtformatlock">
             <w:pict>
               <v:shapetype w14:anchorId="78E96197" id="_x0000_t32" coordsize="21600,21600" o:spt="32" o:oned="t" path="m,l21600,21600e" filled="f">
                 <v:path arrowok="t" fillok="f" o:connecttype="none"/>
@@ -185,7 +185,7 @@
               </wp:anchor>
             </w:drawing>
           </mc:Choice>
-          <mc:Fallback xmlns:w16sdtfl="http://schemas.microsoft.com/office/word/2024/wordml/sdtformatlock" xmlns:w16du="http://schemas.microsoft.com/office/word/2023/wordml/word16du">
+          <mc:Fallback xmlns:w16du="http://schemas.microsoft.com/office/word/2023/wordml/word16du" xmlns:w16sdtfl="http://schemas.microsoft.com/office/word/2024/wordml/sdtformatlock">
             <w:pict>
               <v:shape w14:anchorId="787441BD" id="Straight Arrow Connector 1" o:spid="_x0000_s1026" type="#_x0000_t32" style="position:absolute;margin-left:1in;margin-top:12pt;width:414pt;height:0;z-index:251660288;visibility:visible;mso-wrap-style:square;mso-width-percent:0;mso-height-percent:0;mso-wrap-distance-left:9pt;mso-wrap-distance-top:0;mso-wrap-distance-right:9pt;mso-wrap-distance-bottom:0;mso-position-horizontal:absolute;mso-position-horizontal-relative:text;mso-position-vertical:absolute;mso-position-vertical-relative:text;mso-width-percent:0;mso-height-percent:0;mso-width-relative:page;mso-height-relative:page" o:gfxdata="UEsDBBQABgAIAAAAIQC2gziS/gAAAOEBAAATAAAAW0NvbnRlbnRfVHlwZXNdLnhtbJSRQU7DMBBF 90jcwfIWJU67QAgl6YK0S0CoHGBkTxKLZGx5TGhvj5O2G0SRWNoz/78nu9wcxkFMGNg6quQqL6RA 0s5Y6ir5vt9lD1JwBDIwOMJKHpHlpr69KfdHjyxSmriSfYz+USnWPY7AufNIadK6MEJMx9ApD/oD OlTrorhX2lFEilmcO2RdNtjC5xDF9pCuTyYBB5bi6bQ4syoJ3g9WQ0ymaiLzg5KdCXlKLjvcW893 SUOqXwnz5DrgnHtJTxOsQfEKIT7DmDSUCaxw7Rqn8787ZsmRM9e2VmPeBN4uqYvTtW7jvijg9N/y JsXecLq0q+WD6m8AAAD//wMAUEsDBBQABgAIAAAAIQA4/SH/1gAAAJQBAAALAAAAX3JlbHMvLnJl bHOkkMFqwzAMhu+DvYPRfXGawxijTi+j0GvpHsDYimMaW0Yy2fr2M4PBMnrbUb/Q94l/f/hMi1qR JVI2sOt6UJgd+ZiDgffL8ekFlFSbvV0oo4EbChzGx4f9GRdb25HMsYhqlCwG5lrLq9biZkxWOiqY 22YiTra2kYMu1l1tQD30/bPm3wwYN0x18gb45AdQl1tp5j/sFB2T0FQ7R0nTNEV3j6o9feQzro1i OWA14Fm+Q8a1a8+Bvu/d/dMb2JY5uiPbhG/ktn4cqGU/er3pcvwCAAD//wMAUEsDBBQABgAIAAAA IQBm6ndLtwEAAFYDAAAOAAAAZHJzL2Uyb0RvYy54bWysU8Fu2zAMvQ/YPwi6L3YCdOuMOD2k6y7d FqDdBzCSbAuTRYFUYufvJ6lJWmy3YT4IlEg+Pj7S67t5dOJoiC36Vi4XtRTGK9TW9638+fzw4VYK juA1OPSmlSfD8m7z/t16Co1Z4YBOGxIJxHMzhVYOMYamqlgNZgReYDA+OTukEWK6Ul9pgimhj65a 1fXHakLSgVAZ5vR6/+KUm4LfdUbFH13HJgrXysQtlpPKuc9ntVlD0xOEwaozDfgHFiNYn4peoe4h gjiQ/QtqtIqQsYsLhWOFXWeVKT2kbpb1H908DRBM6SWJw+EqE/8/WPX9uPU7ytTV7J/CI6pfLDxu B/C9KQSeTyENbpmlqqbAzTUlXzjsSOynb6hTDBwiFhXmjsYMmfoTcxH7dBXbzFGo9Hizuvl0W6eZ qIuvguaSGIjjV4OjyEYrORLYfohb9D6NFGlZysDxkWOmBc0lIVf1+GCdK5N1Xkyt/JxqlQRGZ3V2 5jCmfr91JI6Qd6N8pcfkeRtGePC6gA0G9JezHcG6FzsVd/4sTVYjrx43e9SnHV0kS8MrLM+Llrfj 7b1kv/4Om98AAAD//wMAUEsDBBQABgAIAAAAIQDuwYQW2wAAAAkBAAAPAAAAZHJzL2Rvd25yZXYu eG1sTE9NT8MwDL0j8R8iI3FBW7pqwFaaThMSB45sk7h6jWkLjVM16Vr26/HEAU72s5/eR76ZXKtO 1IfGs4HFPAFFXHrbcGXgsH+ZrUCFiGyx9UwGvinApri+yjGzfuQ3Ou1ipUSEQ4YG6hi7TOtQ1uQw zH1HLL8P3zuMAvtK2x5HEXetTpPkQTtsWBxq7Oi5pvJrNzgDFIb7RbJdu+rweh7v3tPz59jtjbm9 mbZPoCJN8Y8Ml/gSHQrJdPQD26BawculdIkG0ssUwvoxleX4e9BFrv83KH4AAAD//wMAUEsBAi0A FAAGAAgAAAAhALaDOJL+AAAA4QEAABMAAAAAAAAAAAAAAAAAAAAAAFtDb250ZW50X1R5cGVzXS54 bWxQSwECLQAUAAYACAAAACEAOP0h/9YAAACUAQAACwAAAAAAAAAAAAAAAAAvAQAAX3JlbHMvLnJl bHNQSwECLQAUAAYACAAAACEAZup3S7cBAABWAwAADgAAAAAAAAAAAAAAAAAuAgAAZHJzL2Uyb0Rv Yy54bWxQSwECLQAUAAYACAAAACEA7sGEFtsAAAAJAQAADwAAAAAAAAAAAAAAAAARBAAAZHJzL2Rv d25yZXYueG1sUEsFBgAAAAAEAAQA8wAAABkFAAAAAA== "/>
             </w:pict>
@@ -1698,10 +1698,10 @@
             <v:path o:extrusionok="f" gradientshapeok="t" o:connecttype="rect"/>
             <o:lock v:ext="edit" aspectratio="t"/>
           </v:shapetype>
-          <v:shape id="_x0000_i1025" type="#_x0000_t75" style="width:139.85pt;height:31.1pt" o:ole="">
+          <v:shape id="_x0000_i1025" type="#_x0000_t75" style="width:139.8pt;height:31pt" o:ole="">
             <v:imagedata r:id="rId8" o:title=""/>
           </v:shape>
-          <o:OLEObject Type="Embed" ProgID="Equation.3" ShapeID="_x0000_i1025" DrawAspect="Content" ObjectID="_1849362523" r:id="rId9"/>
+          <o:OLEObject Type="Embed" ProgID="Equation.3" ShapeID="_x0000_i1025" DrawAspect="Content" ObjectID="_1849886392" r:id="rId9"/>
         </w:object>
       </w:r>
       <w:r>
@@ -1731,6 +1731,7 @@
       <w:r>
         <w:t xml:space="preserve"> = </w:t>
       </w:r>
+      <w:proofErr w:type="spellStart"/>
       <w:r>
         <w:rPr>
           <w:i/>
@@ -1744,6 +1745,7 @@
         </w:rPr>
         <w:t>th</w:t>
       </w:r>
+      <w:proofErr w:type="spellEnd"/>
       <w:r>
         <w:t xml:space="preserve"> experimental value</w:t>
       </w:r>
@@ -1987,7 +1989,7 @@
               </wp:anchor>
             </w:drawing>
           </mc:Choice>
-          <mc:Fallback xmlns:w16sdtfl="http://schemas.microsoft.com/office/word/2024/wordml/sdtformatlock" xmlns:w16du="http://schemas.microsoft.com/office/word/2023/wordml/word16du">
+          <mc:Fallback xmlns:w16du="http://schemas.microsoft.com/office/word/2023/wordml/word16du" xmlns:w16sdtfl="http://schemas.microsoft.com/office/word/2024/wordml/sdtformatlock">
             <w:pict>
               <v:shape w14:anchorId="184E4083" id="Straight Arrow Connector 16" o:spid="_x0000_s1026" type="#_x0000_t32" style="position:absolute;margin-left:90pt;margin-top:13.6pt;width:153.15pt;height:0;z-index:251662336;visibility:visible;mso-wrap-style:square;mso-width-percent:0;mso-height-percent:0;mso-wrap-distance-left:9pt;mso-wrap-distance-top:0;mso-wrap-distance-right:9pt;mso-wrap-distance-bottom:0;mso-position-horizontal:absolute;mso-position-horizontal-relative:text;mso-position-vertical:absolute;mso-position-vertical-relative:text;mso-width-percent:0;mso-height-percent:0;mso-width-relative:page;mso-height-relative:page" o:gfxdata="UEsDBBQABgAIAAAAIQC2gziS/gAAAOEBAAATAAAAW0NvbnRlbnRfVHlwZXNdLnhtbJSRQU7DMBBF 90jcwfIWJU67QAgl6YK0S0CoHGBkTxKLZGx5TGhvj5O2G0SRWNoz/78nu9wcxkFMGNg6quQqL6RA 0s5Y6ir5vt9lD1JwBDIwOMJKHpHlpr69KfdHjyxSmriSfYz+USnWPY7AufNIadK6MEJMx9ApD/oD OlTrorhX2lFEilmcO2RdNtjC5xDF9pCuTyYBB5bi6bQ4syoJ3g9WQ0ymaiLzg5KdCXlKLjvcW893 SUOqXwnz5DrgnHtJTxOsQfEKIT7DmDSUCaxw7Rqn8787ZsmRM9e2VmPeBN4uqYvTtW7jvijg9N/y JsXecLq0q+WD6m8AAAD//wMAUEsDBBQABgAIAAAAIQA4/SH/1gAAAJQBAAALAAAAX3JlbHMvLnJl bHOkkMFqwzAMhu+DvYPRfXGawxijTi+j0GvpHsDYimMaW0Yy2fr2M4PBMnrbUb/Q94l/f/hMi1qR JVI2sOt6UJgd+ZiDgffL8ekFlFSbvV0oo4EbChzGx4f9GRdb25HMsYhqlCwG5lrLq9biZkxWOiqY 22YiTra2kYMu1l1tQD30/bPm3wwYN0x18gb45AdQl1tp5j/sFB2T0FQ7R0nTNEV3j6o9feQzro1i OWA14Fm+Q8a1a8+Bvu/d/dMb2JY5uiPbhG/ktn4cqGU/er3pcvwCAAD//wMAUEsDBBQABgAIAAAA IQBFn2gBuAEAAFYDAAAOAAAAZHJzL2Uyb0RvYy54bWysU8Fu2zAMvQ/YPwi6L7aDZViNOD2k6y7d FqDdBzCybAuVRYFUYufvJ6lJWmy3oT4IlEg+Pj7S69t5tOKoiQ26RlaLUgrtFLbG9Y38/XT/6asU HMC1YNHpRp40y9vNxw/rydd6iQPaVpOIII7ryTdyCMHXRcFq0CPwAr120dkhjRDilfqiJZgi+miL ZVl+KSak1hMqzRxf716ccpPxu06r8KvrWAdhGxm5hXxSPvfpLDZrqHsCPxh1pgH/wWIE42LRK9Qd BBAHMv9AjUYRMnZhoXAssOuM0rmH2E1V/tXN4wBe516iOOyvMvH7waqfx63bUaKuZvfoH1A9s3C4 HcD1OhN4Ovk4uCpJVUye62tKurDfkdhPP7CNMXAImFWYOxoTZOxPzFns01VsPQeh4mN183lVlisp 1MVXQH1J9MThu8ZRJKORHAhMP4QtOhdHilTlMnB84JBoQX1JSFUd3htr82StE1Mjb1bLVU5gtKZN zhTG1O+3lsQR0m7kL/cYPW/DCA+uzWCDhvbb2Q5g7Isdi1t3liapkVaP6z22px1dJIvDyyzPi5a2 4+09Z7/+Dps/AAAA//8DAFBLAwQUAAYACAAAACEAu2029d0AAAAJAQAADwAAAGRycy9kb3ducmV2 LnhtbEyPwU7DMBBE70j9B2uRekHUbgolhDhVhdQDR9pKXN14SQLxOoqdJvTrWcQBjjM7mn2TbybX ijP2ofGkYblQIJBKbxuqNBwPu9sURIiGrGk9oYYvDLApZle5yawf6RXP+1gJLqGQGQ11jF0mZShr dCYsfIfEt3ffOxNZ9pW0vRm53LUyUWotnWmIP9Smw+cay8/94DRgGO6XavvoquPLZbx5Sy4fY3fQ en49bZ9ARJziXxh+8BkdCmY6+YFsEC3rVPGWqCF5SEBw4C5dr0Ccfg1Z5PL/guIbAAD//wMAUEsB Ai0AFAAGAAgAAAAhALaDOJL+AAAA4QEAABMAAAAAAAAAAAAAAAAAAAAAAFtDb250ZW50X1R5cGVz XS54bWxQSwECLQAUAAYACAAAACEAOP0h/9YAAACUAQAACwAAAAAAAAAAAAAAAAAvAQAAX3JlbHMv LnJlbHNQSwECLQAUAAYACAAAACEARZ9oAbgBAABWAwAADgAAAAAAAAAAAAAAAAAuAgAAZHJzL2Uy b0RvYy54bWxQSwECLQAUAAYACAAAACEAu2029d0AAAAJAQAADwAAAAAAAAAAAAAAAAASBAAAZHJz L2Rvd25yZXYueG1sUEsFBgAAAAAEAAQA8wAAABwFAAAAAA== "/>
             </w:pict>
@@ -2061,7 +2063,7 @@
               </wp:anchor>
             </w:drawing>
           </mc:Choice>
-          <mc:Fallback xmlns:w16sdtfl="http://schemas.microsoft.com/office/word/2024/wordml/sdtformatlock" xmlns:w16du="http://schemas.microsoft.com/office/word/2023/wordml/word16du">
+          <mc:Fallback xmlns:w16du="http://schemas.microsoft.com/office/word/2023/wordml/word16du" xmlns:w16sdtfl="http://schemas.microsoft.com/office/word/2024/wordml/sdtformatlock">
             <w:pict>
               <v:shape w14:anchorId="52AC9E10" id="Straight Arrow Connector 15" o:spid="_x0000_s1026" type="#_x0000_t32" style="position:absolute;margin-left:336.95pt;margin-top:12.8pt;width:153.15pt;height:0;z-index:251663360;visibility:visible;mso-wrap-style:square;mso-width-percent:0;mso-height-percent:0;mso-wrap-distance-left:9pt;mso-wrap-distance-top:0;mso-wrap-distance-right:9pt;mso-wrap-distance-bottom:0;mso-position-horizontal:absolute;mso-position-horizontal-relative:text;mso-position-vertical:absolute;mso-position-vertical-relative:text;mso-width-percent:0;mso-height-percent:0;mso-width-relative:page;mso-height-relative:page" o:gfxdata="UEsDBBQABgAIAAAAIQC2gziS/gAAAOEBAAATAAAAW0NvbnRlbnRfVHlwZXNdLnhtbJSRQU7DMBBF 90jcwfIWJU67QAgl6YK0S0CoHGBkTxKLZGx5TGhvj5O2G0SRWNoz/78nu9wcxkFMGNg6quQqL6RA 0s5Y6ir5vt9lD1JwBDIwOMJKHpHlpr69KfdHjyxSmriSfYz+USnWPY7AufNIadK6MEJMx9ApD/oD OlTrorhX2lFEilmcO2RdNtjC5xDF9pCuTyYBB5bi6bQ4syoJ3g9WQ0ymaiLzg5KdCXlKLjvcW893 SUOqXwnz5DrgnHtJTxOsQfEKIT7DmDSUCaxw7Rqn8787ZsmRM9e2VmPeBN4uqYvTtW7jvijg9N/y JsXecLq0q+WD6m8AAAD//wMAUEsDBBQABgAIAAAAIQA4/SH/1gAAAJQBAAALAAAAX3JlbHMvLnJl bHOkkMFqwzAMhu+DvYPRfXGawxijTi+j0GvpHsDYimMaW0Yy2fr2M4PBMnrbUb/Q94l/f/hMi1qR JVI2sOt6UJgd+ZiDgffL8ekFlFSbvV0oo4EbChzGx4f9GRdb25HMsYhqlCwG5lrLq9biZkxWOiqY 22YiTra2kYMu1l1tQD30/bPm3wwYN0x18gb45AdQl1tp5j/sFB2T0FQ7R0nTNEV3j6o9feQzro1i OWA14Fm+Q8a1a8+Bvu/d/dMb2JY5uiPbhG/ktn4cqGU/er3pcvwCAAD//wMAUEsDBBQABgAIAAAA IQBFn2gBuAEAAFYDAAAOAAAAZHJzL2Uyb0RvYy54bWysU8Fu2zAMvQ/YPwi6L7aDZViNOD2k6y7d FqDdBzCybAuVRYFUYufvJ6lJWmy3oT4IlEg+Pj7S69t5tOKoiQ26RlaLUgrtFLbG9Y38/XT/6asU HMC1YNHpRp40y9vNxw/rydd6iQPaVpOIII7ryTdyCMHXRcFq0CPwAr120dkhjRDilfqiJZgi+miL ZVl+KSak1hMqzRxf716ccpPxu06r8KvrWAdhGxm5hXxSPvfpLDZrqHsCPxh1pgH/wWIE42LRK9Qd BBAHMv9AjUYRMnZhoXAssOuM0rmH2E1V/tXN4wBe516iOOyvMvH7waqfx63bUaKuZvfoH1A9s3C4 HcD1OhN4Ovk4uCpJVUye62tKurDfkdhPP7CNMXAImFWYOxoTZOxPzFns01VsPQeh4mN183lVlisp 1MVXQH1J9MThu8ZRJKORHAhMP4QtOhdHilTlMnB84JBoQX1JSFUd3htr82StE1Mjb1bLVU5gtKZN zhTG1O+3lsQR0m7kL/cYPW/DCA+uzWCDhvbb2Q5g7Isdi1t3liapkVaP6z22px1dJIvDyyzPi5a2 4+09Z7/+Dps/AAAA//8DAFBLAwQUAAYACAAAACEAZaOaHN4AAAAJAQAADwAAAGRycy9kb3ducmV2 LnhtbEyPwU7DMAyG70i8Q2QkLoglK1pZS9NpQuLAkW0SV68xbaFxqiZdy56eIA7jaPvT7+8vNrPt xIkG3zrWsFwoEMSVMy3XGg77l/s1CB+QDXaOScM3ediU11cF5sZN/EanXahFDGGfo4YmhD6X0lcN WfQL1xPH24cbLIY4DrU0A04x3HYyUSqVFluOHxrs6bmh6ms3Wg3kx9VSbTNbH17P0917cv6c+r3W tzfz9glEoDlcYPjVj+pQRqejG9l40WlIHx+yiGpIVimICGRrlYA4/i1kWcj/DcofAAAA//8DAFBL AQItABQABgAIAAAAIQC2gziS/gAAAOEBAAATAAAAAAAAAAAAAAAAAAAAAABbQ29udGVudF9UeXBl c10ueG1sUEsBAi0AFAAGAAgAAAAhADj9If/WAAAAlAEAAAsAAAAAAAAAAAAAAAAALwEAAF9yZWxz Ly5yZWxzUEsBAi0AFAAGAAgAAAAhAEWfaAG4AQAAVgMAAA4AAAAAAAAAAAAAAAAALgIAAGRycy9l Mm9Eb2MueG1sUEsBAi0AFAAGAAgAAAAhAGWjmhzeAAAACQEAAA8AAAAAAAAAAAAAAAAAEgQAAGRy cy9kb3ducmV2LnhtbFBLBQYAAAAABAAEAPMAAAAdBQAAAAA= "/>
             </w:pict>
@@ -2097,16 +2099,7 @@
             <w:sz w:val="22"/>
             <w:szCs w:val="22"/>
           </w:rPr>
-          <m:t>1.8175</m:t>
-        </m:r>
-        <m:r>
-          <w:rPr>
-            <w:rFonts w:ascii="Cambria Math" w:hAnsi="Cambria Math"/>
-            <w:color w:val="000000"/>
-            <w:sz w:val="22"/>
-            <w:szCs w:val="22"/>
-          </w:rPr>
-          <m:t>m</m:t>
+          <m:t>1.8175m</m:t>
         </m:r>
       </m:oMath>
       <w:r>
@@ -2151,6 +2144,7 @@
           <m:t>1.8175</m:t>
         </m:r>
       </m:oMath>
+      <w:proofErr w:type="gramStart"/>
       <w:r>
         <w:rPr>
           <w:rFonts w:ascii="Cambria Math" w:hAnsi="Cambria Math"/>
@@ -2163,7 +2157,15 @@
           <w:rFonts w:ascii="Cambria Math" w:hAnsi="Cambria Math"/>
           <w:iCs/>
         </w:rPr>
-        <w:t>(or 1.82m)</w:t>
+        <w:t>(</w:t>
+      </w:r>
+      <w:proofErr w:type="gramEnd"/>
+      <w:r>
+        <w:rPr>
+          <w:rFonts w:ascii="Cambria Math" w:hAnsi="Cambria Math"/>
+          <w:iCs/>
+        </w:rPr>
+        <w:t>or 1.82m)</w:t>
       </w:r>
       <w:r>
         <w:rPr>
@@ -2207,10 +2209,10 @@
           <w:szCs w:val="28"/>
         </w:rPr>
         <w:object w:dxaOrig="660" w:dyaOrig="440" w14:anchorId="507C3F78">
-          <v:shape id="_x0000_i1026" type="#_x0000_t75" style="width:33.65pt;height:22.8pt" o:ole="">
+          <v:shape id="_x0000_i1026" type="#_x0000_t75" style="width:33.7pt;height:23pt" o:ole="">
             <v:imagedata r:id="rId10" o:title=""/>
           </v:shape>
-          <o:OLEObject Type="Embed" ProgID="Equation.2" ShapeID="_x0000_i1026" DrawAspect="Content" ObjectID="_1849362524" r:id="rId11"/>
+          <o:OLEObject Type="Embed" ProgID="Equation.2" ShapeID="_x0000_i1026" DrawAspect="Content" ObjectID="_1849886393" r:id="rId11"/>
         </w:object>
       </w:r>
       <w:r>
@@ -2240,6 +2242,7 @@
       <w:r>
         <w:t xml:space="preserve"> = </w:t>
       </w:r>
+      <w:proofErr w:type="spellStart"/>
       <w:r>
         <w:rPr>
           <w:i/>
@@ -2253,6 +2256,7 @@
         </w:rPr>
         <w:t>th</w:t>
       </w:r>
+      <w:proofErr w:type="spellEnd"/>
       <w:r>
         <w:t xml:space="preserve"> experimental value</w:t>
       </w:r>
@@ -2382,11 +2386,6 @@
           <w:i/>
         </w:rPr>
         <w:tab/>
-      </w:r>
-      <w:r>
-        <w:rPr>
-          <w:i/>
-        </w:rPr>
         <w:t xml:space="preserve">                                   </w:t>
       </w:r>
       <w:r>
@@ -2403,15 +2402,7 @@
             <w:u w:val="single"/>
             <w:lang w:val=""/>
           </w:rPr>
-          <m:t>0.0025</m:t>
-        </m:r>
-        <m:r>
-          <w:rPr>
-            <w:rFonts w:ascii="Cambria Math" w:hAnsi="Cambria Math"/>
-            <w:u w:val="single"/>
-            <w:lang w:val=""/>
-          </w:rPr>
-          <m:t xml:space="preserve">            </m:t>
+          <m:t xml:space="preserve">0.0025            </m:t>
         </m:r>
       </m:oMath>
       <w:r>
@@ -2496,15 +2487,7 @@
             <w:u w:val="single"/>
             <w:lang w:val=""/>
           </w:rPr>
-          <m:t>0.0225</m:t>
-        </m:r>
-        <m:r>
-          <w:rPr>
-            <w:rFonts w:ascii="Cambria Math" w:hAnsi="Cambria Math"/>
-            <w:u w:val="single"/>
-            <w:lang w:val=""/>
-          </w:rPr>
-          <m:t xml:space="preserve">            </m:t>
+          <m:t xml:space="preserve">0.0225            </m:t>
         </m:r>
       </m:oMath>
       <w:r>
@@ -2537,66 +2520,6 @@
           <w:lang w:val=""/>
         </w:rPr>
         <w:t xml:space="preserve">        </w:t>
-      </w:r>
-      <m:oMath>
-        <m:r>
-          <w:rPr>
-            <w:rFonts w:ascii="Cambria Math" w:hAnsi="Cambria Math"/>
-            <w:u w:val="single"/>
-            <w:lang w:val=""/>
-          </w:rPr>
-          <m:t>0</m:t>
-        </m:r>
-        <m:r>
-          <w:rPr>
-            <w:rFonts w:ascii="Cambria Math" w:hAnsi="Cambria Math"/>
-            <w:u w:val="single"/>
-            <w:lang w:val=""/>
-          </w:rPr>
-          <m:t>.</m:t>
-        </m:r>
-        <m:r>
-          <w:rPr>
-            <w:rFonts w:ascii="Cambria Math" w:hAnsi="Cambria Math"/>
-            <w:u w:val="single"/>
-            <w:lang w:val=""/>
-          </w:rPr>
-          <m:t>0325</m:t>
-        </m:r>
-      </m:oMath>
-      <w:r>
-        <w:rPr>
-          <w:i/>
-          <w:u w:val="single"/>
-        </w:rPr>
-        <w:tab/>
-      </w:r>
-      <w:r>
-        <w:rPr>
-          <w:i/>
-          <w:u w:val="single"/>
-        </w:rPr>
-        <w:tab/>
-      </w:r>
-      <w:r>
-        <w:rPr>
-          <w:i/>
-        </w:rPr>
-        <w:tab/>
-      </w:r>
-      <w:r>
-        <w:rPr>
-          <w:i/>
-        </w:rPr>
-        <w:tab/>
-        <w:t xml:space="preserve">                                   </w:t>
-      </w:r>
-      <w:r>
-        <w:rPr>
-          <w:i/>
-          <w:u w:val="single"/>
-        </w:rPr>
-        <w:t xml:space="preserve">              </w:t>
       </w:r>
       <m:oMath>
         <m:r>
@@ -2607,45 +2530,40 @@
           </w:rPr>
           <m:t>0.0325</m:t>
         </m:r>
-        <m:r>
-          <w:rPr>
-            <w:rFonts w:ascii="Cambria Math" w:hAnsi="Cambria Math"/>
-            <w:u w:val="single"/>
-            <w:lang w:val=""/>
-          </w:rPr>
-          <m:t xml:space="preserve">            </m:t>
-        </m:r>
       </m:oMath>
       <w:r>
         <w:rPr>
           <w:i/>
-          <w:iCs/>
           <w:u w:val="single"/>
-          <w:lang w:val=""/>
-        </w:rPr>
-        <w:t xml:space="preserve">    </w:t>
-      </w:r>
-    </w:p>
-    <w:p>
-      <w:pPr>
-        <w:rPr>
+        </w:rPr>
+        <w:tab/>
+      </w:r>
+      <w:r>
+        <w:rPr>
+          <w:i/>
           <w:u w:val="single"/>
         </w:rPr>
-      </w:pPr>
-      <w:r>
-        <w:rPr>
-          <w:iCs/>
-          <w:lang w:val=""/>
-        </w:rPr>
-        <w:t xml:space="preserve">            </w:t>
-      </w:r>
-      <w:r>
-        <w:rPr>
-          <w:iCs/>
+        <w:tab/>
+      </w:r>
+      <w:r>
+        <w:rPr>
+          <w:i/>
+        </w:rPr>
+        <w:tab/>
+      </w:r>
+      <w:r>
+        <w:rPr>
+          <w:i/>
+        </w:rPr>
+        <w:tab/>
+        <w:t xml:space="preserve">                                   </w:t>
+      </w:r>
+      <w:r>
+        <w:rPr>
+          <w:i/>
           <w:u w:val="single"/>
-          <w:lang w:val=""/>
-        </w:rPr>
-        <w:t xml:space="preserve">        </w:t>
+        </w:rPr>
+        <w:t xml:space="preserve">              </w:t>
       </w:r>
       <m:oMath>
         <m:r>
@@ -2654,74 +2572,39 @@
             <w:u w:val="single"/>
             <w:lang w:val=""/>
           </w:rPr>
-          <m:t>0</m:t>
-        </m:r>
-        <m:r>
-          <w:rPr>
-            <w:rFonts w:ascii="Cambria Math" w:hAnsi="Cambria Math"/>
-            <w:u w:val="single"/>
-            <w:lang w:val=""/>
-          </w:rPr>
-          <m:t>.</m:t>
-        </m:r>
-        <m:r>
-          <w:rPr>
-            <w:rFonts w:ascii="Cambria Math" w:hAnsi="Cambria Math"/>
-            <w:u w:val="single"/>
-            <w:lang w:val=""/>
-          </w:rPr>
-          <m:t>05</m:t>
-        </m:r>
-        <m:r>
-          <w:rPr>
-            <w:rFonts w:ascii="Cambria Math" w:hAnsi="Cambria Math"/>
-            <w:u w:val="single"/>
-            <w:lang w:val=""/>
-          </w:rPr>
-          <m:t>7</m:t>
-        </m:r>
-        <m:r>
-          <w:rPr>
-            <w:rFonts w:ascii="Cambria Math" w:hAnsi="Cambria Math"/>
-            <w:u w:val="single"/>
-            <w:lang w:val=""/>
-          </w:rPr>
-          <m:t>5</m:t>
+          <m:t xml:space="preserve">0.0325            </m:t>
         </m:r>
       </m:oMath>
       <w:r>
         <w:rPr>
           <w:i/>
+          <w:iCs/>
           <w:u w:val="single"/>
-        </w:rPr>
-        <w:tab/>
-      </w:r>
-      <w:r>
-        <w:rPr>
-          <w:i/>
+          <w:lang w:val=""/>
+        </w:rPr>
+        <w:t xml:space="preserve">    </w:t>
+      </w:r>
+    </w:p>
+    <w:p>
+      <w:pPr>
+        <w:rPr>
           <w:u w:val="single"/>
         </w:rPr>
-        <w:tab/>
-      </w:r>
-      <w:r>
-        <w:rPr>
-          <w:i/>
-        </w:rPr>
-        <w:tab/>
-      </w:r>
-      <w:r>
-        <w:rPr>
-          <w:i/>
-        </w:rPr>
-        <w:tab/>
-        <w:t xml:space="preserve">                                   </w:t>
-      </w:r>
-      <w:r>
-        <w:rPr>
-          <w:i/>
+      </w:pPr>
+      <w:r>
+        <w:rPr>
+          <w:iCs/>
+          <w:lang w:val=""/>
+        </w:rPr>
+        <w:t xml:space="preserve">            </w:t>
+      </w:r>
+      <w:r>
+        <w:rPr>
+          <w:iCs/>
           <w:u w:val="single"/>
-        </w:rPr>
-        <w:t xml:space="preserve">              </w:t>
+          <w:lang w:val=""/>
+        </w:rPr>
+        <w:t xml:space="preserve">        </w:t>
       </w:r>
       <m:oMath>
         <m:r>
@@ -2732,13 +2615,49 @@
           </w:rPr>
           <m:t>0.0575</m:t>
         </m:r>
+      </m:oMath>
+      <w:r>
+        <w:rPr>
+          <w:i/>
+          <w:u w:val="single"/>
+        </w:rPr>
+        <w:tab/>
+      </w:r>
+      <w:r>
+        <w:rPr>
+          <w:i/>
+          <w:u w:val="single"/>
+        </w:rPr>
+        <w:tab/>
+      </w:r>
+      <w:r>
+        <w:rPr>
+          <w:i/>
+        </w:rPr>
+        <w:tab/>
+      </w:r>
+      <w:r>
+        <w:rPr>
+          <w:i/>
+        </w:rPr>
+        <w:tab/>
+        <w:t xml:space="preserve">                                   </w:t>
+      </w:r>
+      <w:r>
+        <w:rPr>
+          <w:i/>
+          <w:u w:val="single"/>
+        </w:rPr>
+        <w:t xml:space="preserve">              </w:t>
+      </w:r>
+      <m:oMath>
         <m:r>
           <w:rPr>
             <w:rFonts w:ascii="Cambria Math" w:hAnsi="Cambria Math"/>
             <w:u w:val="single"/>
             <w:lang w:val=""/>
           </w:rPr>
-          <m:t xml:space="preserve">            </m:t>
+          <m:t xml:space="preserve">0.0575            </m:t>
         </m:r>
       </m:oMath>
       <w:r>
@@ -2782,10 +2701,10 @@
           <w:position w:val="-26"/>
         </w:rPr>
         <w:object w:dxaOrig="6580" w:dyaOrig="760" w14:anchorId="499BC65F">
-          <v:shape id="_x0000_i1027" type="#_x0000_t75" style="width:328.9pt;height:37.8pt" o:ole="">
+          <v:shape id="_x0000_i1027" type="#_x0000_t75" style="width:329pt;height:37.9pt" o:ole="">
             <v:imagedata r:id="rId12" o:title=""/>
           </v:shape>
-          <o:OLEObject Type="Embed" ProgID="Equation.2" ShapeID="_x0000_i1027" DrawAspect="Content" ObjectID="_1849362525" r:id="rId13"/>
+          <o:OLEObject Type="Embed" ProgID="Equation.2" ShapeID="_x0000_i1027" DrawAspect="Content" ObjectID="_1849886394" r:id="rId13"/>
         </w:object>
       </w:r>
     </w:p>
@@ -2837,14 +2756,7 @@
                 <w:rFonts w:ascii="Cambria Math" w:hAnsi="Cambria Math"/>
                 <w:lang w:val=""/>
               </w:rPr>
-              <m:t xml:space="preserve"> </m:t>
-            </m:r>
-            <m:r>
-              <w:rPr>
-                <w:rFonts w:ascii="Cambria Math" w:hAnsi="Cambria Math"/>
-                <w:lang w:val=""/>
-              </w:rPr>
-              <m:t>x</m:t>
+              <m:t xml:space="preserve"> x</m:t>
             </m:r>
           </m:e>
         </m:acc>
@@ -2931,37 +2843,7 @@
                               <w:rFonts w:ascii="Cambria Math" w:hAnsi="Cambria Math"/>
                               <w:lang w:val=""/>
                             </w:rPr>
-                            <m:t>1.82</m:t>
-                          </m:r>
-                          <m:r>
-                            <m:rPr>
-                              <m:sty m:val="p"/>
-                            </m:rPr>
-                            <w:rPr>
-                              <w:rFonts w:ascii="Cambria Math" w:hAnsi="Cambria Math"/>
-                              <w:lang w:val=""/>
-                            </w:rPr>
-                            <m:t>m</m:t>
-                          </m:r>
-                          <m:r>
-                            <m:rPr>
-                              <m:sty m:val="p"/>
-                            </m:rPr>
-                            <w:rPr>
-                              <w:rFonts w:ascii="Cambria Math" w:hAnsi="Cambria Math"/>
-                              <w:lang w:val=""/>
-                            </w:rPr>
-                            <m:t>-1.82</m:t>
-                          </m:r>
-                          <m:r>
-                            <m:rPr>
-                              <m:sty m:val="p"/>
-                            </m:rPr>
-                            <w:rPr>
-                              <w:rFonts w:ascii="Cambria Math" w:hAnsi="Cambria Math"/>
-                              <w:lang w:val=""/>
-                            </w:rPr>
-                            <m:t>m</m:t>
+                            <m:t>1.82m-1.82m</m:t>
                           </m:r>
                         </m:e>
                       </m:d>
@@ -3017,37 +2899,7 @@
                               <w:rFonts w:ascii="Cambria Math" w:hAnsi="Cambria Math"/>
                               <w:lang w:val=""/>
                             </w:rPr>
-                            <m:t>1.84</m:t>
-                          </m:r>
-                          <m:r>
-                            <m:rPr>
-                              <m:sty m:val="p"/>
-                            </m:rPr>
-                            <w:rPr>
-                              <w:rFonts w:ascii="Cambria Math" w:hAnsi="Cambria Math"/>
-                              <w:lang w:val=""/>
-                            </w:rPr>
-                            <m:t>m</m:t>
-                          </m:r>
-                          <m:r>
-                            <m:rPr>
-                              <m:sty m:val="p"/>
-                            </m:rPr>
-                            <w:rPr>
-                              <w:rFonts w:ascii="Cambria Math" w:hAnsi="Cambria Math"/>
-                              <w:lang w:val=""/>
-                            </w:rPr>
-                            <m:t>-1.82</m:t>
-                          </m:r>
-                          <m:r>
-                            <m:rPr>
-                              <m:sty m:val="p"/>
-                            </m:rPr>
-                            <w:rPr>
-                              <w:rFonts w:ascii="Cambria Math" w:hAnsi="Cambria Math"/>
-                              <w:lang w:val=""/>
-                            </w:rPr>
-                            <m:t>m</m:t>
+                            <m:t>1.84m-1.82m</m:t>
                           </m:r>
                         </m:e>
                       </m:d>
@@ -3100,47 +2952,7 @@
                               <w:rFonts w:ascii="Cambria Math" w:hAnsi="Cambria Math"/>
                               <w:lang w:val=""/>
                             </w:rPr>
-                            <m:t>1.8</m:t>
-                          </m:r>
-                          <m:r>
-                            <m:rPr>
-                              <m:sty m:val="p"/>
-                            </m:rPr>
-                            <w:rPr>
-                              <w:rFonts w:ascii="Cambria Math" w:hAnsi="Cambria Math"/>
-                              <w:lang w:val=""/>
-                            </w:rPr>
-                            <m:t>5</m:t>
-                          </m:r>
-                          <m:r>
-                            <m:rPr>
-                              <m:sty m:val="p"/>
-                            </m:rPr>
-                            <w:rPr>
-                              <w:rFonts w:ascii="Cambria Math" w:hAnsi="Cambria Math"/>
-                              <w:lang w:val=""/>
-                            </w:rPr>
-                            <m:t>m</m:t>
-                          </m:r>
-                          <m:r>
-                            <m:rPr>
-                              <m:sty m:val="p"/>
-                            </m:rPr>
-                            <w:rPr>
-                              <w:rFonts w:ascii="Cambria Math" w:hAnsi="Cambria Math"/>
-                              <w:lang w:val=""/>
-                            </w:rPr>
-                            <m:t>-1.82</m:t>
-                          </m:r>
-                          <m:r>
-                            <m:rPr>
-                              <m:sty m:val="p"/>
-                            </m:rPr>
-                            <w:rPr>
-                              <w:rFonts w:ascii="Cambria Math" w:hAnsi="Cambria Math"/>
-                              <w:lang w:val=""/>
-                            </w:rPr>
-                            <m:t>m</m:t>
+                            <m:t>1.85m-1.82m</m:t>
                           </m:r>
                         </m:e>
                       </m:d>
@@ -3193,47 +3005,7 @@
                               <w:rFonts w:ascii="Cambria Math" w:hAnsi="Cambria Math"/>
                               <w:lang w:val=""/>
                             </w:rPr>
-                            <m:t>1.</m:t>
-                          </m:r>
-                          <m:r>
-                            <m:rPr>
-                              <m:sty m:val="p"/>
-                            </m:rPr>
-                            <w:rPr>
-                              <w:rFonts w:ascii="Cambria Math" w:hAnsi="Cambria Math"/>
-                              <w:lang w:val=""/>
-                            </w:rPr>
-                            <m:t>76</m:t>
-                          </m:r>
-                          <m:r>
-                            <m:rPr>
-                              <m:sty m:val="p"/>
-                            </m:rPr>
-                            <w:rPr>
-                              <w:rFonts w:ascii="Cambria Math" w:hAnsi="Cambria Math"/>
-                              <w:lang w:val=""/>
-                            </w:rPr>
-                            <m:t>m</m:t>
-                          </m:r>
-                          <m:r>
-                            <m:rPr>
-                              <m:sty m:val="p"/>
-                            </m:rPr>
-                            <w:rPr>
-                              <w:rFonts w:ascii="Cambria Math" w:hAnsi="Cambria Math"/>
-                              <w:lang w:val=""/>
-                            </w:rPr>
-                            <m:t>-1.82</m:t>
-                          </m:r>
-                          <m:r>
-                            <m:rPr>
-                              <m:sty m:val="p"/>
-                            </m:rPr>
-                            <w:rPr>
-                              <w:rFonts w:ascii="Cambria Math" w:hAnsi="Cambria Math"/>
-                              <w:lang w:val=""/>
-                            </w:rPr>
-                            <m:t>m</m:t>
+                            <m:t>1.76m-1.82m</m:t>
                           </m:r>
                         </m:e>
                       </m:d>
@@ -3382,21 +3154,7 @@
               <w:rFonts w:ascii="Cambria Math" w:hAnsi="Cambria Math"/>
               <w:lang w:val=""/>
             </w:rPr>
-            <m:t>=</m:t>
-          </m:r>
-          <m:r>
-            <w:rPr>
-              <w:rFonts w:ascii="Cambria Math" w:hAnsi="Cambria Math"/>
-              <w:lang w:val=""/>
-            </w:rPr>
-            <m:t xml:space="preserve"> </m:t>
-          </m:r>
-          <m:r>
-            <w:rPr>
-              <w:rFonts w:ascii="Cambria Math" w:hAnsi="Cambria Math"/>
-              <w:lang w:val=""/>
-            </w:rPr>
-            <m:t>0.0404 (m)</m:t>
+            <m:t>= 0.0404 (m)</m:t>
           </m:r>
         </m:oMath>
       </m:oMathPara>
@@ -3744,10 +3502,10 @@
           <w:szCs w:val="28"/>
         </w:rPr>
         <w:object w:dxaOrig="1780" w:dyaOrig="620" w14:anchorId="45840855">
-          <v:shape id="_x0000_i1028" type="#_x0000_t75" style="width:88.05pt;height:31.1pt" o:ole="">
+          <v:shape id="_x0000_i1028" type="#_x0000_t75" style="width:88.1pt;height:31pt" o:ole="">
             <v:imagedata r:id="rId14" o:title=""/>
           </v:shape>
-          <o:OLEObject Type="Embed" ProgID="Equation.2" ShapeID="_x0000_i1028" DrawAspect="Content" ObjectID="_1849362526" r:id="rId15"/>
+          <o:OLEObject Type="Embed" ProgID="Equation.2" ShapeID="_x0000_i1028" DrawAspect="Content" ObjectID="_1849886395" r:id="rId15"/>
         </w:object>
       </w:r>
       <w:r>
@@ -3917,6 +3675,13 @@
           <w:i/>
         </w:rPr>
       </w:pPr>
+    </w:p>
+    <w:p>
+      <w:pPr>
+        <w:rPr>
+          <w:i/>
+        </w:rPr>
+      </w:pPr>
       <w:r>
         <w:rPr>
           <w:noProof/>
@@ -3983,7 +3748,7 @@
               </wp:anchor>
             </w:drawing>
           </mc:Choice>
-          <mc:Fallback xmlns:w16sdtfl="http://schemas.microsoft.com/office/word/2024/wordml/sdtformatlock" xmlns:w16du="http://schemas.microsoft.com/office/word/2023/wordml/word16du">
+          <mc:Fallback xmlns:w16du="http://schemas.microsoft.com/office/word/2023/wordml/word16du" xmlns:w16sdtfl="http://schemas.microsoft.com/office/word/2024/wordml/sdtformatlock">
             <w:pict>
               <v:shape w14:anchorId="123B7BEE" id="Straight Arrow Connector 4" o:spid="_x0000_s1026" type="#_x0000_t32" style="position:absolute;margin-left:333pt;margin-top:12.6pt;width:162pt;height:0;z-index:251671552;visibility:visible;mso-wrap-style:square;mso-width-percent:0;mso-height-percent:0;mso-wrap-distance-left:9pt;mso-wrap-distance-top:0;mso-wrap-distance-right:9pt;mso-wrap-distance-bottom:0;mso-position-horizontal:absolute;mso-position-horizontal-relative:text;mso-position-vertical:absolute;mso-position-vertical-relative:text;mso-width-percent:0;mso-height-percent:0;mso-width-relative:page;mso-height-relative:page" o:gfxdata="UEsDBBQABgAIAAAAIQC2gziS/gAAAOEBAAATAAAAW0NvbnRlbnRfVHlwZXNdLnhtbJSRQU7DMBBF 90jcwfIWJU67QAgl6YK0S0CoHGBkTxKLZGx5TGhvj5O2G0SRWNoz/78nu9wcxkFMGNg6quQqL6RA 0s5Y6ir5vt9lD1JwBDIwOMJKHpHlpr69KfdHjyxSmriSfYz+USnWPY7AufNIadK6MEJMx9ApD/oD OlTrorhX2lFEilmcO2RdNtjC5xDF9pCuTyYBB5bi6bQ4syoJ3g9WQ0ymaiLzg5KdCXlKLjvcW893 SUOqXwnz5DrgnHtJTxOsQfEKIT7DmDSUCaxw7Rqn8787ZsmRM9e2VmPeBN4uqYvTtW7jvijg9N/y JsXecLq0q+WD6m8AAAD//wMAUEsDBBQABgAIAAAAIQA4/SH/1gAAAJQBAAALAAAAX3JlbHMvLnJl bHOkkMFqwzAMhu+DvYPRfXGawxijTi+j0GvpHsDYimMaW0Yy2fr2M4PBMnrbUb/Q94l/f/hMi1qR JVI2sOt6UJgd+ZiDgffL8ekFlFSbvV0oo4EbChzGx4f9GRdb25HMsYhqlCwG5lrLq9biZkxWOiqY 22YiTra2kYMu1l1tQD30/bPm3wwYN0x18gb45AdQl1tp5j/sFB2T0FQ7R0nTNEV3j6o9feQzro1i OWA14Fm+Q8a1a8+Bvu/d/dMb2JY5uiPbhG/ktn4cqGU/er3pcvwCAAD//wMAUEsDBBQABgAIAAAA IQAcuBvYuAEAAFYDAAAOAAAAZHJzL2Uyb0RvYy54bWysU01v2zAMvQ/YfxB0X+wEyz6MOD2k6y7d FqDdD2Ak2RYqiwKpxMm/n6QmabHdhvogUCL5+PhIr26OoxMHQ2zRt3I+q6UwXqG2vm/l78e7D1+k 4Aheg0NvWnkyLG/W79+tptCYBQ7otCGRQDw3U2jlEGNoqorVYEbgGQbjk7NDGiGmK/WVJpgS+uiq RV1/qiYkHQiVYU6vt89OuS74XWdU/NV1bKJwrUzcYjmpnLt8VusVND1BGKw604D/YDGC9anoFeoW Iog92X+gRqsIGbs4UzhW2HVWmdJD6mZe/9XNwwDBlF6SOByuMvHbwaqfh43fUqaujv4h3KN6YuFx M4DvTSHweAppcPMsVTUFbq4p+cJhS2I3/UCdYmAfsahw7GjMkKk/cSxin65im2MUKj0u6uXnj3Wa ibr4KmguiYE4fjc4imy0kiOB7Ye4Qe/TSJHmpQwc7jlmWtBcEnJVj3fWuTJZ58XUyq/LxbIkMDqr szOHMfW7jSNxgLwb5Ss9Js/rMMK91wVsMKC/ne0I1j3bqbjzZ2myGnn1uNmhPm3pIlkaXmF5XrS8 Ha/vJfvld1j/AQAA//8DAFBLAwQUAAYACAAAACEAqfwx7N0AAAAJAQAADwAAAGRycy9kb3ducmV2 LnhtbEyPwU7DMBBE70j9B2uRuCBqN1IjEuJUVSUOHGkrcXXjJQnE6yh2mtCvZxGH9rizo5k3xWZ2 nTjjEFpPGlZLBQKp8ralWsPx8Pr0DCJEQ9Z0nlDDDwbYlIu7wuTWT/SO532sBYdQyI2GJsY+lzJU DToTlr5H4t+nH5yJfA61tIOZONx1MlEqlc60xA2N6XHXYPW9H50GDON6pbaZq49vl+nxI7l8Tf1B 64f7efsCIuIcr2b4w2d0KJnp5EeyQXQa0jTlLVFDsk5AsCHLFAunf0GWhbxdUP4CAAD//wMAUEsB Ai0AFAAGAAgAAAAhALaDOJL+AAAA4QEAABMAAAAAAAAAAAAAAAAAAAAAAFtDb250ZW50X1R5cGVz XS54bWxQSwECLQAUAAYACAAAACEAOP0h/9YAAACUAQAACwAAAAAAAAAAAAAAAAAvAQAAX3JlbHMv LnJlbHNQSwECLQAUAAYACAAAACEAHLgb2LgBAABWAwAADgAAAAAAAAAAAAAAAAAuAgAAZHJzL2Uy b0RvYy54bWxQSwECLQAUAAYACAAAACEAqfwx7N0AAAAJAQAADwAAAAAAAAAAAAAAAAASBAAAZHJz L2Rvd25yZXYueG1sUEsFBgAAAAAEAAQA8wAAABwFAAAAAA== "/>
             </w:pict>
@@ -4056,7 +3821,7 @@
               </wp:anchor>
             </w:drawing>
           </mc:Choice>
-          <mc:Fallback xmlns:w16sdtfl="http://schemas.microsoft.com/office/word/2024/wordml/sdtformatlock" xmlns:w16du="http://schemas.microsoft.com/office/word/2023/wordml/word16du">
+          <mc:Fallback xmlns:w16du="http://schemas.microsoft.com/office/word/2023/wordml/word16du" xmlns:w16sdtfl="http://schemas.microsoft.com/office/word/2024/wordml/sdtformatlock">
             <w:pict>
               <v:shape w14:anchorId="7FD5D5AC" id="Straight Arrow Connector 3" o:spid="_x0000_s1026" type="#_x0000_t32" style="position:absolute;margin-left:90pt;margin-top:12.6pt;width:162pt;height:0;z-index:251670528;visibility:visible;mso-wrap-style:square;mso-width-percent:0;mso-height-percent:0;mso-wrap-distance-left:9pt;mso-wrap-distance-top:0;mso-wrap-distance-right:9pt;mso-wrap-distance-bottom:0;mso-position-horizontal:absolute;mso-position-horizontal-relative:text;mso-position-vertical:absolute;mso-position-vertical-relative:text;mso-width-percent:0;mso-height-percent:0;mso-width-relative:page;mso-height-relative:page" o:gfxdata="UEsDBBQABgAIAAAAIQC2gziS/gAAAOEBAAATAAAAW0NvbnRlbnRfVHlwZXNdLnhtbJSRQU7DMBBF 90jcwfIWJU67QAgl6YK0S0CoHGBkTxKLZGx5TGhvj5O2G0SRWNoz/78nu9wcxkFMGNg6quQqL6RA 0s5Y6ir5vt9lD1JwBDIwOMJKHpHlpr69KfdHjyxSmriSfYz+USnWPY7AufNIadK6MEJMx9ApD/oD OlTrorhX2lFEilmcO2RdNtjC5xDF9pCuTyYBB5bi6bQ4syoJ3g9WQ0ymaiLzg5KdCXlKLjvcW893 SUOqXwnz5DrgnHtJTxOsQfEKIT7DmDSUCaxw7Rqn8787ZsmRM9e2VmPeBN4uqYvTtW7jvijg9N/y JsXecLq0q+WD6m8AAAD//wMAUEsDBBQABgAIAAAAIQA4/SH/1gAAAJQBAAALAAAAX3JlbHMvLnJl bHOkkMFqwzAMhu+DvYPRfXGawxijTi+j0GvpHsDYimMaW0Yy2fr2M4PBMnrbUb/Q94l/f/hMi1qR JVI2sOt6UJgd+ZiDgffL8ekFlFSbvV0oo4EbChzGx4f9GRdb25HMsYhqlCwG5lrLq9biZkxWOiqY 22YiTra2kYMu1l1tQD30/bPm3wwYN0x18gb45AdQl1tp5j/sFB2T0FQ7R0nTNEV3j6o9feQzro1i OWA14Fm+Q8a1a8+Bvu/d/dMb2JY5uiPbhG/ktn4cqGU/er3pcvwCAAD//wMAUEsDBBQABgAIAAAA IQAcuBvYuAEAAFYDAAAOAAAAZHJzL2Uyb0RvYy54bWysU01v2zAMvQ/YfxB0X+wEyz6MOD2k6y7d FqDdD2Ak2RYqiwKpxMm/n6QmabHdhvogUCL5+PhIr26OoxMHQ2zRt3I+q6UwXqG2vm/l78e7D1+k 4Aheg0NvWnkyLG/W79+tptCYBQ7otCGRQDw3U2jlEGNoqorVYEbgGQbjk7NDGiGmK/WVJpgS+uiq RV1/qiYkHQiVYU6vt89OuS74XWdU/NV1bKJwrUzcYjmpnLt8VusVND1BGKw604D/YDGC9anoFeoW Iog92X+gRqsIGbs4UzhW2HVWmdJD6mZe/9XNwwDBlF6SOByuMvHbwaqfh43fUqaujv4h3KN6YuFx M4DvTSHweAppcPMsVTUFbq4p+cJhS2I3/UCdYmAfsahw7GjMkKk/cSxin65im2MUKj0u6uXnj3Wa ibr4KmguiYE4fjc4imy0kiOB7Ye4Qe/TSJHmpQwc7jlmWtBcEnJVj3fWuTJZ58XUyq/LxbIkMDqr szOHMfW7jSNxgLwb5Ss9Js/rMMK91wVsMKC/ne0I1j3bqbjzZ2myGnn1uNmhPm3pIlkaXmF5XrS8 Ha/vJfvld1j/AQAA//8DAFBLAwQUAAYACAAAACEAG8Iqx9wAAAAJAQAADwAAAGRycy9kb3ducmV2 LnhtbEyPwU7DMBBE70j9B2uRuCBqNyKopHGqqhIHjrSVuLrxkqTE6yh2mtCvZ1EP5Tizo9k3+Xpy rThjHxpPGhZzBQKp9LahSsNh//a0BBGiIWtaT6jhBwOsi9ldbjLrR/rA8y5WgksoZEZDHWOXSRnK Gp0Jc98h8e3L985Eln0lbW9GLnetTJR6kc40xB9q0+G2xvJ7NzgNGIZ0oTavrjq8X8bHz+RyGru9 1g/302YFIuIUb2H4w2d0KJjp6AeyQbSsl4q3RA1JmoDgQKqe2TheDVnk8v+C4hcAAP//AwBQSwEC LQAUAAYACAAAACEAtoM4kv4AAADhAQAAEwAAAAAAAAAAAAAAAAAAAAAAW0NvbnRlbnRfVHlwZXNd LnhtbFBLAQItABQABgAIAAAAIQA4/SH/1gAAAJQBAAALAAAAAAAAAAAAAAAAAC8BAABfcmVscy8u cmVsc1BLAQItABQABgAIAAAAIQAcuBvYuAEAAFYDAAAOAAAAAAAAAAAAAAAAAC4CAABkcnMvZTJv RG9jLnhtbFBLAQItABQABgAIAAAAIQAbwirH3AAAAAkBAAAPAAAAAAAAAAAAAAAAABIEAABkcnMv ZG93bnJldi54bWxQSwUGAAAAAAQABADzAAAAGwUAAAAA "/>
             </w:pict>
@@ -4081,14 +3846,7 @@
             <w:rFonts w:ascii="Cambria Math" w:hAnsi="Cambria Math"/>
             <w:lang w:val=""/>
           </w:rPr>
-          <m:t>2.21</m:t>
-        </m:r>
-        <m:r>
-          <w:rPr>
-            <w:rFonts w:ascii="Cambria Math" w:hAnsi="Cambria Math"/>
-            <w:lang w:val=""/>
-          </w:rPr>
-          <m:t>79</m:t>
+          <m:t>2.2179</m:t>
         </m:r>
       </m:oMath>
       <w:r>
@@ -4831,6 +4589,7 @@
   <w:style w:type="character" w:default="1" w:styleId="DefaultParagraphFont">
     <w:name w:val="Default Paragraph Font"/>
     <w:uiPriority w:val="1"/>
+    <w:semiHidden/>
     <w:unhideWhenUsed/>
   </w:style>
   <w:style w:type="table" w:default="1" w:styleId="TableNormal">
